--- a/template_female.docx
+++ b/template_female.docx
@@ -646,6 +646,48 @@
         <w:rPr>
           <w:rFonts w:asciiTheme="minorBidi" w:eastAsia="Times New Roman" w:hAnsiTheme="minorBidi" w:cstheme="minorBidi"/>
         </w:rPr>
+        <w:t>Child and Adolescent Memory Profile (ChAMP)</w:t>
+      </w:r>
+    </w:p>
+    <w:p>
+      <w:pPr>
+        <w:pStyle w:val="Default"/>
+        <w:rPr>
+          <w:rFonts w:asciiTheme="minorBidi" w:eastAsia="Times New Roman" w:hAnsiTheme="minorBidi" w:cstheme="minorBidi"/>
+        </w:rPr>
+      </w:pPr>
+      <w:r>
+        <w:rPr>
+          <w:rFonts w:asciiTheme="minorBidi" w:eastAsia="Times New Roman" w:hAnsiTheme="minorBidi" w:cstheme="minorBidi"/>
+        </w:rPr>
+        <w:t>Comprehensive Behavior Rating Scales (CBRS) – Parent and Teacher Forms</w:t>
+      </w:r>
+    </w:p>
+    <w:p>
+      <w:pPr>
+        <w:pStyle w:val="Default"/>
+        <w:rPr>
+          <w:rFonts w:asciiTheme="minorBidi" w:eastAsia="Times New Roman" w:hAnsiTheme="minorBidi" w:cstheme="minorBidi"/>
+        </w:rPr>
+      </w:pPr>
+      <w:r>
+        <w:rPr>
+          <w:rFonts w:asciiTheme="minorBidi" w:eastAsia="Times New Roman" w:hAnsiTheme="minorBidi" w:cstheme="minorBidi"/>
+        </w:rPr>
+        <w:t>Comprehensive Executive Functioning Inventory (CEFI) – Parent and Teacher Forms</w:t>
+      </w:r>
+    </w:p>
+    <w:p>
+      <w:pPr>
+        <w:pStyle w:val="Default"/>
+        <w:rPr>
+          <w:rFonts w:asciiTheme="minorBidi" w:eastAsia="Times New Roman" w:hAnsiTheme="minorBidi" w:cstheme="minorBidi"/>
+        </w:rPr>
+      </w:pPr>
+      <w:r>
+        <w:rPr>
+          <w:rFonts w:asciiTheme="minorBidi" w:eastAsia="Times New Roman" w:hAnsiTheme="minorBidi" w:cstheme="minorBidi"/>
+        </w:rPr>
         <w:t>Continuous Performance Task, 3</w:t>
       </w:r>
       <w:r>
@@ -660,48 +702,6 @@
           <w:rFonts w:asciiTheme="minorBidi" w:eastAsia="Times New Roman" w:hAnsiTheme="minorBidi" w:cstheme="minorBidi"/>
         </w:rPr>
         <w:t xml:space="preserve"> Edition (CPT-3)</w:t>
-      </w:r>
-    </w:p>
-    <w:p>
-      <w:pPr>
-        <w:pStyle w:val="Default"/>
-        <w:rPr>
-          <w:rFonts w:asciiTheme="minorBidi" w:eastAsia="Times New Roman" w:hAnsiTheme="minorBidi" w:cstheme="minorBidi"/>
-        </w:rPr>
-      </w:pPr>
-      <w:r>
-        <w:rPr>
-          <w:rFonts w:asciiTheme="minorBidi" w:eastAsia="Times New Roman" w:hAnsiTheme="minorBidi" w:cstheme="minorBidi"/>
-        </w:rPr>
-        <w:t>Comprehensive Behavior Rating Scales (CBRS) – Parent and Teacher Forms</w:t>
-      </w:r>
-    </w:p>
-    <w:p>
-      <w:pPr>
-        <w:pStyle w:val="Default"/>
-        <w:rPr>
-          <w:rFonts w:asciiTheme="minorBidi" w:eastAsia="Times New Roman" w:hAnsiTheme="minorBidi" w:cstheme="minorBidi"/>
-        </w:rPr>
-      </w:pPr>
-      <w:r>
-        <w:rPr>
-          <w:rFonts w:asciiTheme="minorBidi" w:eastAsia="Times New Roman" w:hAnsiTheme="minorBidi" w:cstheme="minorBidi"/>
-        </w:rPr>
-        <w:t>Comprehensive Executive Functioning Inventory (CEFI) – Parent and Teacher Forms</w:t>
-      </w:r>
-    </w:p>
-    <w:p>
-      <w:pPr>
-        <w:pStyle w:val="Default"/>
-        <w:rPr>
-          <w:rFonts w:asciiTheme="minorBidi" w:eastAsia="Times New Roman" w:hAnsiTheme="minorBidi" w:cstheme="minorBidi"/>
-        </w:rPr>
-      </w:pPr>
-      <w:r>
-        <w:rPr>
-          <w:rFonts w:asciiTheme="minorBidi" w:eastAsia="Times New Roman" w:hAnsiTheme="minorBidi" w:cstheme="minorBidi"/>
-        </w:rPr>
-        <w:t>Child and Adolescent Memory Profile (ChAMP)</w:t>
       </w:r>
     </w:p>
     <w:p>
@@ -5971,7 +5971,13 @@
         <w:rPr>
           <w:rFonts w:ascii="Arial" w:eastAsia="Times New Roman" w:hAnsi="Arial" w:cs="Arial"/>
         </w:rPr>
-        <w:t xml:space="preserve">The difference between the scores that comprise the VCI is not significant and considered common in the general population. However, this domain was not cohesively developed. This means that the VCI is likely a good summary of Verbal Comprehension. However, individual subtests should be considered when evaluating results. </w:t>
+        <w:t>The difference between the scores that comprise the VCI is not significant and considered common in the general population. This means that the VCI is likely a good summary of Verbal Comprehension</w:t>
+      </w:r>
+      <w:r>
+        <w:rPr>
+          <w:rFonts w:ascii="Arial" w:eastAsia="Times New Roman" w:hAnsi="Arial" w:cs="Arial"/>
+        </w:rPr>
+        <w:t>.</w:t>
       </w:r>
     </w:p>
     <w:p>
@@ -6104,6 +6110,7 @@
         <w:rPr>
           <w:rFonts w:ascii="Arial" w:eastAsia="Times New Roman" w:hAnsi="Arial" w:cs="Arial"/>
         </w:rPr>
+        <w:lastRenderedPageBreak/>
         <w:t>The VSI provides an estimate of Visual Processing (Gv). Gv refers to an individual’s ability to generate visual images and perceive and analyze visual patterns and visual information. The VSI provides an estimate of Visual Processing (Gv). This index measures one’s ability to evaluate visual details and to understand visual spatial relationships to construct geometric designs from a model, which requires visual spatial reasoning, integration and synthesis of part-whole relationships, attentiveness to visual detail, and visual-motor integration. This index is comprised of two subtests, both of which are primary subtests.</w:t>
       </w:r>
     </w:p>
@@ -6565,14 +6572,14 @@
         <w:rPr>
           <w:rFonts w:ascii="Arial" w:eastAsia="Times New Roman" w:hAnsi="Arial" w:cs="Arial"/>
         </w:rPr>
-        <w:t xml:space="preserve"> is a primary subtest and has an individual view an incomplete matrix or series and selects the response option from five possibilities that completes the matrix or series. </w:t>
+        <w:t xml:space="preserve"> is a primary subtest and has an individual view an incomplete matrix or series and selects the response option from five possibilities that completes the matrix or series. It requires the individual to use visual-spatial information to identify the underlying conceptual </w:t>
       </w:r>
       <w:r>
         <w:rPr>
           <w:rFonts w:ascii="Arial" w:eastAsia="Times New Roman" w:hAnsi="Arial" w:cs="Arial"/>
         </w:rPr>
         <w:lastRenderedPageBreak/>
-        <w:t xml:space="preserve">It requires the individual to use visual-spatial information to identify the underlying conceptual rule that links all the stimuli and then apply the underlying concept to select the correct response. It measures fluid intelligence, broad visual intelligence, classification and spatial ability, knowledge of part-whole relationships, and simultaneous processing. </w:t>
+        <w:t xml:space="preserve">rule that links all the stimuli and then apply the underlying concept to select the correct response. It measures fluid intelligence, broad visual intelligence, classification and spatial ability, knowledge of part-whole relationships, and simultaneous processing. </w:t>
       </w:r>
       <w:r>
         <w:rPr>
@@ -7029,14 +7036,14 @@
         <w:rPr>
           <w:rFonts w:ascii="Arial" w:eastAsia="Times New Roman" w:hAnsi="Arial" w:cs="Arial"/>
         </w:rPr>
-        <w:t xml:space="preserve">The WMI provides an estimate of Short-term Working Memory (Gsm). Gsm refers to the ability to hold information in immediate awareness and then manipulate or transform it in some way within a few seconds. This index measures one’s ability to register, maintain (i.e., the process by which information is kept active in conscious awareness), and manipulate (i.e., the mental resequencing of information based on the application of a specific rule) visual and auditory </w:t>
+        <w:t xml:space="preserve">The WMI provides an estimate of Short-term Working Memory (Gsm). Gsm refers to the ability to hold information in immediate awareness and then manipulate or transform it in some way within a few seconds. This index measures one’s ability to register, maintain (i.e., the process by which information is kept active in conscious awareness), and manipulate (i.e., the mental resequencing of information based on the application of a specific rule) visual and auditory information in conscious awareness, which requires attention, auditory and visual discrimination, </w:t>
       </w:r>
       <w:r>
         <w:rPr>
           <w:rFonts w:ascii="Arial" w:eastAsia="Times New Roman" w:hAnsi="Arial" w:cs="Arial"/>
         </w:rPr>
         <w:lastRenderedPageBreak/>
-        <w:t>information in conscious awareness, which requires attention, auditory and visual discrimination, and concentration. This index is comprised of three subtests, two of which are primary subtests and one of which is secondary.</w:t>
+        <w:t>and concentration. This index is comprised of three subtests, two of which are primary subtests and one of which is secondary.</w:t>
       </w:r>
     </w:p>
     <w:p>
@@ -7406,21 +7413,19 @@
         <w:rPr>
           <w:rFonts w:ascii="Arial" w:eastAsia="Times New Roman" w:hAnsi="Arial" w:cs="Arial"/>
         </w:rPr>
-        <w:t xml:space="preserve">% of same age peers from the general population. The difference between the WMI and the average of all five primary index scores is significant and considered uncommon in the general population. This indicates that Working Memory is an area of </w:t>
-      </w:r>
-      <w:r>
-        <w:rPr>
-          <w:rFonts w:ascii="Arial" w:eastAsia="Times New Roman" w:hAnsi="Arial" w:cs="Arial"/>
-          <w:b/>
-          <w:bCs/>
-        </w:rPr>
-        <w:t>weakness</w:t>
-      </w:r>
-      <w:r>
-        <w:rPr>
-          <w:rFonts w:ascii="Arial" w:eastAsia="Times New Roman" w:hAnsi="Arial" w:cs="Arial"/>
-        </w:rPr>
-        <w:t xml:space="preserve"> for </w:t>
+        <w:t>% of same age peers from the general population. The difference between the WMI and the average of all five primary index scores is significant and considered uncommon in the general population</w:t>
+      </w:r>
+      <w:r>
+        <w:rPr>
+          <w:rFonts w:ascii="Arial" w:eastAsia="Times New Roman" w:hAnsi="Arial" w:cs="Arial"/>
+        </w:rPr>
+        <w:t xml:space="preserve">. </w:t>
+      </w:r>
+      <w:r>
+        <w:rPr>
+          <w:rFonts w:ascii="Arial" w:eastAsia="Times New Roman" w:hAnsi="Arial" w:cs="Arial"/>
+        </w:rPr>
+        <w:t xml:space="preserve">Overall, one or more of </w:t>
       </w:r>
       <w:r>
         <w:rPr>
@@ -7432,7 +7437,7 @@
         <w:rPr>
           <w:rFonts w:ascii="Arial" w:eastAsia="Times New Roman" w:hAnsi="Arial" w:cs="Arial"/>
         </w:rPr>
-        <w:t>.</w:t>
+        <w:t>’s Visual Spatial abilities may facilitate learning, particularly the abilities that are at least average.</w:t>
       </w:r>
     </w:p>
     <w:p>
@@ -7748,6 +7753,24 @@
           <w:rFonts w:ascii="Arial" w:eastAsia="Times New Roman" w:hAnsi="Arial" w:cs="Arial"/>
         </w:rPr>
         <w:t xml:space="preserve">% of same age peers from the general population. The difference between the PSI and the average of all five primary index scores is not significant and common in the general population. </w:t>
+      </w:r>
+      <w:r>
+        <w:rPr>
+          <w:rFonts w:ascii="Arial" w:eastAsia="Times New Roman" w:hAnsi="Arial" w:cs="Arial"/>
+        </w:rPr>
+        <w:t xml:space="preserve">Overall, one or more of </w:t>
+      </w:r>
+      <w:r>
+        <w:rPr>
+          <w:rFonts w:ascii="Arial" w:eastAsia="Times New Roman" w:hAnsi="Arial" w:cs="Arial"/>
+        </w:rPr>
+        <w:t>Jane</w:t>
+      </w:r>
+      <w:r>
+        <w:rPr>
+          <w:rFonts w:ascii="Arial" w:eastAsia="Times New Roman" w:hAnsi="Arial" w:cs="Arial"/>
+        </w:rPr>
+        <w:t>’s Visual Spatial abilities may facilitate learning, particularly the abilities that are at least average.</w:t>
       </w:r>
     </w:p>
     <w:p>
@@ -8458,6 +8481,7 @@
                 <w:szCs w:val="20"/>
                 <w:lang w:val="en-GB"/>
               </w:rPr>
+              <w:lastRenderedPageBreak/>
               <w:t>Nonverbal (NVI)</w:t>
             </w:r>
           </w:p>
@@ -8602,7 +8626,6 @@
                 <w:szCs w:val="20"/>
                 <w:lang w:val="en-GB"/>
               </w:rPr>
-              <w:lastRenderedPageBreak/>
               <w:t>General Ability (GAI)</w:t>
             </w:r>
           </w:p>
@@ -9341,7 +9364,14 @@
         <w:rPr>
           <w:rFonts w:ascii="Arial" w:eastAsia="Times New Roman" w:hAnsi="Arial" w:cs="Arial"/>
         </w:rPr>
-        <w:t>{{AWMI Percentile</w:t>
+        <w:t xml:space="preserve">{{AWMI </w:t>
+      </w:r>
+      <w:r>
+        <w:rPr>
+          <w:rFonts w:ascii="Arial" w:eastAsia="Times New Roman" w:hAnsi="Arial" w:cs="Arial"/>
+        </w:rPr>
+        <w:lastRenderedPageBreak/>
+        <w:t>Percentile</w:t>
       </w:r>
       <w:r>
         <w:rPr>
@@ -9527,6 +9557,12 @@
         <w:rPr>
           <w:rFonts w:ascii="Arial" w:eastAsia="Times New Roman" w:hAnsi="Arial" w:cs="Arial"/>
         </w:rPr>
+        <w:t xml:space="preserve"> </w:t>
+      </w:r>
+      <w:r>
+        <w:rPr>
+          <w:rFonts w:ascii="Arial" w:eastAsia="Times New Roman" w:hAnsi="Arial" w:cs="Arial"/>
+        </w:rPr>
         <w:t xml:space="preserve">percentile. While </w:t>
       </w:r>
       <w:r>
@@ -9815,7 +9851,13 @@
         <w:rPr>
           <w:rFonts w:ascii="Arial" w:eastAsia="Times New Roman" w:hAnsi="Arial" w:cs="Arial"/>
         </w:rPr>
-        <w:t xml:space="preserve">significant </w:t>
+        <w:t>significant</w:t>
+      </w:r>
+      <w:r>
+        <w:rPr>
+          <w:rFonts w:ascii="Arial" w:eastAsia="Times New Roman" w:hAnsi="Arial" w:cs="Arial"/>
+        </w:rPr>
+        <w:t>.</w:t>
       </w:r>
     </w:p>
     <w:p>
@@ -9917,20 +9959,14 @@
         <w:rPr>
           <w:rFonts w:ascii="Arial" w:eastAsia="Times New Roman" w:hAnsi="Arial" w:cs="Arial"/>
         </w:rPr>
+        <w:lastRenderedPageBreak/>
         <w:t>Jane</w:t>
       </w:r>
       <w:r>
         <w:rPr>
           <w:rFonts w:ascii="Arial" w:eastAsia="Times New Roman" w:hAnsi="Arial" w:cs="Arial"/>
         </w:rPr>
-        <w:t xml:space="preserve">’s cognitive information processing efficiency. Quick processing speed facilitates </w:t>
-      </w:r>
-      <w:r>
-        <w:rPr>
-          <w:rFonts w:ascii="Arial" w:eastAsia="Times New Roman" w:hAnsi="Arial" w:cs="Arial"/>
-        </w:rPr>
-        <w:lastRenderedPageBreak/>
-        <w:t>information processing before decay from working memory occurs.</w:t>
+        <w:t>’s cognitive information processing efficiency. Quick processing speed facilitates information processing before decay from working memory occurs.</w:t>
       </w:r>
     </w:p>
     <w:p>
@@ -11167,6 +11203,49 @@
                 <w:szCs w:val="20"/>
                 <w:lang w:val="en-US"/>
               </w:rPr>
+              <w:t xml:space="preserve">{{Oral Reading </w:t>
+            </w:r>
+            <w:r>
+              <w:rPr>
+                <w:rFonts w:ascii="Arial" w:eastAsia="Times New Roman" w:hAnsi="Arial" w:cs="Arial"/>
+                <w:bCs/>
+                <w:sz w:val="20"/>
+                <w:szCs w:val="20"/>
+                <w:lang w:val="en-US"/>
+              </w:rPr>
+              <w:lastRenderedPageBreak/>
+              <w:t>Fluency Percentile}}</w:t>
+            </w:r>
+          </w:p>
+        </w:tc>
+        <w:tc>
+          <w:tcPr>
+            <w:tcW w:w="2325" w:type="dxa"/>
+          </w:tcPr>
+          <w:p>
+            <w:pPr>
+              <w:pStyle w:val="Default"/>
+              <w:tabs>
+                <w:tab w:val="left" w:pos="4536"/>
+              </w:tabs>
+              <w:jc w:val="both"/>
+              <w:rPr>
+                <w:rFonts w:ascii="Arial" w:eastAsia="Times New Roman" w:hAnsi="Arial" w:cs="Arial"/>
+                <w:bCs/>
+                <w:sz w:val="20"/>
+                <w:szCs w:val="20"/>
+                <w:lang w:val="en-US"/>
+              </w:rPr>
+            </w:pPr>
+            <w:r>
+              <w:rPr>
+                <w:rFonts w:ascii="Arial" w:eastAsia="Times New Roman" w:hAnsi="Arial" w:cs="Arial"/>
+                <w:bCs/>
+                <w:sz w:val="20"/>
+                <w:szCs w:val="20"/>
+                <w:lang w:val="en-US"/>
+              </w:rPr>
+              <w:lastRenderedPageBreak/>
               <w:t xml:space="preserve">{{Oral Reading Fluency </w:t>
             </w:r>
             <w:r>
@@ -11178,39 +11257,7 @@
                 <w:lang w:val="en-US"/>
               </w:rPr>
               <w:lastRenderedPageBreak/>
-              <w:t>Percentile}}</w:t>
-            </w:r>
-          </w:p>
-        </w:tc>
-        <w:tc>
-          <w:tcPr>
-            <w:tcW w:w="2325" w:type="dxa"/>
-          </w:tcPr>
-          <w:p>
-            <w:pPr>
-              <w:pStyle w:val="Default"/>
-              <w:tabs>
-                <w:tab w:val="left" w:pos="4536"/>
-              </w:tabs>
-              <w:jc w:val="both"/>
-              <w:rPr>
-                <w:rFonts w:ascii="Arial" w:eastAsia="Times New Roman" w:hAnsi="Arial" w:cs="Arial"/>
-                <w:bCs/>
-                <w:sz w:val="20"/>
-                <w:szCs w:val="20"/>
-                <w:lang w:val="en-US"/>
-              </w:rPr>
-            </w:pPr>
-            <w:r>
-              <w:rPr>
-                <w:rFonts w:ascii="Arial" w:eastAsia="Times New Roman" w:hAnsi="Arial" w:cs="Arial"/>
-                <w:bCs/>
-                <w:sz w:val="20"/>
-                <w:szCs w:val="20"/>
-                <w:lang w:val="en-US"/>
-              </w:rPr>
-              <w:lastRenderedPageBreak/>
-              <w:t>{{Oral Reading Fluency Classification}}</w:t>
+              <w:t>Classification}}</w:t>
             </w:r>
           </w:p>
         </w:tc>
@@ -11243,6 +11290,7 @@
                 <w:szCs w:val="20"/>
                 <w:lang w:val="en-US"/>
               </w:rPr>
+              <w:lastRenderedPageBreak/>
               <w:t>Phonemic Proficiency</w:t>
             </w:r>
           </w:p>
@@ -12810,9 +12858,8 @@
                 <w:szCs w:val="20"/>
                 <w:lang w:val="en-US"/>
               </w:rPr>
-              <w:t xml:space="preserve">Math </w:t>
-            </w:r>
-            <w:proofErr w:type="spellStart"/>
+              <w:t>Math FluencyAddition</w:t>
+            </w:r>
             <w:r>
               <w:rPr>
                 <w:rFonts w:ascii="Arial" w:eastAsia="Times New Roman" w:hAnsi="Arial" w:cs="Arial"/>
@@ -12821,10 +12868,21 @@
                 <w:szCs w:val="20"/>
                 <w:lang w:val="en-US"/>
               </w:rPr>
-              <w:t>FluencyAddition</w:t>
-            </w:r>
-            <w:proofErr w:type="spellEnd"/>
-            <w:r>
+              <w:t xml:space="preserve"> Percentile}}</w:t>
+            </w:r>
+          </w:p>
+        </w:tc>
+        <w:tc>
+          <w:tcPr>
+            <w:tcW w:w="2466" w:type="dxa"/>
+          </w:tcPr>
+          <w:p>
+            <w:pPr>
+              <w:pStyle w:val="Default"/>
+              <w:tabs>
+                <w:tab w:val="left" w:pos="4536"/>
+              </w:tabs>
+              <w:jc w:val="both"/>
               <w:rPr>
                 <w:rFonts w:ascii="Arial" w:eastAsia="Times New Roman" w:hAnsi="Arial" w:cs="Arial"/>
                 <w:bCs/>
@@ -12832,21 +12890,8 @@
                 <w:szCs w:val="20"/>
                 <w:lang w:val="en-US"/>
               </w:rPr>
-              <w:t xml:space="preserve"> Percentile}}</w:t>
-            </w:r>
-          </w:p>
-        </w:tc>
-        <w:tc>
-          <w:tcPr>
-            <w:tcW w:w="2466" w:type="dxa"/>
-          </w:tcPr>
-          <w:p>
-            <w:pPr>
-              <w:pStyle w:val="Default"/>
-              <w:tabs>
-                <w:tab w:val="left" w:pos="4536"/>
-              </w:tabs>
-              <w:jc w:val="both"/>
+            </w:pPr>
+            <w:r>
               <w:rPr>
                 <w:rFonts w:ascii="Arial" w:eastAsia="Times New Roman" w:hAnsi="Arial" w:cs="Arial"/>
                 <w:bCs/>
@@ -12854,7 +12899,8 @@
                 <w:szCs w:val="20"/>
                 <w:lang w:val="en-US"/>
               </w:rPr>
-            </w:pPr>
+              <w:t>{{</w:t>
+            </w:r>
             <w:r>
               <w:rPr>
                 <w:rFonts w:ascii="Arial" w:eastAsia="Times New Roman" w:hAnsi="Arial" w:cs="Arial"/>
@@ -12863,30 +12909,8 @@
                 <w:szCs w:val="20"/>
                 <w:lang w:val="en-US"/>
               </w:rPr>
-              <w:t>{{</w:t>
-            </w:r>
-            <w:r>
-              <w:rPr>
-                <w:rFonts w:ascii="Arial" w:eastAsia="Times New Roman" w:hAnsi="Arial" w:cs="Arial"/>
-                <w:bCs/>
-                <w:sz w:val="20"/>
-                <w:szCs w:val="20"/>
-                <w:lang w:val="en-US"/>
-              </w:rPr>
-              <w:t xml:space="preserve">Math </w:t>
-            </w:r>
-            <w:proofErr w:type="spellStart"/>
-            <w:r>
-              <w:rPr>
-                <w:rFonts w:ascii="Arial" w:eastAsia="Times New Roman" w:hAnsi="Arial" w:cs="Arial"/>
-                <w:bCs/>
-                <w:sz w:val="20"/>
-                <w:szCs w:val="20"/>
-                <w:lang w:val="en-US"/>
-              </w:rPr>
-              <w:t>FluencyAddition</w:t>
-            </w:r>
-            <w:proofErr w:type="spellEnd"/>
+              <w:t>Math FluencyAddition</w:t>
+            </w:r>
             <w:r>
               <w:rPr>
                 <w:rFonts w:ascii="Arial" w:eastAsia="Times New Roman" w:hAnsi="Arial" w:cs="Arial"/>
@@ -12969,9 +12993,8 @@
                 <w:szCs w:val="20"/>
                 <w:lang w:val="en-US"/>
               </w:rPr>
-              <w:t xml:space="preserve">Math </w:t>
-            </w:r>
-            <w:proofErr w:type="spellStart"/>
+              <w:t>Math Fluency</w:t>
+            </w:r>
             <w:r>
               <w:rPr>
                 <w:rFonts w:ascii="Arial" w:eastAsia="Times New Roman" w:hAnsi="Arial" w:cs="Arial"/>
@@ -12980,7 +13003,7 @@
                 <w:szCs w:val="20"/>
                 <w:lang w:val="en-US"/>
               </w:rPr>
-              <w:t>Fluency</w:t>
+              <w:t>Subtraction</w:t>
             </w:r>
             <w:r>
               <w:rPr>
@@ -12990,82 +13013,59 @@
                 <w:szCs w:val="20"/>
                 <w:lang w:val="en-US"/>
               </w:rPr>
+              <w:t xml:space="preserve"> Percentile}}</w:t>
+            </w:r>
+          </w:p>
+        </w:tc>
+        <w:tc>
+          <w:tcPr>
+            <w:tcW w:w="2466" w:type="dxa"/>
+          </w:tcPr>
+          <w:p>
+            <w:pPr>
+              <w:pStyle w:val="Default"/>
+              <w:tabs>
+                <w:tab w:val="left" w:pos="4536"/>
+              </w:tabs>
+              <w:jc w:val="both"/>
+              <w:rPr>
+                <w:rFonts w:ascii="Arial" w:eastAsia="Times New Roman" w:hAnsi="Arial" w:cs="Arial"/>
+                <w:bCs/>
+                <w:sz w:val="20"/>
+                <w:szCs w:val="20"/>
+                <w:lang w:val="en-US"/>
+              </w:rPr>
+            </w:pPr>
+            <w:r>
+              <w:rPr>
+                <w:rFonts w:ascii="Arial" w:eastAsia="Times New Roman" w:hAnsi="Arial" w:cs="Arial"/>
+                <w:bCs/>
+                <w:sz w:val="20"/>
+                <w:szCs w:val="20"/>
+                <w:lang w:val="en-US"/>
+              </w:rPr>
+              <w:t>{{</w:t>
+            </w:r>
+            <w:r>
+              <w:rPr>
+                <w:rFonts w:ascii="Arial" w:eastAsia="Times New Roman" w:hAnsi="Arial" w:cs="Arial"/>
+                <w:bCs/>
+                <w:sz w:val="20"/>
+                <w:szCs w:val="20"/>
+                <w:lang w:val="en-US"/>
+              </w:rPr>
+              <w:t>Math Fluency</w:t>
+            </w:r>
+            <w:r>
+              <w:rPr>
+                <w:rFonts w:ascii="Arial" w:eastAsia="Times New Roman" w:hAnsi="Arial" w:cs="Arial"/>
+                <w:bCs/>
+                <w:sz w:val="20"/>
+                <w:szCs w:val="20"/>
+                <w:lang w:val="en-US"/>
+              </w:rPr>
               <w:t>Subtraction</w:t>
             </w:r>
-            <w:proofErr w:type="spellEnd"/>
-            <w:r>
-              <w:rPr>
-                <w:rFonts w:ascii="Arial" w:eastAsia="Times New Roman" w:hAnsi="Arial" w:cs="Arial"/>
-                <w:bCs/>
-                <w:sz w:val="20"/>
-                <w:szCs w:val="20"/>
-                <w:lang w:val="en-US"/>
-              </w:rPr>
-              <w:t xml:space="preserve"> Percentile}}</w:t>
-            </w:r>
-          </w:p>
-        </w:tc>
-        <w:tc>
-          <w:tcPr>
-            <w:tcW w:w="2466" w:type="dxa"/>
-          </w:tcPr>
-          <w:p>
-            <w:pPr>
-              <w:pStyle w:val="Default"/>
-              <w:tabs>
-                <w:tab w:val="left" w:pos="4536"/>
-              </w:tabs>
-              <w:jc w:val="both"/>
-              <w:rPr>
-                <w:rFonts w:ascii="Arial" w:eastAsia="Times New Roman" w:hAnsi="Arial" w:cs="Arial"/>
-                <w:bCs/>
-                <w:sz w:val="20"/>
-                <w:szCs w:val="20"/>
-                <w:lang w:val="en-US"/>
-              </w:rPr>
-            </w:pPr>
-            <w:r>
-              <w:rPr>
-                <w:rFonts w:ascii="Arial" w:eastAsia="Times New Roman" w:hAnsi="Arial" w:cs="Arial"/>
-                <w:bCs/>
-                <w:sz w:val="20"/>
-                <w:szCs w:val="20"/>
-                <w:lang w:val="en-US"/>
-              </w:rPr>
-              <w:t>{{</w:t>
-            </w:r>
-            <w:r>
-              <w:rPr>
-                <w:rFonts w:ascii="Arial" w:eastAsia="Times New Roman" w:hAnsi="Arial" w:cs="Arial"/>
-                <w:bCs/>
-                <w:sz w:val="20"/>
-                <w:szCs w:val="20"/>
-                <w:lang w:val="en-US"/>
-              </w:rPr>
-              <w:t xml:space="preserve">Math </w:t>
-            </w:r>
-            <w:proofErr w:type="spellStart"/>
-            <w:r>
-              <w:rPr>
-                <w:rFonts w:ascii="Arial" w:eastAsia="Times New Roman" w:hAnsi="Arial" w:cs="Arial"/>
-                <w:bCs/>
-                <w:sz w:val="20"/>
-                <w:szCs w:val="20"/>
-                <w:lang w:val="en-US"/>
-              </w:rPr>
-              <w:t>Fluency</w:t>
-            </w:r>
-            <w:r>
-              <w:rPr>
-                <w:rFonts w:ascii="Arial" w:eastAsia="Times New Roman" w:hAnsi="Arial" w:cs="Arial"/>
-                <w:bCs/>
-                <w:sz w:val="20"/>
-                <w:szCs w:val="20"/>
-                <w:lang w:val="en-US"/>
-              </w:rPr>
-              <w:t>Subtraction</w:t>
-            </w:r>
-            <w:proofErr w:type="spellEnd"/>
             <w:r>
               <w:rPr>
                 <w:rFonts w:ascii="Arial" w:eastAsia="Times New Roman" w:hAnsi="Arial" w:cs="Arial"/>
@@ -13148,9 +13148,8 @@
                 <w:szCs w:val="20"/>
                 <w:lang w:val="en-US"/>
               </w:rPr>
-              <w:t xml:space="preserve">Math </w:t>
-            </w:r>
-            <w:proofErr w:type="spellStart"/>
+              <w:t>Math Fluency</w:t>
+            </w:r>
             <w:r>
               <w:rPr>
                 <w:rFonts w:ascii="Arial" w:eastAsia="Times New Roman" w:hAnsi="Arial" w:cs="Arial"/>
@@ -13159,7 +13158,7 @@
                 <w:szCs w:val="20"/>
                 <w:lang w:val="en-US"/>
               </w:rPr>
-              <w:t>Fluency</w:t>
+              <w:t>Multiplication</w:t>
             </w:r>
             <w:r>
               <w:rPr>
@@ -13169,82 +13168,59 @@
                 <w:szCs w:val="20"/>
                 <w:lang w:val="en-US"/>
               </w:rPr>
+              <w:t xml:space="preserve"> Percentile}}</w:t>
+            </w:r>
+          </w:p>
+        </w:tc>
+        <w:tc>
+          <w:tcPr>
+            <w:tcW w:w="2466" w:type="dxa"/>
+          </w:tcPr>
+          <w:p>
+            <w:pPr>
+              <w:pStyle w:val="Default"/>
+              <w:tabs>
+                <w:tab w:val="left" w:pos="4536"/>
+              </w:tabs>
+              <w:jc w:val="both"/>
+              <w:rPr>
+                <w:rFonts w:ascii="Arial" w:eastAsia="Times New Roman" w:hAnsi="Arial" w:cs="Arial"/>
+                <w:bCs/>
+                <w:sz w:val="20"/>
+                <w:szCs w:val="20"/>
+                <w:lang w:val="en-US"/>
+              </w:rPr>
+            </w:pPr>
+            <w:r>
+              <w:rPr>
+                <w:rFonts w:ascii="Arial" w:eastAsia="Times New Roman" w:hAnsi="Arial" w:cs="Arial"/>
+                <w:bCs/>
+                <w:sz w:val="20"/>
+                <w:szCs w:val="20"/>
+                <w:lang w:val="en-US"/>
+              </w:rPr>
+              <w:t>{{</w:t>
+            </w:r>
+            <w:r>
+              <w:rPr>
+                <w:rFonts w:ascii="Arial" w:eastAsia="Times New Roman" w:hAnsi="Arial" w:cs="Arial"/>
+                <w:bCs/>
+                <w:sz w:val="20"/>
+                <w:szCs w:val="20"/>
+                <w:lang w:val="en-US"/>
+              </w:rPr>
+              <w:t>Math Fluency</w:t>
+            </w:r>
+            <w:r>
+              <w:rPr>
+                <w:rFonts w:ascii="Arial" w:eastAsia="Times New Roman" w:hAnsi="Arial" w:cs="Arial"/>
+                <w:bCs/>
+                <w:sz w:val="20"/>
+                <w:szCs w:val="20"/>
+                <w:lang w:val="en-US"/>
+              </w:rPr>
               <w:t>Multiplication</w:t>
             </w:r>
-            <w:proofErr w:type="spellEnd"/>
-            <w:r>
-              <w:rPr>
-                <w:rFonts w:ascii="Arial" w:eastAsia="Times New Roman" w:hAnsi="Arial" w:cs="Arial"/>
-                <w:bCs/>
-                <w:sz w:val="20"/>
-                <w:szCs w:val="20"/>
-                <w:lang w:val="en-US"/>
-              </w:rPr>
-              <w:t xml:space="preserve"> Percentile}}</w:t>
-            </w:r>
-          </w:p>
-        </w:tc>
-        <w:tc>
-          <w:tcPr>
-            <w:tcW w:w="2466" w:type="dxa"/>
-          </w:tcPr>
-          <w:p>
-            <w:pPr>
-              <w:pStyle w:val="Default"/>
-              <w:tabs>
-                <w:tab w:val="left" w:pos="4536"/>
-              </w:tabs>
-              <w:jc w:val="both"/>
-              <w:rPr>
-                <w:rFonts w:ascii="Arial" w:eastAsia="Times New Roman" w:hAnsi="Arial" w:cs="Arial"/>
-                <w:bCs/>
-                <w:sz w:val="20"/>
-                <w:szCs w:val="20"/>
-                <w:lang w:val="en-US"/>
-              </w:rPr>
-            </w:pPr>
-            <w:r>
-              <w:rPr>
-                <w:rFonts w:ascii="Arial" w:eastAsia="Times New Roman" w:hAnsi="Arial" w:cs="Arial"/>
-                <w:bCs/>
-                <w:sz w:val="20"/>
-                <w:szCs w:val="20"/>
-                <w:lang w:val="en-US"/>
-              </w:rPr>
-              <w:t>{{</w:t>
-            </w:r>
-            <w:r>
-              <w:rPr>
-                <w:rFonts w:ascii="Arial" w:eastAsia="Times New Roman" w:hAnsi="Arial" w:cs="Arial"/>
-                <w:bCs/>
-                <w:sz w:val="20"/>
-                <w:szCs w:val="20"/>
-                <w:lang w:val="en-US"/>
-              </w:rPr>
-              <w:t xml:space="preserve">Math </w:t>
-            </w:r>
-            <w:proofErr w:type="spellStart"/>
-            <w:r>
-              <w:rPr>
-                <w:rFonts w:ascii="Arial" w:eastAsia="Times New Roman" w:hAnsi="Arial" w:cs="Arial"/>
-                <w:bCs/>
-                <w:sz w:val="20"/>
-                <w:szCs w:val="20"/>
-                <w:lang w:val="en-US"/>
-              </w:rPr>
-              <w:t>Fluency</w:t>
-            </w:r>
-            <w:r>
-              <w:rPr>
-                <w:rFonts w:ascii="Arial" w:eastAsia="Times New Roman" w:hAnsi="Arial" w:cs="Arial"/>
-                <w:bCs/>
-                <w:sz w:val="20"/>
-                <w:szCs w:val="20"/>
-                <w:lang w:val="en-US"/>
-              </w:rPr>
-              <w:t>Multiplication</w:t>
-            </w:r>
-            <w:proofErr w:type="spellEnd"/>
             <w:r>
               <w:rPr>
                 <w:rFonts w:ascii="Arial" w:eastAsia="Times New Roman" w:hAnsi="Arial" w:cs="Arial"/>
@@ -14001,23 +13977,7 @@
           <w:rFonts w:ascii="Arial" w:eastAsia="Times New Roman" w:hAnsi="Arial" w:cs="Arial"/>
           <w:lang w:val="en-US"/>
         </w:rPr>
-        <w:t xml:space="preserve">{{Math </w:t>
-      </w:r>
-      <w:proofErr w:type="spellStart"/>
-      <w:r>
-        <w:rPr>
-          <w:rFonts w:ascii="Arial" w:eastAsia="Times New Roman" w:hAnsi="Arial" w:cs="Arial"/>
-          <w:lang w:val="en-US"/>
-        </w:rPr>
-        <w:t>FluencyAddition</w:t>
-      </w:r>
-      <w:proofErr w:type="spellEnd"/>
-      <w:r>
-        <w:rPr>
-          <w:rFonts w:ascii="Arial" w:eastAsia="Times New Roman" w:hAnsi="Arial" w:cs="Arial"/>
-          <w:lang w:val="en-US"/>
-        </w:rPr>
-        <w:t xml:space="preserve"> </w:t>
+        <w:t xml:space="preserve">{{Math FluencyAddition </w:t>
       </w:r>
       <w:proofErr w:type="gramStart"/>
       <w:r>
@@ -14047,23 +14007,7 @@
           <w:rFonts w:ascii="Arial" w:eastAsia="Times New Roman" w:hAnsi="Arial" w:cs="Arial"/>
           <w:lang w:val="en-US"/>
         </w:rPr>
-        <w:t xml:space="preserve">{{Math </w:t>
-      </w:r>
-      <w:proofErr w:type="spellStart"/>
-      <w:r>
-        <w:rPr>
-          <w:rFonts w:ascii="Arial" w:eastAsia="Times New Roman" w:hAnsi="Arial" w:cs="Arial"/>
-          <w:lang w:val="en-US"/>
-        </w:rPr>
-        <w:t>FluencySubtraction</w:t>
-      </w:r>
-      <w:proofErr w:type="spellEnd"/>
-      <w:r>
-        <w:rPr>
-          <w:rFonts w:ascii="Arial" w:eastAsia="Times New Roman" w:hAnsi="Arial" w:cs="Arial"/>
-          <w:lang w:val="en-US"/>
-        </w:rPr>
-        <w:t xml:space="preserve"> </w:t>
+        <w:t xml:space="preserve">{{Math FluencySubtraction </w:t>
       </w:r>
       <w:proofErr w:type="gramStart"/>
       <w:r>
@@ -14101,23 +14045,7 @@
           <w:rFonts w:ascii="Arial" w:eastAsia="Times New Roman" w:hAnsi="Arial" w:cs="Arial"/>
           <w:lang w:val="en-US"/>
         </w:rPr>
-        <w:t xml:space="preserve">{{Math </w:t>
-      </w:r>
-      <w:proofErr w:type="spellStart"/>
-      <w:r>
-        <w:rPr>
-          <w:rFonts w:ascii="Arial" w:eastAsia="Times New Roman" w:hAnsi="Arial" w:cs="Arial"/>
-          <w:lang w:val="en-US"/>
-        </w:rPr>
-        <w:t>FluencyMultiplication</w:t>
-      </w:r>
-      <w:proofErr w:type="spellEnd"/>
-      <w:r>
-        <w:rPr>
-          <w:rFonts w:ascii="Arial" w:eastAsia="Times New Roman" w:hAnsi="Arial" w:cs="Arial"/>
-          <w:lang w:val="en-US"/>
-        </w:rPr>
-        <w:t xml:space="preserve"> </w:t>
+        <w:t xml:space="preserve">{{Math FluencyMultiplication </w:t>
       </w:r>
       <w:proofErr w:type="gramStart"/>
       <w:r>
@@ -17927,7 +17855,7 @@
           <w:szCs w:val="24"/>
           <w:lang w:val="en-US"/>
         </w:rPr>
-        <w:t xml:space="preserve"> percentile. Overall,  </w:t>
+        <w:t xml:space="preserve"> percentile. Overall, </w:t>
       </w:r>
       <w:r>
         <w:rPr>
@@ -17948,7 +17876,6 @@
         <w:t>’s achievement skills were</w:t>
       </w:r>
     </w:p>
-    <w:p/>
     <w:p>
       <w:pPr>
         <w:pStyle w:val="Default"/>
@@ -23269,15 +23196,33 @@
           <w:bCs/>
           <w:lang w:val="en-US"/>
         </w:rPr>
-        <w:t>after a delay (</w:t>
-      </w:r>
-      <w:r>
-        <w:rPr>
-          <w:rFonts w:ascii="Arial" w:eastAsia="Times New Roman" w:hAnsi="Arial" w:cs="Arial"/>
-          <w:bCs/>
-          <w:lang w:val="en-US"/>
-        </w:rPr>
-        <w:t>{{Instructions</w:t>
+        <w:t xml:space="preserve">after a </w:t>
+      </w:r>
+      <w:proofErr w:type="gramStart"/>
+      <w:r>
+        <w:rPr>
+          <w:rFonts w:ascii="Arial" w:eastAsia="Times New Roman" w:hAnsi="Arial" w:cs="Arial"/>
+          <w:bCs/>
+          <w:lang w:val="en-US"/>
+        </w:rPr>
+        <w:t>delay (</w:t>
+      </w:r>
+      <w:r>
+        <w:rPr>
+          <w:rFonts w:ascii="Arial" w:eastAsia="Times New Roman" w:hAnsi="Arial" w:cs="Arial"/>
+          <w:bCs/>
+          <w:lang w:val="en-US"/>
+        </w:rPr>
+        <w:t>{{</w:t>
+      </w:r>
+      <w:proofErr w:type="gramEnd"/>
+      <w:r>
+        <w:rPr>
+          <w:rFonts w:ascii="Arial" w:eastAsia="Times New Roman" w:hAnsi="Arial" w:cs="Arial"/>
+          <w:bCs/>
+          <w:lang w:val="en-US"/>
+        </w:rPr>
+        <w:t>Instructions</w:t>
       </w:r>
       <w:r>
         <w:rPr>
@@ -23293,7 +23238,16 @@
           <w:bCs/>
           <w:lang w:val="en-US"/>
         </w:rPr>
-        <w:t xml:space="preserve"> Percentile</w:t>
+        <w:t xml:space="preserve"> </w:t>
+      </w:r>
+      <w:proofErr w:type="gramStart"/>
+      <w:r>
+        <w:rPr>
+          <w:rFonts w:ascii="Arial" w:eastAsia="Times New Roman" w:hAnsi="Arial" w:cs="Arial"/>
+          <w:bCs/>
+          <w:lang w:val="en-US"/>
+        </w:rPr>
+        <w:t>Percentile</w:t>
       </w:r>
       <w:r>
         <w:rPr>
@@ -23311,6 +23265,7 @@
         </w:rPr>
         <w:t>}}</w:t>
       </w:r>
+      <w:proofErr w:type="gramEnd"/>
       <w:r>
         <w:rPr>
           <w:rFonts w:ascii="Arial" w:eastAsia="Times New Roman" w:hAnsi="Arial" w:cs="Arial"/>
@@ -25770,174 +25725,23 @@
           <w:rFonts w:ascii="Arial" w:eastAsia="Times New Roman" w:hAnsi="Arial" w:cs="Arial"/>
           <w:lang w:val="en-US"/>
         </w:rPr>
-        <w:t xml:space="preserve">Compared to same-aged peers, </w:t>
-      </w:r>
-      <w:r>
-        <w:rPr>
-          <w:rFonts w:ascii="Arial" w:eastAsia="Times New Roman" w:hAnsi="Arial" w:cs="Arial"/>
-          <w:lang w:val="en-US"/>
-        </w:rPr>
-        <w:t>Jane</w:t>
-      </w:r>
-      <w:r>
-        <w:rPr>
-          <w:rFonts w:ascii="Arial" w:eastAsia="Times New Roman" w:hAnsi="Arial" w:cs="Arial"/>
-          <w:lang w:val="en-US"/>
-        </w:rPr>
-        <w:t xml:space="preserve"> </w:t>
-      </w:r>
-      <w:r>
-        <w:rPr>
-          <w:rFonts w:ascii="Arial" w:eastAsia="Times New Roman" w:hAnsi="Arial" w:cs="Arial"/>
-          <w:lang w:val="en-US"/>
-        </w:rPr>
-        <w:t>was less able to differentiate targets from non-targets (detectability), made more commission errors (responding to non-targets) and perseverative errors (random or anticipatory responses), displayed less consistency and more variability in response speed and displayed a reduction in response speed in later blocks and with longer intervals between stimuli</w:t>
-      </w:r>
-      <w:r>
-        <w:rPr>
-          <w:rFonts w:ascii="Arial" w:eastAsia="Times New Roman" w:hAnsi="Arial" w:cs="Arial"/>
-          <w:lang w:val="en-US"/>
-        </w:rPr>
-        <w:t xml:space="preserve">. Overall, </w:t>
-      </w:r>
-      <w:r>
-        <w:rPr>
-          <w:rFonts w:ascii="Arial" w:eastAsia="Times New Roman" w:hAnsi="Arial" w:cs="Arial"/>
-          <w:lang w:val="en-US"/>
-        </w:rPr>
-        <w:t>Jane</w:t>
-      </w:r>
-      <w:r>
-        <w:rPr>
-          <w:rFonts w:ascii="Arial" w:eastAsia="Times New Roman" w:hAnsi="Arial" w:cs="Arial"/>
-          <w:lang w:val="en-US"/>
-        </w:rPr>
-        <w:t xml:space="preserve"> had a total of </w:t>
-      </w:r>
-      <w:r>
-        <w:rPr>
-          <w:rFonts w:ascii="Arial" w:eastAsia="Times New Roman" w:hAnsi="Arial" w:cs="Arial"/>
-          <w:b/>
-          <w:bCs/>
-          <w:lang w:val="en-US"/>
-        </w:rPr>
-        <w:t>7</w:t>
-      </w:r>
-      <w:r>
-        <w:rPr>
-          <w:rFonts w:ascii="Arial" w:eastAsia="Times New Roman" w:hAnsi="Arial" w:cs="Arial"/>
-          <w:b/>
-          <w:bCs/>
-          <w:lang w:val="en-US"/>
-        </w:rPr>
-        <w:t xml:space="preserve"> atypical T-scores, </w:t>
-      </w:r>
-      <w:r>
-        <w:rPr>
-          <w:rFonts w:ascii="Arial" w:eastAsia="Times New Roman" w:hAnsi="Arial" w:cs="Arial"/>
-          <w:lang w:val="en-US"/>
-        </w:rPr>
-        <w:t xml:space="preserve">which is associated with a </w:t>
-      </w:r>
-      <w:r>
-        <w:rPr>
-          <w:rFonts w:ascii="Arial" w:eastAsia="Times New Roman" w:hAnsi="Arial" w:cs="Arial"/>
-          <w:b/>
-          <w:bCs/>
-          <w:lang w:val="en-US"/>
-        </w:rPr>
-        <w:t>high</w:t>
-      </w:r>
-      <w:r>
-        <w:rPr>
-          <w:rFonts w:ascii="Arial" w:eastAsia="Times New Roman" w:hAnsi="Arial" w:cs="Arial"/>
-          <w:lang w:val="en-US"/>
-        </w:rPr>
-        <w:t xml:space="preserve"> likelihood of having a disorder charactered by an attention deficit. </w:t>
-      </w:r>
-      <w:r>
-        <w:rPr>
-          <w:rFonts w:ascii="Arial" w:eastAsia="Times New Roman" w:hAnsi="Arial" w:cs="Arial"/>
-          <w:lang w:val="en-US"/>
-        </w:rPr>
-        <w:t>Her</w:t>
-      </w:r>
-      <w:r>
-        <w:rPr>
-          <w:rFonts w:ascii="Arial" w:eastAsia="Times New Roman" w:hAnsi="Arial" w:cs="Arial"/>
-          <w:lang w:val="en-US"/>
-        </w:rPr>
-        <w:t xml:space="preserve"> profile showed </w:t>
-      </w:r>
-      <w:r>
-        <w:rPr>
-          <w:rFonts w:ascii="Arial" w:eastAsia="Times New Roman" w:hAnsi="Arial" w:cs="Arial"/>
-          <w:lang w:val="en-US"/>
-        </w:rPr>
-        <w:t>some</w:t>
-      </w:r>
-      <w:r>
-        <w:rPr>
-          <w:rFonts w:ascii="Arial" w:eastAsia="Times New Roman" w:hAnsi="Arial" w:cs="Arial"/>
-          <w:lang w:val="en-US"/>
-        </w:rPr>
-        <w:t xml:space="preserve"> indication of difficulty with </w:t>
-      </w:r>
-      <w:r>
-        <w:rPr>
-          <w:rFonts w:ascii="Arial" w:eastAsia="Times New Roman" w:hAnsi="Arial" w:cs="Arial"/>
-          <w:lang w:val="en-US"/>
-        </w:rPr>
-        <w:t>impulsivity and vigilance (</w:t>
-      </w:r>
-      <w:r>
-        <w:rPr>
-          <w:rFonts w:ascii="Arial" w:eastAsia="Times New Roman" w:hAnsi="Arial" w:cs="Arial"/>
-          <w:lang w:val="en-US"/>
-        </w:rPr>
-        <w:t>ability to maintain performance when task rate is slowed)</w:t>
-      </w:r>
-      <w:r>
-        <w:rPr>
-          <w:rFonts w:ascii="Arial" w:eastAsia="Times New Roman" w:hAnsi="Arial" w:cs="Arial"/>
-          <w:lang w:val="en-US"/>
-        </w:rPr>
-        <w:t>, and strong indication of difficulty with i</w:t>
-      </w:r>
-      <w:r>
-        <w:rPr>
-          <w:rFonts w:ascii="Arial" w:eastAsia="Times New Roman" w:hAnsi="Arial" w:cs="Arial"/>
-          <w:lang w:val="en-US"/>
-        </w:rPr>
-        <w:t>nat</w:t>
-      </w:r>
-      <w:r>
-        <w:rPr>
-          <w:rFonts w:ascii="Arial" w:eastAsia="Times New Roman" w:hAnsi="Arial" w:cs="Arial"/>
-          <w:lang w:val="en-US"/>
-        </w:rPr>
-        <w:t xml:space="preserve">tentiveness and sustained attention (ability to maintain performance throughout the administration). </w:t>
-      </w:r>
-      <w:r>
-        <w:rPr>
-          <w:rFonts w:ascii="Arial" w:eastAsia="Times New Roman" w:hAnsi="Arial" w:cs="Arial"/>
-          <w:lang w:val="en-US"/>
-        </w:rPr>
-        <w:t>She</w:t>
-      </w:r>
-      <w:r>
-        <w:rPr>
-          <w:rFonts w:ascii="Arial" w:eastAsia="Times New Roman" w:hAnsi="Arial" w:cs="Arial"/>
-          <w:lang w:val="en-US"/>
-        </w:rPr>
-        <w:t xml:space="preserve"> also had a High Average number of omission errors (failure to respond to targets).</w:t>
-      </w:r>
-      <w:r>
-        <w:rPr>
-          <w:rFonts w:ascii="Arial" w:eastAsia="Times New Roman" w:hAnsi="Arial" w:cs="Arial"/>
-          <w:lang w:val="en-US"/>
-        </w:rPr>
-        <w:t xml:space="preserve"> </w:t>
+        <w:t xml:space="preserve">Compared to </w:t>
+      </w:r>
+      <w:proofErr w:type="gramStart"/>
+      <w:r>
+        <w:rPr>
+          <w:rFonts w:ascii="Arial" w:eastAsia="Times New Roman" w:hAnsi="Arial" w:cs="Arial"/>
+          <w:lang w:val="en-US"/>
+        </w:rPr>
+        <w:t>same-aged peers</w:t>
+      </w:r>
+      <w:proofErr w:type="gramEnd"/>
+      <w:r>
+        <w:rPr>
+          <w:rFonts w:ascii="Arial" w:eastAsia="Times New Roman" w:hAnsi="Arial" w:cs="Arial"/>
+          <w:lang w:val="en-US"/>
+        </w:rPr>
+        <w:t xml:space="preserve">, </w:t>
       </w:r>
     </w:p>
     <w:p>
@@ -25951,348 +25755,6 @@
         <w:rPr>
           <w:rFonts w:ascii="Arial" w:eastAsia="Times New Roman" w:hAnsi="Arial" w:cs="Arial"/>
           <w:lang w:val="en-US"/>
-        </w:rPr>
-      </w:pPr>
-    </w:p>
-    <w:p>
-      <w:pPr>
-        <w:pStyle w:val="Textbody"/>
-        <w:tabs>
-          <w:tab w:val="left" w:pos="4536"/>
-        </w:tabs>
-        <w:spacing w:after="0"/>
-        <w:jc w:val="both"/>
-        <w:rPr>
-          <w:rFonts w:ascii="Arial" w:hAnsi="Arial" w:cs="Arial"/>
-        </w:rPr>
-      </w:pPr>
-      <w:r>
-        <w:rPr>
-          <w:rFonts w:ascii="Arial" w:eastAsia="Times New Roman" w:hAnsi="Arial" w:cs="Arial"/>
-          <w:b/>
-          <w:bCs/>
-          <w:i/>
-          <w:iCs/>
-          <w:u w:val="single"/>
-          <w:lang w:val="en-US"/>
-        </w:rPr>
-        <w:t>I</w:t>
-      </w:r>
-      <w:r>
-        <w:rPr>
-          <w:rFonts w:ascii="Arial" w:eastAsia="Times New Roman" w:hAnsi="Arial" w:cs="Arial"/>
-          <w:b/>
-          <w:bCs/>
-          <w:i/>
-          <w:iCs/>
-          <w:u w:val="single"/>
-          <w:lang w:val="en-US"/>
-        </w:rPr>
-        <w:t>nat</w:t>
-      </w:r>
-      <w:r>
-        <w:rPr>
-          <w:rFonts w:ascii="Arial" w:eastAsia="Times New Roman" w:hAnsi="Arial" w:cs="Arial"/>
-          <w:b/>
-          <w:bCs/>
-          <w:i/>
-          <w:iCs/>
-          <w:u w:val="single"/>
-          <w:lang w:val="en-US"/>
-        </w:rPr>
-        <w:t>tentiveness:</w:t>
-      </w:r>
-      <w:r>
-        <w:rPr>
-          <w:rFonts w:ascii="Arial" w:eastAsia="Times New Roman" w:hAnsi="Arial" w:cs="Arial"/>
-          <w:lang w:val="en-US"/>
-        </w:rPr>
-        <w:t xml:space="preserve"> </w:t>
-      </w:r>
-      <w:r>
-        <w:rPr>
-          <w:rFonts w:ascii="Arial" w:hAnsi="Arial" w:cs="Arial"/>
-        </w:rPr>
-        <w:t xml:space="preserve">This section summarizes </w:t>
-      </w:r>
-      <w:r>
-        <w:rPr>
-          <w:rFonts w:ascii="Arial" w:hAnsi="Arial" w:cs="Arial"/>
-        </w:rPr>
-        <w:t>Jane</w:t>
-      </w:r>
-      <w:r>
-        <w:rPr>
-          <w:rFonts w:ascii="Arial" w:hAnsi="Arial" w:cs="Arial"/>
-        </w:rPr>
-        <w:t>’s scores on the i</w:t>
-      </w:r>
-      <w:r>
-        <w:rPr>
-          <w:rFonts w:ascii="Arial" w:hAnsi="Arial" w:cs="Arial"/>
-        </w:rPr>
-        <w:t>nat</w:t>
-      </w:r>
-      <w:r>
-        <w:rPr>
-          <w:rFonts w:ascii="Arial" w:hAnsi="Arial" w:cs="Arial"/>
-        </w:rPr>
-        <w:t xml:space="preserve">tentiveness measures and provides information about how </w:t>
-      </w:r>
-      <w:r>
-        <w:rPr>
-          <w:rFonts w:ascii="Arial" w:hAnsi="Arial" w:cs="Arial"/>
-        </w:rPr>
-        <w:t>she</w:t>
-      </w:r>
-      <w:r>
-        <w:rPr>
-          <w:rFonts w:ascii="Arial" w:hAnsi="Arial" w:cs="Arial"/>
-        </w:rPr>
-        <w:t xml:space="preserve"> compares to the normative group. Indicators of i</w:t>
-      </w:r>
-      <w:r>
-        <w:rPr>
-          <w:rFonts w:ascii="Arial" w:hAnsi="Arial" w:cs="Arial"/>
-        </w:rPr>
-        <w:t>nat</w:t>
-      </w:r>
-      <w:r>
-        <w:rPr>
-          <w:rFonts w:ascii="Arial" w:hAnsi="Arial" w:cs="Arial"/>
-        </w:rPr>
-        <w:t>tentiveness on the Conners CPT 3 are poor Detectability (d'), a high percentage of Omissions and Commissions, a slow Hit Reaction Time (HRT), as well as high levels of inconsistency in response speed (Hit Reaction Time Standard Deviation [HRT SD] and Variability).</w:t>
-      </w:r>
-    </w:p>
-    <w:p>
-      <w:pPr>
-        <w:pStyle w:val="Textbody"/>
-        <w:tabs>
-          <w:tab w:val="left" w:pos="4536"/>
-        </w:tabs>
-        <w:spacing w:after="0"/>
-        <w:jc w:val="both"/>
-        <w:rPr>
-          <w:rFonts w:ascii="Arial" w:hAnsi="Arial" w:cs="Arial"/>
-        </w:rPr>
-      </w:pPr>
-    </w:p>
-    <w:p>
-      <w:pPr>
-        <w:pStyle w:val="Textbody"/>
-        <w:tabs>
-          <w:tab w:val="left" w:pos="4536"/>
-        </w:tabs>
-        <w:spacing w:after="0"/>
-        <w:jc w:val="both"/>
-        <w:rPr>
-          <w:rFonts w:ascii="Arial" w:hAnsi="Arial" w:cs="Arial"/>
-        </w:rPr>
-      </w:pPr>
-      <w:r>
-        <w:rPr>
-          <w:rFonts w:ascii="Arial" w:hAnsi="Arial" w:cs="Arial"/>
-          <w:b/>
-          <w:bCs/>
-          <w:i/>
-          <w:iCs/>
-          <w:u w:val="single"/>
-        </w:rPr>
-        <w:t>Impulsivity:</w:t>
-      </w:r>
-      <w:r>
-        <w:rPr>
-          <w:rFonts w:ascii="Arial" w:hAnsi="Arial" w:cs="Arial"/>
-          <w:b/>
-          <w:bCs/>
-          <w:i/>
-          <w:iCs/>
-        </w:rPr>
-        <w:t xml:space="preserve"> </w:t>
-      </w:r>
-      <w:r>
-        <w:rPr>
-          <w:rFonts w:ascii="Arial" w:hAnsi="Arial" w:cs="Arial"/>
-        </w:rPr>
-        <w:t xml:space="preserve">This section summarizes </w:t>
-      </w:r>
-      <w:r>
-        <w:rPr>
-          <w:rFonts w:ascii="Arial" w:hAnsi="Arial" w:cs="Arial"/>
-        </w:rPr>
-        <w:t>Jane</w:t>
-      </w:r>
-      <w:r>
-        <w:rPr>
-          <w:rFonts w:ascii="Arial" w:hAnsi="Arial" w:cs="Arial"/>
-        </w:rPr>
-        <w:t xml:space="preserve">’s scores on the impulsivity measures and provides information about how </w:t>
-      </w:r>
-      <w:r>
-        <w:rPr>
-          <w:rFonts w:ascii="Arial" w:hAnsi="Arial" w:cs="Arial"/>
-        </w:rPr>
-        <w:t>she</w:t>
-      </w:r>
-      <w:r>
-        <w:rPr>
-          <w:rFonts w:ascii="Arial" w:hAnsi="Arial" w:cs="Arial"/>
-        </w:rPr>
-        <w:t xml:space="preserve"> compares to the normative group. Indicators of impulsivity on the Conners CPT 3 include a faster than normal Hit Reaction Time (HRT) in addition to a higher than average rate of Commissions and/or Perseverations. </w:t>
-      </w:r>
-    </w:p>
-    <w:p>
-      <w:pPr>
-        <w:pStyle w:val="Textbody"/>
-        <w:tabs>
-          <w:tab w:val="left" w:pos="4536"/>
-        </w:tabs>
-        <w:spacing w:after="0"/>
-        <w:jc w:val="both"/>
-        <w:rPr>
-          <w:rFonts w:ascii="Arial" w:hAnsi="Arial" w:cs="Arial"/>
-        </w:rPr>
-      </w:pPr>
-    </w:p>
-    <w:p>
-      <w:pPr>
-        <w:pStyle w:val="Textbody"/>
-        <w:tabs>
-          <w:tab w:val="left" w:pos="4536"/>
-        </w:tabs>
-        <w:spacing w:after="0"/>
-        <w:jc w:val="both"/>
-        <w:rPr>
-          <w:rFonts w:ascii="Arial" w:hAnsi="Arial" w:cs="Arial"/>
-        </w:rPr>
-      </w:pPr>
-      <w:r>
-        <w:rPr>
-          <w:rFonts w:ascii="Arial" w:hAnsi="Arial" w:cs="Arial"/>
-          <w:b/>
-          <w:bCs/>
-          <w:i/>
-          <w:iCs/>
-          <w:u w:val="single"/>
-        </w:rPr>
-        <w:t>Sustained Attention:</w:t>
-      </w:r>
-      <w:r>
-        <w:rPr>
-          <w:rFonts w:ascii="Arial" w:hAnsi="Arial" w:cs="Arial"/>
-        </w:rPr>
-        <w:t xml:space="preserve"> This section summarizes </w:t>
-      </w:r>
-      <w:r>
-        <w:rPr>
-          <w:rFonts w:ascii="Arial" w:hAnsi="Arial" w:cs="Arial"/>
-        </w:rPr>
-        <w:t>Jane</w:t>
-      </w:r>
-      <w:r>
-        <w:rPr>
-          <w:rFonts w:ascii="Arial" w:hAnsi="Arial" w:cs="Arial"/>
-        </w:rPr>
-        <w:t>’s scores on the sustained attention measures. Sustained attention is defined as the respondent’s ability to maintain attention as the administration progresses. A decrease in sustained attention across time is captured by atypical slowing in the respondent’s Hit Reaction Times (HRT; as indicated by the variable HRT Block Change), as well as by increases in Omissions and Commissions in later blocks of the administration.</w:t>
-      </w:r>
-    </w:p>
-    <w:p>
-      <w:pPr>
-        <w:pStyle w:val="Textbody"/>
-        <w:tabs>
-          <w:tab w:val="left" w:pos="4536"/>
-        </w:tabs>
-        <w:spacing w:after="0"/>
-        <w:jc w:val="both"/>
-        <w:rPr>
-          <w:rFonts w:ascii="Arial" w:hAnsi="Arial" w:cs="Arial"/>
-        </w:rPr>
-      </w:pPr>
-    </w:p>
-    <w:p>
-      <w:pPr>
-        <w:pStyle w:val="Textbody"/>
-        <w:tabs>
-          <w:tab w:val="left" w:pos="4536"/>
-        </w:tabs>
-        <w:spacing w:after="0"/>
-        <w:jc w:val="both"/>
-        <w:rPr>
-          <w:rFonts w:ascii="Arial" w:hAnsi="Arial" w:cs="Arial"/>
-        </w:rPr>
-      </w:pPr>
-      <w:r>
-        <w:rPr>
-          <w:rFonts w:ascii="Arial" w:hAnsi="Arial" w:cs="Arial"/>
-          <w:b/>
-          <w:bCs/>
-          <w:i/>
-          <w:iCs/>
-          <w:u w:val="single"/>
-        </w:rPr>
-        <w:t xml:space="preserve">Vigilance: </w:t>
-      </w:r>
-      <w:r>
-        <w:rPr>
-          <w:rFonts w:ascii="Arial" w:hAnsi="Arial" w:cs="Arial"/>
-        </w:rPr>
-        <w:t xml:space="preserve">This section summarizes </w:t>
-      </w:r>
-      <w:r>
-        <w:rPr>
-          <w:rFonts w:ascii="Arial" w:hAnsi="Arial" w:cs="Arial"/>
-        </w:rPr>
-        <w:t>Jane</w:t>
-      </w:r>
-      <w:r>
-        <w:rPr>
-          <w:rFonts w:ascii="Arial" w:hAnsi="Arial" w:cs="Arial"/>
-        </w:rPr>
-        <w:t>’s scores on the vigilance measures. Vigilance relates to the respondent’s performance at varying levels of stimulus frequency (inter-stimulus intervals; ISIs</w:t>
-      </w:r>
-      <w:r>
-        <w:rPr>
-          <w:rFonts w:ascii="Arial" w:hAnsi="Arial" w:cs="Arial"/>
-        </w:rPr>
-        <w:t>) and</w:t>
-      </w:r>
-      <w:r>
-        <w:rPr>
-          <w:rFonts w:ascii="Arial" w:hAnsi="Arial" w:cs="Arial"/>
-        </w:rPr>
-        <w:t xml:space="preserve"> is defined by the respondent’s ability to maintain performance level even when the task </w:t>
-      </w:r>
-      <w:r>
-        <w:rPr>
-          <w:rFonts w:ascii="Arial" w:hAnsi="Arial" w:cs="Arial"/>
-        </w:rPr>
-        <w:lastRenderedPageBreak/>
-        <w:t>rate is slow. This construct is captured by changes in the respondent’s Hit Reaction Times (HRT), as indicated by the variable HRT ISI Change, as well as the observed pattern of Omissions and Commissions at various ISIs.</w:t>
-      </w:r>
-    </w:p>
-    <w:p>
-      <w:pPr>
-        <w:pStyle w:val="Textbody"/>
-        <w:tabs>
-          <w:tab w:val="left" w:pos="4536"/>
-        </w:tabs>
-        <w:spacing w:after="0"/>
-        <w:jc w:val="both"/>
-        <w:rPr>
-          <w:rFonts w:ascii="Arial" w:hAnsi="Arial" w:cs="Arial"/>
-        </w:rPr>
-      </w:pPr>
-    </w:p>
-    <w:p>
-      <w:pPr>
-        <w:pStyle w:val="Textbody"/>
-        <w:spacing w:after="0"/>
-        <w:jc w:val="both"/>
-        <w:rPr>
-          <w:rFonts w:ascii="Arial" w:eastAsia="Times New Roman" w:hAnsi="Arial" w:cs="Arial"/>
-          <w:b/>
-          <w:bCs/>
-          <w:u w:val="single"/>
         </w:rPr>
       </w:pPr>
     </w:p>
@@ -26416,6 +25878,7 @@
               <w:right w:val="single" w:sz="12" w:space="0" w:color="auto"/>
             </w:tcBorders>
             <w:shd w:val="clear" w:color="auto" w:fill="E7E6E6" w:themeFill="background2"/>
+            <w:vAlign w:val="center"/>
           </w:tcPr>
           <w:p>
             <w:pPr>
@@ -26424,7 +25887,6 @@
                 <w:tab w:val="left" w:pos="4536"/>
               </w:tabs>
               <w:spacing w:after="0"/>
-              <w:jc w:val="center"/>
               <w:rPr>
                 <w:rFonts w:ascii="Arial" w:hAnsi="Arial" w:cs="Arial"/>
                 <w:b/>
@@ -26452,6 +25914,7 @@
               <w:left w:val="single" w:sz="12" w:space="0" w:color="auto"/>
             </w:tcBorders>
             <w:shd w:val="clear" w:color="auto" w:fill="E7E6E6" w:themeFill="background2"/>
+            <w:vAlign w:val="center"/>
           </w:tcPr>
           <w:p>
             <w:pPr>
@@ -26460,7 +25923,6 @@
                 <w:tab w:val="left" w:pos="4536"/>
               </w:tabs>
               <w:spacing w:after="0"/>
-              <w:jc w:val="center"/>
               <w:rPr>
                 <w:rFonts w:ascii="Arial" w:hAnsi="Arial" w:cs="Arial"/>
                 <w:b/>
@@ -26485,6 +25947,7 @@
           <w:tcPr>
             <w:tcW w:w="1440" w:type="dxa"/>
             <w:shd w:val="clear" w:color="auto" w:fill="E7E6E6" w:themeFill="background2"/>
+            <w:vAlign w:val="center"/>
           </w:tcPr>
           <w:p>
             <w:pPr>
@@ -26493,7 +25956,6 @@
                 <w:tab w:val="left" w:pos="4536"/>
               </w:tabs>
               <w:spacing w:after="0"/>
-              <w:jc w:val="center"/>
               <w:rPr>
                 <w:rFonts w:ascii="Arial" w:hAnsi="Arial" w:cs="Arial"/>
                 <w:b/>
@@ -26518,6 +25980,7 @@
           <w:tcPr>
             <w:tcW w:w="1440" w:type="dxa"/>
             <w:shd w:val="clear" w:color="auto" w:fill="E7E6E6" w:themeFill="background2"/>
+            <w:vAlign w:val="center"/>
           </w:tcPr>
           <w:p>
             <w:pPr>
@@ -26526,7 +25989,6 @@
                 <w:tab w:val="left" w:pos="4536"/>
               </w:tabs>
               <w:spacing w:after="0"/>
-              <w:jc w:val="center"/>
               <w:rPr>
                 <w:rFonts w:ascii="Arial" w:hAnsi="Arial" w:cs="Arial"/>
                 <w:b/>
@@ -26551,6 +26013,7 @@
           <w:tcPr>
             <w:tcW w:w="1440" w:type="dxa"/>
             <w:shd w:val="clear" w:color="auto" w:fill="E7E6E6" w:themeFill="background2"/>
+            <w:vAlign w:val="center"/>
           </w:tcPr>
           <w:p>
             <w:pPr>
@@ -26559,7 +26022,6 @@
                 <w:tab w:val="left" w:pos="4536"/>
               </w:tabs>
               <w:spacing w:after="0"/>
-              <w:jc w:val="center"/>
               <w:rPr>
                 <w:rFonts w:ascii="Arial" w:hAnsi="Arial" w:cs="Arial"/>
                 <w:b/>
@@ -26594,6 +26056,7 @@
           <w:tcPr>
             <w:tcW w:w="1440" w:type="dxa"/>
             <w:shd w:val="clear" w:color="auto" w:fill="E7E6E6" w:themeFill="background2"/>
+            <w:vAlign w:val="center"/>
           </w:tcPr>
           <w:p>
             <w:pPr>
@@ -26602,7 +26065,6 @@
                 <w:tab w:val="left" w:pos="4536"/>
               </w:tabs>
               <w:spacing w:after="0"/>
-              <w:jc w:val="center"/>
               <w:rPr>
                 <w:rFonts w:ascii="Arial" w:hAnsi="Arial" w:cs="Arial"/>
                 <w:b/>
@@ -26627,6 +26089,7 @@
           <w:tcPr>
             <w:tcW w:w="1440" w:type="dxa"/>
             <w:shd w:val="clear" w:color="auto" w:fill="E7E6E6" w:themeFill="background2"/>
+            <w:vAlign w:val="center"/>
           </w:tcPr>
           <w:p>
             <w:pPr>
@@ -26635,7 +26098,6 @@
                 <w:tab w:val="left" w:pos="4536"/>
               </w:tabs>
               <w:spacing w:after="0"/>
-              <w:jc w:val="center"/>
               <w:rPr>
                 <w:rFonts w:ascii="Arial" w:hAnsi="Arial" w:cs="Arial"/>
                 <w:b/>
@@ -26664,6 +26126,7 @@
             <w:tcBorders>
               <w:right w:val="single" w:sz="12" w:space="0" w:color="auto"/>
             </w:tcBorders>
+            <w:vAlign w:val="center"/>
           </w:tcPr>
           <w:p>
             <w:pPr>
@@ -26672,7 +26135,6 @@
                 <w:tab w:val="left" w:pos="4536"/>
               </w:tabs>
               <w:spacing w:after="0"/>
-              <w:jc w:val="center"/>
               <w:rPr>
                 <w:rFonts w:ascii="Arial" w:hAnsi="Arial" w:cs="Arial"/>
                 <w:sz w:val="20"/>
@@ -26695,6 +26157,7 @@
             <w:tcBorders>
               <w:left w:val="single" w:sz="12" w:space="0" w:color="auto"/>
             </w:tcBorders>
+            <w:vAlign w:val="center"/>
           </w:tcPr>
           <w:p>
             <w:pPr>
@@ -26703,7 +26166,6 @@
                 <w:tab w:val="left" w:pos="4536"/>
               </w:tabs>
               <w:spacing w:after="0"/>
-              <w:jc w:val="center"/>
               <w:rPr>
                 <w:rFonts w:ascii="Arial" w:hAnsi="Arial" w:cs="Arial"/>
                 <w:sz w:val="20"/>
@@ -26723,6 +26185,7 @@
         <w:tc>
           <w:tcPr>
             <w:tcW w:w="1440" w:type="dxa"/>
+            <w:vAlign w:val="center"/>
           </w:tcPr>
           <w:p>
             <w:pPr>
@@ -26731,7 +26194,6 @@
                 <w:tab w:val="left" w:pos="4536"/>
               </w:tabs>
               <w:spacing w:after="0"/>
-              <w:jc w:val="center"/>
               <w:rPr>
                 <w:rFonts w:ascii="Arial" w:hAnsi="Arial" w:cs="Arial"/>
                 <w:sz w:val="20"/>
@@ -26751,6 +26213,7 @@
         <w:tc>
           <w:tcPr>
             <w:tcW w:w="1440" w:type="dxa"/>
+            <w:vAlign w:val="center"/>
           </w:tcPr>
           <w:p>
             <w:pPr>
@@ -26759,7 +26222,6 @@
                 <w:tab w:val="left" w:pos="4536"/>
               </w:tabs>
               <w:spacing w:after="0"/>
-              <w:jc w:val="center"/>
               <w:rPr>
                 <w:rFonts w:ascii="Arial" w:hAnsi="Arial" w:cs="Arial"/>
                 <w:sz w:val="20"/>
@@ -26779,6 +26241,7 @@
         <w:tc>
           <w:tcPr>
             <w:tcW w:w="1440" w:type="dxa"/>
+            <w:vAlign w:val="center"/>
           </w:tcPr>
           <w:p>
             <w:pPr>
@@ -26787,7 +26250,6 @@
                 <w:tab w:val="left" w:pos="4536"/>
               </w:tabs>
               <w:spacing w:after="0"/>
-              <w:jc w:val="center"/>
               <w:rPr>
                 <w:rFonts w:ascii="Arial" w:hAnsi="Arial" w:cs="Arial"/>
                 <w:sz w:val="20"/>
@@ -26807,6 +26269,7 @@
         <w:tc>
           <w:tcPr>
             <w:tcW w:w="1440" w:type="dxa"/>
+            <w:vAlign w:val="center"/>
           </w:tcPr>
           <w:p>
             <w:pPr>
@@ -26815,7 +26278,6 @@
                 <w:tab w:val="left" w:pos="4536"/>
               </w:tabs>
               <w:spacing w:after="0"/>
-              <w:jc w:val="center"/>
               <w:rPr>
                 <w:rFonts w:ascii="Arial" w:hAnsi="Arial" w:cs="Arial"/>
                 <w:sz w:val="20"/>
@@ -26835,6 +26297,7 @@
         <w:tc>
           <w:tcPr>
             <w:tcW w:w="1440" w:type="dxa"/>
+            <w:vAlign w:val="center"/>
           </w:tcPr>
           <w:p>
             <w:pPr>
@@ -26843,7 +26306,6 @@
                 <w:tab w:val="left" w:pos="4536"/>
               </w:tabs>
               <w:spacing w:after="0"/>
-              <w:jc w:val="center"/>
               <w:rPr>
                 <w:rFonts w:ascii="Arial" w:hAnsi="Arial" w:cs="Arial"/>
                 <w:sz w:val="20"/>
@@ -26868,6 +26330,7 @@
             <w:tcBorders>
               <w:right w:val="single" w:sz="12" w:space="0" w:color="auto"/>
             </w:tcBorders>
+            <w:vAlign w:val="center"/>
           </w:tcPr>
           <w:p>
             <w:pPr>
@@ -26876,7 +26339,6 @@
                 <w:tab w:val="left" w:pos="4536"/>
               </w:tabs>
               <w:spacing w:after="0"/>
-              <w:jc w:val="center"/>
               <w:rPr>
                 <w:rFonts w:ascii="Arial" w:hAnsi="Arial" w:cs="Arial"/>
                 <w:sz w:val="20"/>
@@ -26899,6 +26361,7 @@
             <w:tcBorders>
               <w:left w:val="single" w:sz="12" w:space="0" w:color="auto"/>
             </w:tcBorders>
+            <w:vAlign w:val="center"/>
           </w:tcPr>
           <w:p>
             <w:pPr>
@@ -26907,7 +26370,6 @@
                 <w:tab w:val="left" w:pos="4536"/>
               </w:tabs>
               <w:spacing w:after="0"/>
-              <w:jc w:val="center"/>
               <w:rPr>
                 <w:rFonts w:ascii="Arial" w:hAnsi="Arial" w:cs="Arial"/>
                 <w:sz w:val="20"/>
@@ -26953,6 +26415,7 @@
         <w:tc>
           <w:tcPr>
             <w:tcW w:w="1440" w:type="dxa"/>
+            <w:vAlign w:val="center"/>
           </w:tcPr>
           <w:p>
             <w:pPr>
@@ -26961,7 +26424,6 @@
                 <w:tab w:val="left" w:pos="4536"/>
               </w:tabs>
               <w:spacing w:after="0"/>
-              <w:jc w:val="center"/>
               <w:rPr>
                 <w:rFonts w:ascii="Arial" w:hAnsi="Arial" w:cs="Arial"/>
                 <w:sz w:val="20"/>
@@ -27007,6 +26469,7 @@
         <w:tc>
           <w:tcPr>
             <w:tcW w:w="1440" w:type="dxa"/>
+            <w:vAlign w:val="center"/>
           </w:tcPr>
           <w:p>
             <w:pPr>
@@ -27015,7 +26478,6 @@
                 <w:tab w:val="left" w:pos="4536"/>
               </w:tabs>
               <w:spacing w:after="0"/>
-              <w:jc w:val="center"/>
               <w:rPr>
                 <w:rFonts w:ascii="Arial" w:hAnsi="Arial" w:cs="Arial"/>
                 <w:sz w:val="20"/>
@@ -27061,6 +26523,7 @@
         <w:tc>
           <w:tcPr>
             <w:tcW w:w="1440" w:type="dxa"/>
+            <w:vAlign w:val="center"/>
           </w:tcPr>
           <w:p>
             <w:pPr>
@@ -27069,7 +26532,6 @@
                 <w:tab w:val="left" w:pos="4536"/>
               </w:tabs>
               <w:spacing w:after="0"/>
-              <w:jc w:val="center"/>
               <w:rPr>
                 <w:rFonts w:ascii="Arial" w:hAnsi="Arial" w:cs="Arial"/>
                 <w:sz w:val="20"/>
@@ -27123,6 +26585,7 @@
         <w:tc>
           <w:tcPr>
             <w:tcW w:w="1440" w:type="dxa"/>
+            <w:vAlign w:val="center"/>
           </w:tcPr>
           <w:p>
             <w:pPr>
@@ -27131,7 +26594,6 @@
                 <w:tab w:val="left" w:pos="4536"/>
               </w:tabs>
               <w:spacing w:after="0"/>
-              <w:jc w:val="center"/>
               <w:rPr>
                 <w:rFonts w:ascii="Arial" w:hAnsi="Arial" w:cs="Arial"/>
                 <w:sz w:val="20"/>
@@ -27185,6 +26647,7 @@
         <w:tc>
           <w:tcPr>
             <w:tcW w:w="1440" w:type="dxa"/>
+            <w:vAlign w:val="center"/>
           </w:tcPr>
           <w:p>
             <w:pPr>
@@ -27193,7 +26656,6 @@
                 <w:tab w:val="left" w:pos="4536"/>
               </w:tabs>
               <w:spacing w:after="0"/>
-              <w:jc w:val="center"/>
               <w:rPr>
                 <w:rFonts w:ascii="Arial" w:hAnsi="Arial" w:cs="Arial"/>
                 <w:sz w:val="20"/>
@@ -27252,6 +26714,7 @@
             <w:tcBorders>
               <w:right w:val="single" w:sz="12" w:space="0" w:color="auto"/>
             </w:tcBorders>
+            <w:vAlign w:val="center"/>
           </w:tcPr>
           <w:p>
             <w:pPr>
@@ -27260,7 +26723,6 @@
                 <w:tab w:val="left" w:pos="4536"/>
               </w:tabs>
               <w:spacing w:after="0"/>
-              <w:jc w:val="center"/>
               <w:rPr>
                 <w:rFonts w:ascii="Arial" w:hAnsi="Arial" w:cs="Arial"/>
                 <w:sz w:val="20"/>
@@ -27283,6 +26745,7 @@
             <w:tcBorders>
               <w:left w:val="single" w:sz="12" w:space="0" w:color="auto"/>
             </w:tcBorders>
+            <w:vAlign w:val="center"/>
           </w:tcPr>
           <w:p>
             <w:pPr>
@@ -27291,7 +26754,6 @@
                 <w:tab w:val="left" w:pos="4536"/>
               </w:tabs>
               <w:spacing w:after="0"/>
-              <w:jc w:val="center"/>
               <w:rPr>
                 <w:rFonts w:ascii="Arial" w:hAnsi="Arial" w:cs="Arial"/>
                 <w:sz w:val="20"/>
@@ -27327,6 +26789,7 @@
         <w:tc>
           <w:tcPr>
             <w:tcW w:w="1440" w:type="dxa"/>
+            <w:vAlign w:val="center"/>
           </w:tcPr>
           <w:p>
             <w:pPr>
@@ -27335,7 +26798,6 @@
                 <w:tab w:val="left" w:pos="4536"/>
               </w:tabs>
               <w:spacing w:after="0"/>
-              <w:jc w:val="center"/>
               <w:rPr>
                 <w:rFonts w:ascii="Arial" w:hAnsi="Arial" w:cs="Arial"/>
                 <w:sz w:val="20"/>
@@ -27371,6 +26833,7 @@
         <w:tc>
           <w:tcPr>
             <w:tcW w:w="1440" w:type="dxa"/>
+            <w:vAlign w:val="center"/>
           </w:tcPr>
           <w:p>
             <w:pPr>
@@ -27379,7 +26842,6 @@
                 <w:tab w:val="left" w:pos="4536"/>
               </w:tabs>
               <w:spacing w:after="0"/>
-              <w:jc w:val="center"/>
               <w:rPr>
                 <w:rFonts w:ascii="Arial" w:hAnsi="Arial" w:cs="Arial"/>
                 <w:sz w:val="20"/>
@@ -27415,6 +26877,7 @@
         <w:tc>
           <w:tcPr>
             <w:tcW w:w="1440" w:type="dxa"/>
+            <w:vAlign w:val="center"/>
           </w:tcPr>
           <w:p>
             <w:pPr>
@@ -27423,7 +26886,6 @@
                 <w:tab w:val="left" w:pos="4536"/>
               </w:tabs>
               <w:spacing w:after="0"/>
-              <w:jc w:val="center"/>
               <w:rPr>
                 <w:rFonts w:ascii="Arial" w:hAnsi="Arial" w:cs="Arial"/>
                 <w:sz w:val="20"/>
@@ -27475,6 +26937,7 @@
         <w:tc>
           <w:tcPr>
             <w:tcW w:w="1440" w:type="dxa"/>
+            <w:vAlign w:val="center"/>
           </w:tcPr>
           <w:p>
             <w:pPr>
@@ -27483,7 +26946,6 @@
                 <w:tab w:val="left" w:pos="4536"/>
               </w:tabs>
               <w:spacing w:after="0"/>
-              <w:jc w:val="center"/>
               <w:rPr>
                 <w:rFonts w:ascii="Arial" w:hAnsi="Arial" w:cs="Arial"/>
                 <w:sz w:val="20"/>
@@ -27535,6 +26997,7 @@
         <w:tc>
           <w:tcPr>
             <w:tcW w:w="1440" w:type="dxa"/>
+            <w:vAlign w:val="center"/>
           </w:tcPr>
           <w:p>
             <w:pPr>
@@ -27543,7 +27006,6 @@
                 <w:tab w:val="left" w:pos="4536"/>
               </w:tabs>
               <w:spacing w:after="0"/>
-              <w:jc w:val="center"/>
               <w:rPr>
                 <w:rFonts w:ascii="Arial" w:hAnsi="Arial" w:cs="Arial"/>
                 <w:sz w:val="20"/>
@@ -27584,6 +27046,7 @@
             <w:tcBorders>
               <w:right w:val="single" w:sz="12" w:space="0" w:color="auto"/>
             </w:tcBorders>
+            <w:vAlign w:val="center"/>
           </w:tcPr>
           <w:p>
             <w:pPr>
@@ -27592,7 +27055,6 @@
                 <w:tab w:val="left" w:pos="4536"/>
               </w:tabs>
               <w:spacing w:after="0"/>
-              <w:jc w:val="center"/>
               <w:rPr>
                 <w:rFonts w:ascii="Arial" w:hAnsi="Arial" w:cs="Arial"/>
                 <w:sz w:val="20"/>
@@ -27615,6 +27077,7 @@
             <w:tcBorders>
               <w:left w:val="single" w:sz="12" w:space="0" w:color="auto"/>
             </w:tcBorders>
+            <w:vAlign w:val="center"/>
           </w:tcPr>
           <w:p>
             <w:pPr>
@@ -27623,7 +27086,6 @@
                 <w:tab w:val="left" w:pos="4536"/>
               </w:tabs>
               <w:spacing w:after="0"/>
-              <w:jc w:val="center"/>
               <w:rPr>
                 <w:rFonts w:ascii="Arial" w:hAnsi="Arial" w:cs="Arial"/>
                 <w:sz w:val="20"/>
@@ -27669,6 +27131,7 @@
         <w:tc>
           <w:tcPr>
             <w:tcW w:w="1440" w:type="dxa"/>
+            <w:vAlign w:val="center"/>
           </w:tcPr>
           <w:p>
             <w:pPr>
@@ -27677,7 +27140,6 @@
                 <w:tab w:val="left" w:pos="4536"/>
               </w:tabs>
               <w:spacing w:after="0"/>
-              <w:jc w:val="center"/>
               <w:rPr>
                 <w:rFonts w:ascii="Arial" w:hAnsi="Arial" w:cs="Arial"/>
                 <w:sz w:val="20"/>
@@ -27716,13 +27178,23 @@
                 <w:sz w:val="20"/>
                 <w:szCs w:val="20"/>
               </w:rPr>
-              <w:t xml:space="preserve">  Classification}}</w:t>
+              <w:t xml:space="preserve">  </w:t>
+            </w:r>
+            <w:r>
+              <w:rPr>
+                <w:rFonts w:ascii="Arial" w:hAnsi="Arial" w:cs="Arial"/>
+                <w:sz w:val="20"/>
+                <w:szCs w:val="20"/>
+              </w:rPr>
+              <w:lastRenderedPageBreak/>
+              <w:t>Classification}}</w:t>
             </w:r>
           </w:p>
         </w:tc>
         <w:tc>
           <w:tcPr>
             <w:tcW w:w="1440" w:type="dxa"/>
+            <w:vAlign w:val="center"/>
           </w:tcPr>
           <w:p>
             <w:pPr>
@@ -27731,19 +27203,19 @@
                 <w:tab w:val="left" w:pos="4536"/>
               </w:tabs>
               <w:spacing w:after="0"/>
-              <w:jc w:val="center"/>
-              <w:rPr>
-                <w:rFonts w:ascii="Arial" w:hAnsi="Arial" w:cs="Arial"/>
-                <w:sz w:val="20"/>
-                <w:szCs w:val="20"/>
-              </w:rPr>
-            </w:pPr>
-            <w:r>
-              <w:rPr>
-                <w:rFonts w:ascii="Arial" w:hAnsi="Arial" w:cs="Arial"/>
-                <w:sz w:val="20"/>
-                <w:szCs w:val="20"/>
-              </w:rPr>
+              <w:rPr>
+                <w:rFonts w:ascii="Arial" w:hAnsi="Arial" w:cs="Arial"/>
+                <w:sz w:val="20"/>
+                <w:szCs w:val="20"/>
+              </w:rPr>
+            </w:pPr>
+            <w:r>
+              <w:rPr>
+                <w:rFonts w:ascii="Arial" w:hAnsi="Arial" w:cs="Arial"/>
+                <w:sz w:val="20"/>
+                <w:szCs w:val="20"/>
+              </w:rPr>
+              <w:lastRenderedPageBreak/>
               <w:t xml:space="preserve">{{CEFI </w:t>
             </w:r>
             <w:r>
@@ -27777,6 +27249,7 @@
         <w:tc>
           <w:tcPr>
             <w:tcW w:w="1440" w:type="dxa"/>
+            <w:vAlign w:val="center"/>
           </w:tcPr>
           <w:p>
             <w:pPr>
@@ -27785,7 +27258,6 @@
                 <w:tab w:val="left" w:pos="4536"/>
               </w:tabs>
               <w:spacing w:after="0"/>
-              <w:jc w:val="center"/>
               <w:rPr>
                 <w:rFonts w:ascii="Arial" w:hAnsi="Arial" w:cs="Arial"/>
                 <w:sz w:val="20"/>
@@ -27823,6 +27295,78 @@
                 <w:sz w:val="20"/>
                 <w:szCs w:val="20"/>
               </w:rPr>
+              <w:t>InhibitoryCon</w:t>
+            </w:r>
+            <w:r>
+              <w:rPr>
+                <w:rFonts w:ascii="Arial" w:hAnsi="Arial" w:cs="Arial"/>
+                <w:sz w:val="20"/>
+                <w:szCs w:val="20"/>
+              </w:rPr>
+              <w:lastRenderedPageBreak/>
+              <w:t>trol</w:t>
+            </w:r>
+            <w:proofErr w:type="spellEnd"/>
+            <w:r>
+              <w:rPr>
+                <w:rFonts w:ascii="Arial" w:hAnsi="Arial" w:cs="Arial"/>
+                <w:sz w:val="20"/>
+                <w:szCs w:val="20"/>
+              </w:rPr>
+              <w:t xml:space="preserve">  Percentile}}</w:t>
+            </w:r>
+          </w:p>
+        </w:tc>
+        <w:tc>
+          <w:tcPr>
+            <w:tcW w:w="1440" w:type="dxa"/>
+            <w:vAlign w:val="center"/>
+          </w:tcPr>
+          <w:p>
+            <w:pPr>
+              <w:pStyle w:val="Textbody"/>
+              <w:tabs>
+                <w:tab w:val="left" w:pos="4536"/>
+              </w:tabs>
+              <w:spacing w:after="0"/>
+              <w:rPr>
+                <w:rFonts w:ascii="Arial" w:hAnsi="Arial" w:cs="Arial"/>
+                <w:sz w:val="20"/>
+                <w:szCs w:val="20"/>
+              </w:rPr>
+            </w:pPr>
+            <w:r>
+              <w:rPr>
+                <w:rFonts w:ascii="Arial" w:hAnsi="Arial" w:cs="Arial"/>
+                <w:sz w:val="20"/>
+                <w:szCs w:val="20"/>
+              </w:rPr>
+              <w:lastRenderedPageBreak/>
+              <w:t xml:space="preserve">{{CEFI </w:t>
+            </w:r>
+            <w:r>
+              <w:rPr>
+                <w:rFonts w:ascii="Arial" w:hAnsi="Arial" w:cs="Arial"/>
+                <w:sz w:val="20"/>
+                <w:szCs w:val="20"/>
+              </w:rPr>
+              <w:t xml:space="preserve"> </w:t>
+            </w:r>
+            <w:r>
+              <w:rPr>
+                <w:rFonts w:ascii="Arial" w:hAnsi="Arial" w:cs="Arial"/>
+                <w:sz w:val="20"/>
+                <w:szCs w:val="20"/>
+              </w:rPr>
+              <w:t xml:space="preserve"> Teacher </w:t>
+            </w:r>
+            <w:proofErr w:type="spellStart"/>
+            <w:r>
+              <w:rPr>
+                <w:rFonts w:ascii="Arial" w:hAnsi="Arial" w:cs="Arial"/>
+                <w:sz w:val="20"/>
+                <w:szCs w:val="20"/>
+              </w:rPr>
               <w:t>InhibitoryControl</w:t>
             </w:r>
             <w:proofErr w:type="spellEnd"/>
@@ -27832,13 +27376,23 @@
                 <w:sz w:val="20"/>
                 <w:szCs w:val="20"/>
               </w:rPr>
-              <w:t xml:space="preserve">  Percentile}}</w:t>
+              <w:t xml:space="preserve">  </w:t>
+            </w:r>
+            <w:r>
+              <w:rPr>
+                <w:rFonts w:ascii="Arial" w:hAnsi="Arial" w:cs="Arial"/>
+                <w:sz w:val="20"/>
+                <w:szCs w:val="20"/>
+              </w:rPr>
+              <w:lastRenderedPageBreak/>
+              <w:t>Classification}}</w:t>
             </w:r>
           </w:p>
         </w:tc>
         <w:tc>
           <w:tcPr>
             <w:tcW w:w="1440" w:type="dxa"/>
+            <w:vAlign w:val="center"/>
           </w:tcPr>
           <w:p>
             <w:pPr>
@@ -27847,81 +27401,19 @@
                 <w:tab w:val="left" w:pos="4536"/>
               </w:tabs>
               <w:spacing w:after="0"/>
-              <w:jc w:val="center"/>
-              <w:rPr>
-                <w:rFonts w:ascii="Arial" w:hAnsi="Arial" w:cs="Arial"/>
-                <w:sz w:val="20"/>
-                <w:szCs w:val="20"/>
-              </w:rPr>
-            </w:pPr>
-            <w:r>
-              <w:rPr>
-                <w:rFonts w:ascii="Arial" w:hAnsi="Arial" w:cs="Arial"/>
-                <w:sz w:val="20"/>
-                <w:szCs w:val="20"/>
-              </w:rPr>
-              <w:t xml:space="preserve">{{CEFI </w:t>
-            </w:r>
-            <w:r>
-              <w:rPr>
-                <w:rFonts w:ascii="Arial" w:hAnsi="Arial" w:cs="Arial"/>
-                <w:sz w:val="20"/>
-                <w:szCs w:val="20"/>
-              </w:rPr>
-              <w:t xml:space="preserve"> </w:t>
-            </w:r>
-            <w:r>
-              <w:rPr>
-                <w:rFonts w:ascii="Arial" w:hAnsi="Arial" w:cs="Arial"/>
-                <w:sz w:val="20"/>
-                <w:szCs w:val="20"/>
-              </w:rPr>
-              <w:t xml:space="preserve"> Teacher </w:t>
-            </w:r>
-            <w:proofErr w:type="spellStart"/>
-            <w:r>
-              <w:rPr>
-                <w:rFonts w:ascii="Arial" w:hAnsi="Arial" w:cs="Arial"/>
-                <w:sz w:val="20"/>
-                <w:szCs w:val="20"/>
-              </w:rPr>
-              <w:t>InhibitoryControl</w:t>
-            </w:r>
-            <w:proofErr w:type="spellEnd"/>
-            <w:r>
-              <w:rPr>
-                <w:rFonts w:ascii="Arial" w:hAnsi="Arial" w:cs="Arial"/>
-                <w:sz w:val="20"/>
-                <w:szCs w:val="20"/>
-              </w:rPr>
-              <w:t xml:space="preserve">  Classification}}</w:t>
-            </w:r>
-          </w:p>
-        </w:tc>
-        <w:tc>
-          <w:tcPr>
-            <w:tcW w:w="1440" w:type="dxa"/>
-          </w:tcPr>
-          <w:p>
-            <w:pPr>
-              <w:pStyle w:val="Textbody"/>
-              <w:tabs>
-                <w:tab w:val="left" w:pos="4536"/>
-              </w:tabs>
-              <w:spacing w:after="0"/>
-              <w:jc w:val="center"/>
-              <w:rPr>
-                <w:rFonts w:ascii="Arial" w:hAnsi="Arial" w:cs="Arial"/>
-                <w:sz w:val="20"/>
-                <w:szCs w:val="20"/>
-              </w:rPr>
-            </w:pPr>
-            <w:r>
-              <w:rPr>
-                <w:rFonts w:ascii="Arial" w:hAnsi="Arial" w:cs="Arial"/>
-                <w:sz w:val="20"/>
-                <w:szCs w:val="20"/>
-              </w:rPr>
+              <w:rPr>
+                <w:rFonts w:ascii="Arial" w:hAnsi="Arial" w:cs="Arial"/>
+                <w:sz w:val="20"/>
+                <w:szCs w:val="20"/>
+              </w:rPr>
+            </w:pPr>
+            <w:r>
+              <w:rPr>
+                <w:rFonts w:ascii="Arial" w:hAnsi="Arial" w:cs="Arial"/>
+                <w:sz w:val="20"/>
+                <w:szCs w:val="20"/>
+              </w:rPr>
+              <w:lastRenderedPageBreak/>
               <w:t xml:space="preserve">{{CEFI  Teacher </w:t>
             </w:r>
             <w:r>
@@ -27960,6 +27452,7 @@
             <w:tcBorders>
               <w:right w:val="single" w:sz="12" w:space="0" w:color="auto"/>
             </w:tcBorders>
+            <w:vAlign w:val="center"/>
           </w:tcPr>
           <w:p>
             <w:pPr>
@@ -27968,7 +27461,6 @@
                 <w:tab w:val="left" w:pos="4536"/>
               </w:tabs>
               <w:spacing w:after="0"/>
-              <w:jc w:val="center"/>
               <w:rPr>
                 <w:rFonts w:ascii="Arial" w:hAnsi="Arial" w:cs="Arial"/>
                 <w:sz w:val="20"/>
@@ -27991,6 +27483,7 @@
             <w:tcBorders>
               <w:left w:val="single" w:sz="12" w:space="0" w:color="auto"/>
             </w:tcBorders>
+            <w:vAlign w:val="center"/>
           </w:tcPr>
           <w:p>
             <w:pPr>
@@ -27999,7 +27492,6 @@
                 <w:tab w:val="left" w:pos="4536"/>
               </w:tabs>
               <w:spacing w:after="0"/>
-              <w:jc w:val="center"/>
               <w:rPr>
                 <w:rFonts w:ascii="Arial" w:hAnsi="Arial" w:cs="Arial"/>
                 <w:sz w:val="20"/>
@@ -28035,6 +27527,7 @@
         <w:tc>
           <w:tcPr>
             <w:tcW w:w="1440" w:type="dxa"/>
+            <w:vAlign w:val="center"/>
           </w:tcPr>
           <w:p>
             <w:pPr>
@@ -28043,7 +27536,6 @@
                 <w:tab w:val="left" w:pos="4536"/>
               </w:tabs>
               <w:spacing w:after="0"/>
-              <w:jc w:val="center"/>
               <w:rPr>
                 <w:rFonts w:ascii="Arial" w:hAnsi="Arial" w:cs="Arial"/>
                 <w:sz w:val="20"/>
@@ -28079,6 +27571,7 @@
         <w:tc>
           <w:tcPr>
             <w:tcW w:w="1440" w:type="dxa"/>
+            <w:vAlign w:val="center"/>
           </w:tcPr>
           <w:p>
             <w:pPr>
@@ -28087,7 +27580,6 @@
                 <w:tab w:val="left" w:pos="4536"/>
               </w:tabs>
               <w:spacing w:after="0"/>
-              <w:jc w:val="center"/>
               <w:rPr>
                 <w:rFonts w:ascii="Arial" w:hAnsi="Arial" w:cs="Arial"/>
                 <w:sz w:val="20"/>
@@ -28123,6 +27615,7 @@
         <w:tc>
           <w:tcPr>
             <w:tcW w:w="1440" w:type="dxa"/>
+            <w:vAlign w:val="center"/>
           </w:tcPr>
           <w:p>
             <w:pPr>
@@ -28131,7 +27624,6 @@
                 <w:tab w:val="left" w:pos="4536"/>
               </w:tabs>
               <w:spacing w:after="0"/>
-              <w:jc w:val="center"/>
               <w:rPr>
                 <w:rFonts w:ascii="Arial" w:hAnsi="Arial" w:cs="Arial"/>
                 <w:sz w:val="20"/>
@@ -28183,6 +27675,7 @@
         <w:tc>
           <w:tcPr>
             <w:tcW w:w="1440" w:type="dxa"/>
+            <w:vAlign w:val="center"/>
           </w:tcPr>
           <w:p>
             <w:pPr>
@@ -28191,7 +27684,6 @@
                 <w:tab w:val="left" w:pos="4536"/>
               </w:tabs>
               <w:spacing w:after="0"/>
-              <w:jc w:val="center"/>
               <w:rPr>
                 <w:rFonts w:ascii="Arial" w:hAnsi="Arial" w:cs="Arial"/>
                 <w:sz w:val="20"/>
@@ -28243,6 +27735,7 @@
         <w:tc>
           <w:tcPr>
             <w:tcW w:w="1440" w:type="dxa"/>
+            <w:vAlign w:val="center"/>
           </w:tcPr>
           <w:p>
             <w:pPr>
@@ -28251,7 +27744,6 @@
                 <w:tab w:val="left" w:pos="4536"/>
               </w:tabs>
               <w:spacing w:after="0"/>
-              <w:jc w:val="center"/>
               <w:rPr>
                 <w:rFonts w:ascii="Arial" w:hAnsi="Arial" w:cs="Arial"/>
                 <w:sz w:val="20"/>
@@ -28308,6 +27800,7 @@
             <w:tcBorders>
               <w:right w:val="single" w:sz="12" w:space="0" w:color="auto"/>
             </w:tcBorders>
+            <w:vAlign w:val="center"/>
           </w:tcPr>
           <w:p>
             <w:pPr>
@@ -28316,7 +27809,6 @@
                 <w:tab w:val="left" w:pos="4536"/>
               </w:tabs>
               <w:spacing w:after="0"/>
-              <w:jc w:val="center"/>
               <w:rPr>
                 <w:rFonts w:ascii="Arial" w:hAnsi="Arial" w:cs="Arial"/>
                 <w:sz w:val="20"/>
@@ -28339,6 +27831,7 @@
             <w:tcBorders>
               <w:left w:val="single" w:sz="12" w:space="0" w:color="auto"/>
             </w:tcBorders>
+            <w:vAlign w:val="center"/>
           </w:tcPr>
           <w:p>
             <w:pPr>
@@ -28347,7 +27840,6 @@
                 <w:tab w:val="left" w:pos="4536"/>
               </w:tabs>
               <w:spacing w:after="0"/>
-              <w:jc w:val="center"/>
               <w:rPr>
                 <w:rFonts w:ascii="Arial" w:hAnsi="Arial" w:cs="Arial"/>
                 <w:sz w:val="20"/>
@@ -28399,6 +27891,7 @@
         <w:tc>
           <w:tcPr>
             <w:tcW w:w="1440" w:type="dxa"/>
+            <w:vAlign w:val="center"/>
           </w:tcPr>
           <w:p>
             <w:pPr>
@@ -28407,7 +27900,6 @@
                 <w:tab w:val="left" w:pos="4536"/>
               </w:tabs>
               <w:spacing w:after="0"/>
-              <w:jc w:val="center"/>
               <w:rPr>
                 <w:rFonts w:ascii="Arial" w:hAnsi="Arial" w:cs="Arial"/>
                 <w:sz w:val="20"/>
@@ -28459,6 +27951,7 @@
         <w:tc>
           <w:tcPr>
             <w:tcW w:w="1440" w:type="dxa"/>
+            <w:vAlign w:val="center"/>
           </w:tcPr>
           <w:p>
             <w:pPr>
@@ -28467,7 +27960,6 @@
                 <w:tab w:val="left" w:pos="4536"/>
               </w:tabs>
               <w:spacing w:after="0"/>
-              <w:jc w:val="center"/>
               <w:rPr>
                 <w:rFonts w:ascii="Arial" w:hAnsi="Arial" w:cs="Arial"/>
                 <w:sz w:val="20"/>
@@ -28519,6 +28011,7 @@
         <w:tc>
           <w:tcPr>
             <w:tcW w:w="1440" w:type="dxa"/>
+            <w:vAlign w:val="center"/>
           </w:tcPr>
           <w:p>
             <w:pPr>
@@ -28527,7 +28020,6 @@
                 <w:tab w:val="left" w:pos="4536"/>
               </w:tabs>
               <w:spacing w:after="0"/>
-              <w:jc w:val="center"/>
               <w:rPr>
                 <w:rFonts w:ascii="Arial" w:hAnsi="Arial" w:cs="Arial"/>
                 <w:sz w:val="20"/>
@@ -28595,6 +28087,7 @@
         <w:tc>
           <w:tcPr>
             <w:tcW w:w="1440" w:type="dxa"/>
+            <w:vAlign w:val="center"/>
           </w:tcPr>
           <w:p>
             <w:pPr>
@@ -28603,7 +28096,6 @@
                 <w:tab w:val="left" w:pos="4536"/>
               </w:tabs>
               <w:spacing w:after="0"/>
-              <w:jc w:val="center"/>
               <w:rPr>
                 <w:rFonts w:ascii="Arial" w:hAnsi="Arial" w:cs="Arial"/>
                 <w:sz w:val="20"/>
@@ -28664,22 +28156,14 @@
                 <w:sz w:val="20"/>
                 <w:szCs w:val="20"/>
               </w:rPr>
-              <w:t xml:space="preserve">  </w:t>
-            </w:r>
-            <w:r>
-              <w:rPr>
-                <w:rFonts w:ascii="Arial" w:hAnsi="Arial" w:cs="Arial"/>
-                <w:sz w:val="20"/>
-                <w:szCs w:val="20"/>
-              </w:rPr>
-              <w:lastRenderedPageBreak/>
-              <w:t>Classification}}</w:t>
+              <w:t xml:space="preserve">  Classification}}</w:t>
             </w:r>
           </w:p>
         </w:tc>
         <w:tc>
           <w:tcPr>
             <w:tcW w:w="1440" w:type="dxa"/>
+            <w:vAlign w:val="center"/>
           </w:tcPr>
           <w:p>
             <w:pPr>
@@ -28688,20 +28172,18 @@
                 <w:tab w:val="left" w:pos="4536"/>
               </w:tabs>
               <w:spacing w:after="0"/>
-              <w:jc w:val="center"/>
-              <w:rPr>
-                <w:rFonts w:ascii="Arial" w:hAnsi="Arial" w:cs="Arial"/>
-                <w:sz w:val="20"/>
-                <w:szCs w:val="20"/>
-              </w:rPr>
-            </w:pPr>
-            <w:r>
-              <w:rPr>
-                <w:rFonts w:ascii="Arial" w:hAnsi="Arial" w:cs="Arial"/>
-                <w:sz w:val="20"/>
-                <w:szCs w:val="20"/>
-              </w:rPr>
-              <w:lastRenderedPageBreak/>
+              <w:rPr>
+                <w:rFonts w:ascii="Arial" w:hAnsi="Arial" w:cs="Arial"/>
+                <w:sz w:val="20"/>
+                <w:szCs w:val="20"/>
+              </w:rPr>
+            </w:pPr>
+            <w:r>
+              <w:rPr>
+                <w:rFonts w:ascii="Arial" w:hAnsi="Arial" w:cs="Arial"/>
+                <w:sz w:val="20"/>
+                <w:szCs w:val="20"/>
+              </w:rPr>
               <w:t xml:space="preserve">{{CEFI </w:t>
             </w:r>
             <w:r>
@@ -28762,6 +28244,7 @@
             <w:tcBorders>
               <w:right w:val="single" w:sz="12" w:space="0" w:color="auto"/>
             </w:tcBorders>
+            <w:vAlign w:val="center"/>
           </w:tcPr>
           <w:p>
             <w:pPr>
@@ -28770,7 +28253,6 @@
                 <w:tab w:val="left" w:pos="4536"/>
               </w:tabs>
               <w:spacing w:after="0"/>
-              <w:jc w:val="center"/>
               <w:rPr>
                 <w:rFonts w:ascii="Arial" w:hAnsi="Arial" w:cs="Arial"/>
                 <w:sz w:val="20"/>
@@ -28793,6 +28275,7 @@
             <w:tcBorders>
               <w:left w:val="single" w:sz="12" w:space="0" w:color="auto"/>
             </w:tcBorders>
+            <w:vAlign w:val="center"/>
           </w:tcPr>
           <w:p>
             <w:pPr>
@@ -28801,7 +28284,6 @@
                 <w:tab w:val="left" w:pos="4536"/>
               </w:tabs>
               <w:spacing w:after="0"/>
-              <w:jc w:val="center"/>
               <w:rPr>
                 <w:rFonts w:ascii="Arial" w:hAnsi="Arial" w:cs="Arial"/>
                 <w:sz w:val="20"/>
@@ -28837,6 +28319,7 @@
         <w:tc>
           <w:tcPr>
             <w:tcW w:w="1440" w:type="dxa"/>
+            <w:vAlign w:val="center"/>
           </w:tcPr>
           <w:p>
             <w:pPr>
@@ -28845,7 +28328,6 @@
                 <w:tab w:val="left" w:pos="4536"/>
               </w:tabs>
               <w:spacing w:after="0"/>
-              <w:jc w:val="center"/>
               <w:rPr>
                 <w:rFonts w:ascii="Arial" w:hAnsi="Arial" w:cs="Arial"/>
                 <w:sz w:val="20"/>
@@ -28881,6 +28363,7 @@
         <w:tc>
           <w:tcPr>
             <w:tcW w:w="1440" w:type="dxa"/>
+            <w:vAlign w:val="center"/>
           </w:tcPr>
           <w:p>
             <w:pPr>
@@ -28889,7 +28372,6 @@
                 <w:tab w:val="left" w:pos="4536"/>
               </w:tabs>
               <w:spacing w:after="0"/>
-              <w:jc w:val="center"/>
               <w:rPr>
                 <w:rFonts w:ascii="Arial" w:hAnsi="Arial" w:cs="Arial"/>
                 <w:sz w:val="20"/>
@@ -28925,6 +28407,7 @@
         <w:tc>
           <w:tcPr>
             <w:tcW w:w="1440" w:type="dxa"/>
+            <w:vAlign w:val="center"/>
           </w:tcPr>
           <w:p>
             <w:pPr>
@@ -28933,7 +28416,6 @@
                 <w:tab w:val="left" w:pos="4536"/>
               </w:tabs>
               <w:spacing w:after="0"/>
-              <w:jc w:val="center"/>
               <w:rPr>
                 <w:rFonts w:ascii="Arial" w:hAnsi="Arial" w:cs="Arial"/>
                 <w:sz w:val="20"/>
@@ -28985,6 +28467,7 @@
         <w:tc>
           <w:tcPr>
             <w:tcW w:w="1440" w:type="dxa"/>
+            <w:vAlign w:val="center"/>
           </w:tcPr>
           <w:p>
             <w:pPr>
@@ -28993,7 +28476,6 @@
                 <w:tab w:val="left" w:pos="4536"/>
               </w:tabs>
               <w:spacing w:after="0"/>
-              <w:jc w:val="center"/>
               <w:rPr>
                 <w:rFonts w:ascii="Arial" w:hAnsi="Arial" w:cs="Arial"/>
                 <w:sz w:val="20"/>
@@ -29045,6 +28527,7 @@
         <w:tc>
           <w:tcPr>
             <w:tcW w:w="1440" w:type="dxa"/>
+            <w:vAlign w:val="center"/>
           </w:tcPr>
           <w:p>
             <w:pPr>
@@ -29053,7 +28536,6 @@
                 <w:tab w:val="left" w:pos="4536"/>
               </w:tabs>
               <w:spacing w:after="0"/>
-              <w:jc w:val="center"/>
               <w:rPr>
                 <w:rFonts w:ascii="Arial" w:hAnsi="Arial" w:cs="Arial"/>
                 <w:sz w:val="20"/>
@@ -29110,6 +28592,7 @@
             <w:tcBorders>
               <w:right w:val="single" w:sz="12" w:space="0" w:color="auto"/>
             </w:tcBorders>
+            <w:vAlign w:val="center"/>
           </w:tcPr>
           <w:p>
             <w:pPr>
@@ -29118,7 +28601,6 @@
                 <w:tab w:val="left" w:pos="4536"/>
               </w:tabs>
               <w:spacing w:after="0"/>
-              <w:jc w:val="center"/>
               <w:rPr>
                 <w:rFonts w:ascii="Arial" w:hAnsi="Arial" w:cs="Arial"/>
                 <w:sz w:val="20"/>
@@ -29141,6 +28623,7 @@
             <w:tcBorders>
               <w:left w:val="single" w:sz="12" w:space="0" w:color="auto"/>
             </w:tcBorders>
+            <w:vAlign w:val="center"/>
           </w:tcPr>
           <w:p>
             <w:pPr>
@@ -29149,7 +28632,6 @@
                 <w:tab w:val="left" w:pos="4536"/>
               </w:tabs>
               <w:spacing w:after="0"/>
-              <w:jc w:val="center"/>
               <w:rPr>
                 <w:rFonts w:ascii="Arial" w:hAnsi="Arial" w:cs="Arial"/>
                 <w:sz w:val="20"/>
@@ -29185,6 +28667,7 @@
         <w:tc>
           <w:tcPr>
             <w:tcW w:w="1440" w:type="dxa"/>
+            <w:vAlign w:val="center"/>
           </w:tcPr>
           <w:p>
             <w:pPr>
@@ -29193,7 +28676,6 @@
                 <w:tab w:val="left" w:pos="4536"/>
               </w:tabs>
               <w:spacing w:after="0"/>
-              <w:jc w:val="center"/>
               <w:rPr>
                 <w:rFonts w:ascii="Arial" w:hAnsi="Arial" w:cs="Arial"/>
                 <w:sz w:val="20"/>
@@ -29229,6 +28711,7 @@
         <w:tc>
           <w:tcPr>
             <w:tcW w:w="1440" w:type="dxa"/>
+            <w:vAlign w:val="center"/>
           </w:tcPr>
           <w:p>
             <w:pPr>
@@ -29237,7 +28720,6 @@
                 <w:tab w:val="left" w:pos="4536"/>
               </w:tabs>
               <w:spacing w:after="0"/>
-              <w:jc w:val="center"/>
               <w:rPr>
                 <w:rFonts w:ascii="Arial" w:hAnsi="Arial" w:cs="Arial"/>
                 <w:sz w:val="20"/>
@@ -29273,6 +28755,7 @@
         <w:tc>
           <w:tcPr>
             <w:tcW w:w="1440" w:type="dxa"/>
+            <w:vAlign w:val="center"/>
           </w:tcPr>
           <w:p>
             <w:pPr>
@@ -29281,7 +28764,6 @@
                 <w:tab w:val="left" w:pos="4536"/>
               </w:tabs>
               <w:spacing w:after="0"/>
-              <w:jc w:val="center"/>
               <w:rPr>
                 <w:rFonts w:ascii="Arial" w:hAnsi="Arial" w:cs="Arial"/>
                 <w:sz w:val="20"/>
@@ -29333,6 +28815,7 @@
         <w:tc>
           <w:tcPr>
             <w:tcW w:w="1440" w:type="dxa"/>
+            <w:vAlign w:val="center"/>
           </w:tcPr>
           <w:p>
             <w:pPr>
@@ -29341,7 +28824,6 @@
                 <w:tab w:val="left" w:pos="4536"/>
               </w:tabs>
               <w:spacing w:after="0"/>
-              <w:jc w:val="center"/>
               <w:rPr>
                 <w:rFonts w:ascii="Arial" w:hAnsi="Arial" w:cs="Arial"/>
                 <w:sz w:val="20"/>
@@ -29393,6 +28875,7 @@
         <w:tc>
           <w:tcPr>
             <w:tcW w:w="1440" w:type="dxa"/>
+            <w:vAlign w:val="center"/>
           </w:tcPr>
           <w:p>
             <w:pPr>
@@ -29401,7 +28884,6 @@
                 <w:tab w:val="left" w:pos="4536"/>
               </w:tabs>
               <w:spacing w:after="0"/>
-              <w:jc w:val="center"/>
               <w:rPr>
                 <w:rFonts w:ascii="Arial" w:hAnsi="Arial" w:cs="Arial"/>
                 <w:sz w:val="20"/>
@@ -29458,6 +28940,7 @@
             <w:tcBorders>
               <w:right w:val="single" w:sz="12" w:space="0" w:color="auto"/>
             </w:tcBorders>
+            <w:vAlign w:val="center"/>
           </w:tcPr>
           <w:p>
             <w:pPr>
@@ -29466,7 +28949,6 @@
                 <w:tab w:val="left" w:pos="4536"/>
               </w:tabs>
               <w:spacing w:after="0"/>
-              <w:jc w:val="center"/>
               <w:rPr>
                 <w:rFonts w:ascii="Arial" w:hAnsi="Arial" w:cs="Arial"/>
                 <w:sz w:val="20"/>
@@ -29489,6 +28971,7 @@
             <w:tcBorders>
               <w:left w:val="single" w:sz="12" w:space="0" w:color="auto"/>
             </w:tcBorders>
+            <w:vAlign w:val="center"/>
           </w:tcPr>
           <w:p>
             <w:pPr>
@@ -29497,7 +28980,6 @@
                 <w:tab w:val="left" w:pos="4536"/>
               </w:tabs>
               <w:spacing w:after="0"/>
-              <w:jc w:val="center"/>
               <w:rPr>
                 <w:rFonts w:ascii="Arial" w:hAnsi="Arial" w:cs="Arial"/>
                 <w:sz w:val="20"/>
@@ -29543,6 +29025,7 @@
         <w:tc>
           <w:tcPr>
             <w:tcW w:w="1440" w:type="dxa"/>
+            <w:vAlign w:val="center"/>
           </w:tcPr>
           <w:p>
             <w:pPr>
@@ -29551,7 +29034,6 @@
                 <w:tab w:val="left" w:pos="4536"/>
               </w:tabs>
               <w:spacing w:after="0"/>
-              <w:jc w:val="center"/>
               <w:rPr>
                 <w:rFonts w:ascii="Arial" w:hAnsi="Arial" w:cs="Arial"/>
                 <w:sz w:val="20"/>
@@ -29597,6 +29079,7 @@
         <w:tc>
           <w:tcPr>
             <w:tcW w:w="1440" w:type="dxa"/>
+            <w:vAlign w:val="center"/>
           </w:tcPr>
           <w:p>
             <w:pPr>
@@ -29605,7 +29088,6 @@
                 <w:tab w:val="left" w:pos="4536"/>
               </w:tabs>
               <w:spacing w:after="0"/>
-              <w:jc w:val="center"/>
               <w:rPr>
                 <w:rFonts w:ascii="Arial" w:hAnsi="Arial" w:cs="Arial"/>
                 <w:sz w:val="20"/>
@@ -29651,6 +29133,7 @@
         <w:tc>
           <w:tcPr>
             <w:tcW w:w="1440" w:type="dxa"/>
+            <w:vAlign w:val="center"/>
           </w:tcPr>
           <w:p>
             <w:pPr>
@@ -29659,7 +29142,6 @@
                 <w:tab w:val="left" w:pos="4536"/>
               </w:tabs>
               <w:spacing w:after="0"/>
-              <w:jc w:val="center"/>
               <w:rPr>
                 <w:rFonts w:ascii="Arial" w:hAnsi="Arial" w:cs="Arial"/>
                 <w:sz w:val="20"/>
@@ -29713,6 +29195,7 @@
         <w:tc>
           <w:tcPr>
             <w:tcW w:w="1440" w:type="dxa"/>
+            <w:vAlign w:val="center"/>
           </w:tcPr>
           <w:p>
             <w:pPr>
@@ -29721,7 +29204,6 @@
                 <w:tab w:val="left" w:pos="4536"/>
               </w:tabs>
               <w:spacing w:after="0"/>
-              <w:jc w:val="center"/>
               <w:rPr>
                 <w:rFonts w:ascii="Arial" w:hAnsi="Arial" w:cs="Arial"/>
                 <w:sz w:val="20"/>
@@ -29775,6 +29257,7 @@
         <w:tc>
           <w:tcPr>
             <w:tcW w:w="1440" w:type="dxa"/>
+            <w:vAlign w:val="center"/>
           </w:tcPr>
           <w:p>
             <w:pPr>
@@ -29783,7 +29266,6 @@
                 <w:tab w:val="left" w:pos="4536"/>
               </w:tabs>
               <w:spacing w:after="0"/>
-              <w:jc w:val="center"/>
               <w:rPr>
                 <w:rFonts w:ascii="Arial" w:hAnsi="Arial" w:cs="Arial"/>
                 <w:sz w:val="20"/>
@@ -29842,6 +29324,7 @@
             <w:tcBorders>
               <w:right w:val="single" w:sz="12" w:space="0" w:color="auto"/>
             </w:tcBorders>
+            <w:vAlign w:val="center"/>
           </w:tcPr>
           <w:p>
             <w:pPr>
@@ -29850,7 +29333,6 @@
                 <w:tab w:val="left" w:pos="4536"/>
               </w:tabs>
               <w:spacing w:after="0"/>
-              <w:jc w:val="center"/>
               <w:rPr>
                 <w:rFonts w:ascii="Arial" w:hAnsi="Arial" w:cs="Arial"/>
                 <w:b/>
@@ -29877,6 +29359,7 @@
             <w:tcBorders>
               <w:left w:val="single" w:sz="12" w:space="0" w:color="auto"/>
             </w:tcBorders>
+            <w:vAlign w:val="center"/>
           </w:tcPr>
           <w:p>
             <w:pPr>
@@ -29885,7 +29368,6 @@
                 <w:tab w:val="left" w:pos="4536"/>
               </w:tabs>
               <w:spacing w:after="0"/>
-              <w:jc w:val="center"/>
               <w:rPr>
                 <w:rFonts w:ascii="Arial" w:hAnsi="Arial" w:cs="Arial"/>
                 <w:b/>
@@ -29909,6 +29391,7 @@
         <w:tc>
           <w:tcPr>
             <w:tcW w:w="1440" w:type="dxa"/>
+            <w:vAlign w:val="center"/>
           </w:tcPr>
           <w:p>
             <w:pPr>
@@ -29917,7 +29400,6 @@
                 <w:tab w:val="left" w:pos="4536"/>
               </w:tabs>
               <w:spacing w:after="0"/>
-              <w:jc w:val="center"/>
               <w:rPr>
                 <w:rFonts w:ascii="Arial" w:hAnsi="Arial" w:cs="Arial"/>
                 <w:b/>
@@ -29941,6 +29423,7 @@
         <w:tc>
           <w:tcPr>
             <w:tcW w:w="1440" w:type="dxa"/>
+            <w:vAlign w:val="center"/>
           </w:tcPr>
           <w:p>
             <w:pPr>
@@ -29949,7 +29432,6 @@
                 <w:tab w:val="left" w:pos="4536"/>
               </w:tabs>
               <w:spacing w:after="0"/>
-              <w:jc w:val="center"/>
               <w:rPr>
                 <w:rFonts w:ascii="Arial" w:hAnsi="Arial" w:cs="Arial"/>
                 <w:b/>
@@ -29973,6 +29455,7 @@
         <w:tc>
           <w:tcPr>
             <w:tcW w:w="1440" w:type="dxa"/>
+            <w:vAlign w:val="center"/>
           </w:tcPr>
           <w:p>
             <w:pPr>
@@ -29981,7 +29464,6 @@
                 <w:tab w:val="left" w:pos="4536"/>
               </w:tabs>
               <w:spacing w:after="0"/>
-              <w:jc w:val="center"/>
               <w:rPr>
                 <w:rFonts w:ascii="Arial" w:hAnsi="Arial" w:cs="Arial"/>
                 <w:b/>
@@ -30005,6 +29487,7 @@
         <w:tc>
           <w:tcPr>
             <w:tcW w:w="1440" w:type="dxa"/>
+            <w:vAlign w:val="center"/>
           </w:tcPr>
           <w:p>
             <w:pPr>
@@ -30013,7 +29496,6 @@
                 <w:tab w:val="left" w:pos="4536"/>
               </w:tabs>
               <w:spacing w:after="0"/>
-              <w:jc w:val="center"/>
               <w:rPr>
                 <w:rFonts w:ascii="Arial" w:hAnsi="Arial" w:cs="Arial"/>
                 <w:b/>
@@ -30037,6 +29519,7 @@
         <w:tc>
           <w:tcPr>
             <w:tcW w:w="1440" w:type="dxa"/>
+            <w:vAlign w:val="center"/>
           </w:tcPr>
           <w:p>
             <w:pPr>
@@ -30045,7 +29528,6 @@
                 <w:tab w:val="left" w:pos="4536"/>
               </w:tabs>
               <w:spacing w:after="0"/>
-              <w:jc w:val="center"/>
               <w:rPr>
                 <w:rFonts w:ascii="Arial" w:hAnsi="Arial" w:cs="Arial"/>
                 <w:b/>
@@ -30141,122 +29623,7 @@
         <w:rPr>
           <w:rFonts w:ascii="Arial" w:hAnsi="Arial" w:cs="Arial"/>
         </w:rPr>
-        <w:t xml:space="preserve"> Full Scale standard score </w:t>
-      </w:r>
-      <w:r>
-        <w:rPr>
-          <w:rFonts w:ascii="Arial" w:hAnsi="Arial" w:cs="Arial"/>
-        </w:rPr>
-        <w:t>f</w:t>
-      </w:r>
-      <w:r>
-        <w:rPr>
-          <w:rFonts w:ascii="Arial" w:hAnsi="Arial" w:cs="Arial"/>
-        </w:rPr>
-        <w:t>alls in the Average range and is ranked at the 58</w:t>
-      </w:r>
-      <w:r>
-        <w:rPr>
-          <w:rFonts w:ascii="Arial" w:hAnsi="Arial" w:cs="Arial"/>
-          <w:vertAlign w:val="superscript"/>
-        </w:rPr>
-        <w:t>th</w:t>
-      </w:r>
-      <w:r>
-        <w:rPr>
-          <w:rFonts w:ascii="Arial" w:hAnsi="Arial" w:cs="Arial"/>
-        </w:rPr>
         <w:t xml:space="preserve"> </w:t>
-      </w:r>
-      <w:r>
-        <w:rPr>
-          <w:rFonts w:ascii="Arial" w:hAnsi="Arial" w:cs="Arial"/>
-        </w:rPr>
-        <w:t xml:space="preserve">percentile. This means that </w:t>
-      </w:r>
-      <w:r>
-        <w:rPr>
-          <w:rFonts w:ascii="Arial" w:hAnsi="Arial" w:cs="Arial"/>
-        </w:rPr>
-        <w:t>her</w:t>
-      </w:r>
-      <w:r>
-        <w:rPr>
-          <w:rFonts w:ascii="Arial" w:hAnsi="Arial" w:cs="Arial"/>
-        </w:rPr>
-        <w:t xml:space="preserve"> score is equal to, or greater than, 58% of those obtained by youth </w:t>
-      </w:r>
-      <w:r>
-        <w:rPr>
-          <w:rFonts w:ascii="Arial" w:hAnsi="Arial" w:cs="Arial"/>
-        </w:rPr>
-        <w:t>her</w:t>
-      </w:r>
-      <w:r>
-        <w:rPr>
-          <w:rFonts w:ascii="Arial" w:hAnsi="Arial" w:cs="Arial"/>
-        </w:rPr>
-        <w:t xml:space="preserve"> age in the standardization group. There is a 95% probability that </w:t>
-      </w:r>
-      <w:r>
-        <w:rPr>
-          <w:rFonts w:ascii="Arial" w:hAnsi="Arial" w:cs="Arial"/>
-        </w:rPr>
-        <w:t>Jane</w:t>
-      </w:r>
-      <w:r>
-        <w:rPr>
-          <w:rFonts w:ascii="Arial" w:hAnsi="Arial" w:cs="Arial"/>
-        </w:rPr>
-        <w:t xml:space="preserve">’s true Full Scale standard score is within the range of 100 to 106. The CEFI Full Scale score is made up of items that belong on separate scales called Attention, Emotion Regulation, Flexibility, Inhibitory Control, Initiation, Organization, Planning, Self-Monitoring, and Working Memory. There was no significant variation among the CEFI Scales. This indicates that </w:t>
-      </w:r>
-      <w:r>
-        <w:rPr>
-          <w:rFonts w:ascii="Arial" w:hAnsi="Arial" w:cs="Arial"/>
-        </w:rPr>
-        <w:t>Jane</w:t>
-      </w:r>
-      <w:r>
-        <w:rPr>
-          <w:rFonts w:ascii="Arial" w:hAnsi="Arial" w:cs="Arial"/>
-        </w:rPr>
-        <w:t xml:space="preserve"> obtained similar scores on the separate scales. This also means that the Full Scale is a good description of </w:t>
-      </w:r>
-      <w:r>
-        <w:rPr>
-          <w:rFonts w:ascii="Arial" w:hAnsi="Arial" w:cs="Arial"/>
-        </w:rPr>
-        <w:t>her</w:t>
-      </w:r>
-      <w:r>
-        <w:rPr>
-          <w:rFonts w:ascii="Arial" w:hAnsi="Arial" w:cs="Arial"/>
-        </w:rPr>
-        <w:t xml:space="preserve"> executive function behaviors</w:t>
-      </w:r>
-      <w:r>
-        <w:rPr>
-          <w:rFonts w:ascii="Arial" w:hAnsi="Arial" w:cs="Arial"/>
-        </w:rPr>
-        <w:t xml:space="preserve"> according to </w:t>
-      </w:r>
-      <w:r>
-        <w:rPr>
-          <w:rFonts w:ascii="Arial" w:hAnsi="Arial" w:cs="Arial"/>
-        </w:rPr>
-        <w:t>her</w:t>
-      </w:r>
-      <w:r>
-        <w:rPr>
-          <w:rFonts w:ascii="Arial" w:hAnsi="Arial" w:cs="Arial"/>
-        </w:rPr>
-        <w:t xml:space="preserve"> mother’s ratings</w:t>
-      </w:r>
-      <w:r>
-        <w:rPr>
-          <w:rFonts w:ascii="Arial" w:hAnsi="Arial" w:cs="Arial"/>
-        </w:rPr>
-        <w:t>.</w:t>
       </w:r>
     </w:p>
     <w:p>
@@ -30323,56 +29690,7 @@
         <w:rPr>
           <w:rFonts w:ascii="Arial" w:hAnsi="Arial" w:cs="Arial"/>
         </w:rPr>
-        <w:t xml:space="preserve"> Full Scale score was in the Low Average range </w:t>
-      </w:r>
-      <w:r>
-        <w:rPr>
-          <w:rFonts w:ascii="Arial" w:hAnsi="Arial" w:cs="Arial"/>
-        </w:rPr>
-        <w:t>at the 10</w:t>
-      </w:r>
-      <w:r>
-        <w:rPr>
-          <w:rFonts w:ascii="Arial" w:hAnsi="Arial" w:cs="Arial"/>
-          <w:vertAlign w:val="superscript"/>
-        </w:rPr>
-        <w:t>th</w:t>
-      </w:r>
-      <w:r>
-        <w:rPr>
-          <w:rFonts w:ascii="Arial" w:hAnsi="Arial" w:cs="Arial"/>
-        </w:rPr>
-        <w:t xml:space="preserve"> percentile </w:t>
-      </w:r>
-      <w:r>
-        <w:rPr>
-          <w:rFonts w:ascii="Arial" w:hAnsi="Arial" w:cs="Arial"/>
-        </w:rPr>
-        <w:t xml:space="preserve">and all of </w:t>
-      </w:r>
-      <w:r>
-        <w:rPr>
-          <w:rFonts w:ascii="Arial" w:hAnsi="Arial" w:cs="Arial"/>
-        </w:rPr>
-        <w:t>her</w:t>
-      </w:r>
-      <w:r>
-        <w:rPr>
-          <w:rFonts w:ascii="Arial" w:hAnsi="Arial" w:cs="Arial"/>
-        </w:rPr>
-        <w:t xml:space="preserve"> scores in executive functioning were significantly lower than what </w:t>
-      </w:r>
-      <w:r>
-        <w:rPr>
-          <w:rFonts w:ascii="Arial" w:hAnsi="Arial" w:cs="Arial"/>
-        </w:rPr>
-        <w:t>her</w:t>
-      </w:r>
-      <w:r>
-        <w:rPr>
-          <w:rFonts w:ascii="Arial" w:hAnsi="Arial" w:cs="Arial"/>
-        </w:rPr>
-        <w:t xml:space="preserve"> mother reported. Clearly home and school are seeing different things. </w:t>
+        <w:t xml:space="preserve"> </w:t>
       </w:r>
     </w:p>
     <w:p>
@@ -30650,7 +29968,6 @@
           <w:b/>
           <w:bCs/>
         </w:rPr>
-        <w:lastRenderedPageBreak/>
         <w:t>Flexibility</w:t>
       </w:r>
       <w:r>
@@ -30678,6 +29995,7 @@
           <w:b/>
           <w:bCs/>
         </w:rPr>
+        <w:lastRenderedPageBreak/>
         <w:t>Self-Monitoring</w:t>
       </w:r>
       <w:r>
@@ -30820,13 +30138,13 @@
         <w:rPr>
           <w:rFonts w:ascii="Arial" w:eastAsia="Times New Roman" w:hAnsi="Arial" w:cs="Arial"/>
         </w:rPr>
-        <w:t xml:space="preserve"> </w:t>
-      </w:r>
-      <w:r>
-        <w:rPr>
-          <w:rFonts w:ascii="Arial" w:eastAsia="Times New Roman" w:hAnsi="Arial" w:cs="Arial"/>
-        </w:rPr>
-        <w:t>herself</w:t>
+        <w:t xml:space="preserve"> h</w:t>
+      </w:r>
+      <w:r>
+        <w:rPr>
+          <w:rFonts w:ascii="Arial" w:eastAsia="Times New Roman" w:hAnsi="Arial" w:cs="Arial"/>
+        </w:rPr>
+        <w:t>imself</w:t>
       </w:r>
       <w:r>
         <w:rPr>
@@ -31075,38 +30393,77 @@
         <w:spacing w:after="0"/>
         <w:jc w:val="both"/>
         <w:rPr>
-          <w:rFonts w:ascii="Arial" w:eastAsia="Times New Roman" w:hAnsi="Arial" w:cs="Arial"/>
-        </w:rPr>
-      </w:pPr>
-      <w:r>
-        <w:rPr>
-          <w:rFonts w:ascii="Arial" w:eastAsia="Times New Roman" w:hAnsi="Arial" w:cs="Arial"/>
-        </w:rPr>
-        <w:t>The parent report also suggested the following topics that parents may want to discuss with the assessor</w:t>
-      </w:r>
-      <w:r>
-        <w:rPr>
-          <w:rFonts w:ascii="Arial" w:eastAsia="Times New Roman" w:hAnsi="Arial" w:cs="Arial"/>
-        </w:rPr>
-        <w:t xml:space="preserve">: </w:t>
-      </w:r>
-      <w:r>
-        <w:rPr>
-          <w:rFonts w:ascii="Arial" w:eastAsia="Times New Roman" w:hAnsi="Arial" w:cs="Arial"/>
+          <w:rFonts w:ascii="Arial" w:hAnsi="Arial" w:cs="Arial"/>
+        </w:rPr>
+      </w:pPr>
+      <w:r>
+        <w:rPr>
+          <w:rFonts w:ascii="Arial" w:hAnsi="Arial" w:cs="Arial"/>
+        </w:rPr>
+        <w:t xml:space="preserve">Under the section for </w:t>
+      </w:r>
+      <w:r>
+        <w:rPr>
+          <w:rFonts w:ascii="Arial" w:hAnsi="Arial" w:cs="Arial"/>
+          <w:b/>
+          <w:bCs/>
+          <w:u w:val="single"/>
+        </w:rPr>
+        <w:t>Additional concerns about your child</w:t>
+      </w:r>
+      <w:r>
+        <w:rPr>
+          <w:rFonts w:ascii="Arial" w:hAnsi="Arial" w:cs="Arial"/>
+        </w:rPr>
+        <w:t xml:space="preserve"> </w:t>
+      </w:r>
+      <w:r>
+        <w:rPr>
+          <w:rFonts w:ascii="Arial" w:hAnsi="Arial" w:cs="Arial"/>
+        </w:rPr>
+        <w:t>Jane</w:t>
+      </w:r>
+      <w:r>
+        <w:rPr>
+          <w:rFonts w:ascii="Arial" w:hAnsi="Arial" w:cs="Arial"/>
+        </w:rPr>
+        <w:t xml:space="preserve">’s mother added the following: </w:t>
+      </w:r>
+      <w:r>
+        <w:rPr>
+          <w:rFonts w:ascii="Arial" w:hAnsi="Arial" w:cs="Arial"/>
+        </w:rPr>
+        <w:t>“</w:t>
+      </w:r>
+      <w:r>
+        <w:rPr>
+          <w:rFonts w:ascii="Arial" w:hAnsi="Arial" w:cs="Arial"/>
         </w:rPr>
         <w:t>{{</w:t>
       </w:r>
       <w:r>
         <w:rPr>
-          <w:rFonts w:ascii="Arial" w:eastAsia="Times New Roman" w:hAnsi="Arial" w:cs="Arial"/>
-        </w:rPr>
-        <w:t>CBRS Parent Additional Problems</w:t>
-      </w:r>
-      <w:r>
-        <w:rPr>
-          <w:rFonts w:ascii="Arial" w:eastAsia="Times New Roman" w:hAnsi="Arial" w:cs="Arial"/>
+          <w:rFonts w:ascii="Arial" w:hAnsi="Arial" w:cs="Arial"/>
+        </w:rPr>
+        <w:t>CBRS Parent Additional Comments</w:t>
+      </w:r>
+      <w:r>
+        <w:rPr>
+          <w:rFonts w:ascii="Arial" w:hAnsi="Arial" w:cs="Arial"/>
         </w:rPr>
         <w:t>}}</w:t>
+      </w:r>
+      <w:r>
+        <w:rPr>
+          <w:rFonts w:ascii="Arial" w:hAnsi="Arial" w:cs="Arial"/>
+        </w:rPr>
+        <w:t>.</w:t>
+      </w:r>
+      <w:r>
+        <w:rPr>
+          <w:rFonts w:ascii="Arial" w:hAnsi="Arial" w:cs="Arial"/>
+        </w:rPr>
+        <w:t>”</w:t>
       </w:r>
     </w:p>
     <w:p>
@@ -31115,7 +30472,7 @@
         <w:spacing w:after="0"/>
         <w:jc w:val="both"/>
         <w:rPr>
-          <w:rFonts w:ascii="Arial" w:eastAsia="Times New Roman" w:hAnsi="Arial" w:cs="Arial"/>
+          <w:rFonts w:ascii="Arial" w:hAnsi="Arial" w:cs="Arial"/>
         </w:rPr>
       </w:pPr>
     </w:p>
@@ -31125,7 +30482,7 @@
         <w:spacing w:after="0"/>
         <w:jc w:val="both"/>
         <w:rPr>
-          <w:rFonts w:ascii="Arial" w:hAnsi="Arial" w:cs="Arial"/>
+          <w:rFonts w:ascii="Arial" w:eastAsia="Times New Roman" w:hAnsi="Arial" w:cs="Arial"/>
         </w:rPr>
       </w:pPr>
       <w:r>
@@ -31141,7 +30498,7 @@
           <w:bCs/>
           <w:u w:val="single"/>
         </w:rPr>
-        <w:t>Additional concerns about your child</w:t>
+        <w:t>Child's strengths or skills</w:t>
       </w:r>
       <w:r>
         <w:rPr>
@@ -31165,19 +30522,31 @@
         <w:rPr>
           <w:rFonts w:ascii="Arial" w:hAnsi="Arial" w:cs="Arial"/>
         </w:rPr>
+        <w:t>“</w:t>
+      </w:r>
+      <w:r>
+        <w:rPr>
+          <w:rFonts w:ascii="Arial" w:hAnsi="Arial" w:cs="Arial"/>
+        </w:rPr>
         <w:t>{{</w:t>
       </w:r>
       <w:r>
         <w:rPr>
           <w:rFonts w:ascii="Arial" w:hAnsi="Arial" w:cs="Arial"/>
         </w:rPr>
-        <w:t>CBRS Parent Additional Comments</w:t>
-      </w:r>
-      <w:r>
-        <w:rPr>
-          <w:rFonts w:ascii="Arial" w:hAnsi="Arial" w:cs="Arial"/>
-        </w:rPr>
-        <w:t>}}</w:t>
+        <w:t>CBRS Parent Strengths</w:t>
+      </w:r>
+      <w:r>
+        <w:rPr>
+          <w:rFonts w:ascii="Arial" w:hAnsi="Arial" w:cs="Arial"/>
+        </w:rPr>
+        <w:t>}}.</w:t>
+      </w:r>
+      <w:r>
+        <w:rPr>
+          <w:rFonts w:ascii="Arial" w:hAnsi="Arial" w:cs="Arial"/>
+        </w:rPr>
+        <w:t>”</w:t>
       </w:r>
     </w:p>
     <w:p>
@@ -31186,7 +30555,7 @@
         <w:spacing w:after="0"/>
         <w:jc w:val="both"/>
         <w:rPr>
-          <w:rFonts w:ascii="Arial" w:hAnsi="Arial" w:cs="Arial"/>
+          <w:rFonts w:ascii="Arial" w:eastAsia="Times New Roman" w:hAnsi="Arial" w:cs="Arial"/>
         </w:rPr>
       </w:pPr>
     </w:p>
@@ -31197,58 +30566,19 @@
         <w:jc w:val="both"/>
         <w:rPr>
           <w:rFonts w:ascii="Arial" w:eastAsia="Times New Roman" w:hAnsi="Arial" w:cs="Arial"/>
-        </w:rPr>
-      </w:pPr>
-      <w:r>
-        <w:rPr>
-          <w:rFonts w:ascii="Arial" w:hAnsi="Arial" w:cs="Arial"/>
-        </w:rPr>
-        <w:t xml:space="preserve">Under the section for </w:t>
-      </w:r>
-      <w:r>
-        <w:rPr>
-          <w:rFonts w:ascii="Arial" w:hAnsi="Arial" w:cs="Arial"/>
           <w:b/>
           <w:bCs/>
           <w:u w:val="single"/>
         </w:rPr>
-        <w:t>Child's strengths or skills</w:t>
-      </w:r>
-      <w:r>
-        <w:rPr>
-          <w:rFonts w:ascii="Arial" w:hAnsi="Arial" w:cs="Arial"/>
-        </w:rPr>
-        <w:t xml:space="preserve"> </w:t>
-      </w:r>
-      <w:r>
-        <w:rPr>
-          <w:rFonts w:ascii="Arial" w:hAnsi="Arial" w:cs="Arial"/>
-        </w:rPr>
-        <w:t>Jane</w:t>
-      </w:r>
-      <w:r>
-        <w:rPr>
-          <w:rFonts w:ascii="Arial" w:hAnsi="Arial" w:cs="Arial"/>
-        </w:rPr>
-        <w:t xml:space="preserve">’s mother added the following: </w:t>
-      </w:r>
-      <w:r>
-        <w:rPr>
-          <w:rFonts w:ascii="Arial" w:hAnsi="Arial" w:cs="Arial"/>
-        </w:rPr>
-        <w:t>{{</w:t>
-      </w:r>
-      <w:r>
-        <w:rPr>
-          <w:rFonts w:ascii="Arial" w:hAnsi="Arial" w:cs="Arial"/>
-        </w:rPr>
-        <w:t>CBRS Parent Strengths</w:t>
-      </w:r>
-      <w:r>
-        <w:rPr>
-          <w:rFonts w:ascii="Arial" w:hAnsi="Arial" w:cs="Arial"/>
-        </w:rPr>
-        <w:t>}}.</w:t>
+      </w:pPr>
+      <w:r>
+        <w:rPr>
+          <w:rFonts w:ascii="Arial" w:eastAsia="Times New Roman" w:hAnsi="Arial" w:cs="Arial"/>
+          <w:b/>
+          <w:bCs/>
+          <w:u w:val="single"/>
+        </w:rPr>
+        <w:t>Teacher Report</w:t>
       </w:r>
     </w:p>
     <w:p>
@@ -31270,17 +30600,83 @@
           <w:rFonts w:ascii="Arial" w:eastAsia="Times New Roman" w:hAnsi="Arial" w:cs="Arial"/>
           <w:b/>
           <w:bCs/>
-          <w:u w:val="single"/>
-        </w:rPr>
-      </w:pPr>
-      <w:r>
-        <w:rPr>
-          <w:rFonts w:ascii="Arial" w:eastAsia="Times New Roman" w:hAnsi="Arial" w:cs="Arial"/>
+        </w:rPr>
+      </w:pPr>
+      <w:r>
+        <w:rPr>
+          <w:rFonts w:ascii="Arial" w:eastAsia="Times New Roman" w:hAnsi="Arial" w:cs="Arial"/>
+        </w:rPr>
+        <w:t>Jane</w:t>
+      </w:r>
+      <w:r>
+        <w:rPr>
+          <w:rFonts w:ascii="Arial" w:eastAsia="Times New Roman" w:hAnsi="Arial" w:cs="Arial"/>
+        </w:rPr>
+        <w:t xml:space="preserve">’s teacher rated </w:t>
+      </w:r>
+      <w:r>
+        <w:rPr>
+          <w:rFonts w:ascii="Arial" w:eastAsia="Times New Roman" w:hAnsi="Arial" w:cs="Arial"/>
+        </w:rPr>
+        <w:t>Jane</w:t>
+      </w:r>
+      <w:r>
+        <w:rPr>
+          <w:rFonts w:ascii="Arial" w:eastAsia="Times New Roman" w:hAnsi="Arial" w:cs="Arial"/>
+        </w:rPr>
+        <w:t xml:space="preserve"> as experiencing significant difficulty </w:t>
+      </w:r>
+      <w:r>
+        <w:rPr>
+          <w:rFonts w:ascii="Arial" w:eastAsia="Times New Roman" w:hAnsi="Arial" w:cs="Arial"/>
+        </w:rPr>
+        <w:t xml:space="preserve">with </w:t>
+      </w:r>
+      <w:r>
+        <w:rPr>
+          <w:rFonts w:ascii="Arial" w:hAnsi="Arial" w:cs="Arial"/>
           <w:b/>
           <w:bCs/>
-          <w:u w:val="single"/>
-        </w:rPr>
-        <w:t>Teacher Report</w:t>
+        </w:rPr>
+        <w:t>{{</w:t>
+      </w:r>
+      <w:r>
+        <w:rPr>
+          <w:rFonts w:ascii="Arial" w:hAnsi="Arial" w:cs="Arial"/>
+          <w:b/>
+          <w:bCs/>
+        </w:rPr>
+        <w:t xml:space="preserve">CBRS </w:t>
+      </w:r>
+      <w:r>
+        <w:rPr>
+          <w:rFonts w:ascii="Arial" w:hAnsi="Arial" w:cs="Arial"/>
+          <w:b/>
+          <w:bCs/>
+        </w:rPr>
+        <w:t xml:space="preserve">Teacher </w:t>
+      </w:r>
+      <w:r>
+        <w:rPr>
+          <w:rFonts w:ascii="Arial" w:hAnsi="Arial" w:cs="Arial"/>
+          <w:b/>
+          <w:bCs/>
+        </w:rPr>
+        <w:t>Behavior Scales</w:t>
+      </w:r>
+      <w:r>
+        <w:rPr>
+          <w:rFonts w:ascii="Arial" w:hAnsi="Arial" w:cs="Arial"/>
+          <w:b/>
+          <w:bCs/>
+        </w:rPr>
+        <w:t>}}</w:t>
+      </w:r>
+      <w:r>
+        <w:rPr>
+          <w:rFonts w:ascii="Arial" w:hAnsi="Arial" w:cs="Arial"/>
+        </w:rPr>
+        <w:t>.</w:t>
       </w:r>
     </w:p>
     <w:p>
@@ -31299,86 +30695,83 @@
         <w:spacing w:after="0"/>
         <w:jc w:val="both"/>
         <w:rPr>
-          <w:rFonts w:ascii="Arial" w:eastAsia="Times New Roman" w:hAnsi="Arial" w:cs="Arial"/>
+          <w:rFonts w:ascii="Arial" w:hAnsi="Arial" w:cs="Arial"/>
+        </w:rPr>
+      </w:pPr>
+      <w:r>
+        <w:rPr>
+          <w:rFonts w:ascii="Arial" w:hAnsi="Arial" w:cs="Arial"/>
+        </w:rPr>
+        <w:t xml:space="preserve">Under the section for </w:t>
+      </w:r>
+      <w:r>
+        <w:rPr>
+          <w:rFonts w:ascii="Arial" w:hAnsi="Arial" w:cs="Arial"/>
           <w:b/>
           <w:bCs/>
-        </w:rPr>
-      </w:pPr>
-      <w:r>
-        <w:rPr>
-          <w:rFonts w:ascii="Arial" w:eastAsia="Times New Roman" w:hAnsi="Arial" w:cs="Arial"/>
+          <w:u w:val="single"/>
+        </w:rPr>
+        <w:t>Additional concerns about student</w:t>
+      </w:r>
+      <w:r>
+        <w:rPr>
+          <w:rFonts w:ascii="Arial" w:hAnsi="Arial" w:cs="Arial"/>
+        </w:rPr>
+        <w:t xml:space="preserve"> </w:t>
+      </w:r>
+      <w:r>
+        <w:rPr>
+          <w:rFonts w:ascii="Arial" w:hAnsi="Arial" w:cs="Arial"/>
         </w:rPr>
         <w:t>Jane</w:t>
       </w:r>
       <w:r>
         <w:rPr>
-          <w:rFonts w:ascii="Arial" w:eastAsia="Times New Roman" w:hAnsi="Arial" w:cs="Arial"/>
-        </w:rPr>
-        <w:t xml:space="preserve">’s teacher rated </w:t>
-      </w:r>
-      <w:r>
-        <w:rPr>
-          <w:rFonts w:ascii="Arial" w:eastAsia="Times New Roman" w:hAnsi="Arial" w:cs="Arial"/>
-        </w:rPr>
-        <w:t>Jane</w:t>
-      </w:r>
-      <w:r>
-        <w:rPr>
-          <w:rFonts w:ascii="Arial" w:eastAsia="Times New Roman" w:hAnsi="Arial" w:cs="Arial"/>
-        </w:rPr>
-        <w:t xml:space="preserve"> as experiencing significant difficulty </w:t>
-      </w:r>
-      <w:r>
-        <w:rPr>
-          <w:rFonts w:ascii="Arial" w:eastAsia="Times New Roman" w:hAnsi="Arial" w:cs="Arial"/>
-        </w:rPr>
-        <w:t xml:space="preserve">with </w:t>
-      </w:r>
-      <w:r>
-        <w:rPr>
-          <w:rFonts w:ascii="Arial" w:hAnsi="Arial" w:cs="Arial"/>
-          <w:b/>
-          <w:bCs/>
-        </w:rPr>
-        <w:t>{{</w:t>
-      </w:r>
-      <w:r>
-        <w:rPr>
-          <w:rFonts w:ascii="Arial" w:hAnsi="Arial" w:cs="Arial"/>
-          <w:b/>
-          <w:bCs/>
-        </w:rPr>
-        <w:t xml:space="preserve">CBRS </w:t>
-      </w:r>
-      <w:r>
-        <w:rPr>
-          <w:rFonts w:ascii="Arial" w:hAnsi="Arial" w:cs="Arial"/>
-          <w:b/>
-          <w:bCs/>
+          <w:rFonts w:ascii="Arial" w:hAnsi="Arial" w:cs="Arial"/>
+        </w:rPr>
+        <w:t>’s teacher added the following:</w:t>
+      </w:r>
+      <w:r>
+        <w:rPr>
+          <w:rFonts w:ascii="Arial" w:hAnsi="Arial" w:cs="Arial"/>
+        </w:rPr>
+        <w:t xml:space="preserve"> </w:t>
+      </w:r>
+      <w:r>
+        <w:rPr>
+          <w:rFonts w:ascii="Arial" w:hAnsi="Arial" w:cs="Arial"/>
+        </w:rPr>
+        <w:t>“</w:t>
+      </w:r>
+      <w:r>
+        <w:rPr>
+          <w:rFonts w:ascii="Arial" w:hAnsi="Arial" w:cs="Arial"/>
+        </w:rPr>
+        <w:t xml:space="preserve">{{CBRS </w:t>
+      </w:r>
+      <w:r>
+        <w:rPr>
+          <w:rFonts w:ascii="Arial" w:hAnsi="Arial" w:cs="Arial"/>
         </w:rPr>
         <w:t xml:space="preserve">Teacher </w:t>
       </w:r>
       <w:r>
         <w:rPr>
           <w:rFonts w:ascii="Arial" w:hAnsi="Arial" w:cs="Arial"/>
-          <w:b/>
-          <w:bCs/>
-        </w:rPr>
-        <w:t>Behavior Scales</w:t>
-      </w:r>
-      <w:r>
-        <w:rPr>
-          <w:rFonts w:ascii="Arial" w:hAnsi="Arial" w:cs="Arial"/>
-          <w:b/>
-          <w:bCs/>
-        </w:rPr>
-        <w:t>}}</w:t>
+        </w:rPr>
+        <w:t>Additional Comments}}</w:t>
       </w:r>
       <w:r>
         <w:rPr>
           <w:rFonts w:ascii="Arial" w:hAnsi="Arial" w:cs="Arial"/>
         </w:rPr>
         <w:t>.</w:t>
+      </w:r>
+      <w:r>
+        <w:rPr>
+          <w:rFonts w:ascii="Arial" w:hAnsi="Arial" w:cs="Arial"/>
+        </w:rPr>
+        <w:t>”</w:t>
       </w:r>
     </w:p>
     <w:p>
@@ -31387,7 +30780,7 @@
         <w:spacing w:after="0"/>
         <w:jc w:val="both"/>
         <w:rPr>
-          <w:rFonts w:ascii="Arial" w:eastAsia="Times New Roman" w:hAnsi="Arial" w:cs="Arial"/>
+          <w:rFonts w:ascii="Arial" w:hAnsi="Arial" w:cs="Arial"/>
         </w:rPr>
       </w:pPr>
     </w:p>
@@ -31397,217 +30790,95 @@
         <w:spacing w:after="0"/>
         <w:jc w:val="both"/>
         <w:rPr>
-          <w:rFonts w:ascii="Arial" w:eastAsia="Times New Roman" w:hAnsi="Arial" w:cs="Arial"/>
-        </w:rPr>
-      </w:pPr>
-      <w:r>
-        <w:rPr>
-          <w:rFonts w:ascii="Arial" w:eastAsia="Times New Roman" w:hAnsi="Arial" w:cs="Arial"/>
-        </w:rPr>
-        <w:lastRenderedPageBreak/>
-        <w:t xml:space="preserve">The teacher report also suggested the following topics that parents may want to discuss with the assessor: </w:t>
-      </w:r>
-      <w:r>
-        <w:rPr>
-          <w:rFonts w:ascii="Arial" w:eastAsia="Times New Roman" w:hAnsi="Arial" w:cs="Arial"/>
+          <w:rFonts w:ascii="Arial" w:hAnsi="Arial" w:cs="Arial"/>
+        </w:rPr>
+      </w:pPr>
+      <w:r>
+        <w:rPr>
+          <w:rFonts w:ascii="Arial" w:hAnsi="Arial" w:cs="Arial"/>
+        </w:rPr>
+        <w:t>Under the section</w:t>
+      </w:r>
+      <w:r>
+        <w:rPr>
+          <w:rFonts w:ascii="Arial" w:hAnsi="Arial" w:cs="Arial"/>
+        </w:rPr>
+        <w:t xml:space="preserve"> for</w:t>
+      </w:r>
+      <w:r>
+        <w:rPr>
+          <w:rFonts w:ascii="Arial" w:hAnsi="Arial" w:cs="Arial"/>
+        </w:rPr>
+        <w:t xml:space="preserve"> </w:t>
+      </w:r>
+      <w:r>
+        <w:rPr>
+          <w:rFonts w:ascii="Arial" w:hAnsi="Arial" w:cs="Arial"/>
+          <w:b/>
+          <w:bCs/>
+          <w:u w:val="single"/>
+        </w:rPr>
+        <w:t>Student strengths or skills</w:t>
+      </w:r>
+      <w:r>
+        <w:rPr>
+          <w:rFonts w:ascii="Arial" w:hAnsi="Arial" w:cs="Arial"/>
+        </w:rPr>
+        <w:t xml:space="preserve"> </w:t>
+      </w:r>
+      <w:r>
+        <w:rPr>
+          <w:rFonts w:ascii="Arial" w:hAnsi="Arial" w:cs="Arial"/>
+        </w:rPr>
+        <w:t>Jane</w:t>
+      </w:r>
+      <w:r>
+        <w:rPr>
+          <w:rFonts w:ascii="Arial" w:hAnsi="Arial" w:cs="Arial"/>
+        </w:rPr>
+        <w:t xml:space="preserve">’s teacher included the following: </w:t>
+      </w:r>
+      <w:r>
+        <w:rPr>
+          <w:rFonts w:ascii="Arial" w:hAnsi="Arial" w:cs="Arial"/>
+        </w:rPr>
+        <w:t>“</w:t>
+      </w:r>
+      <w:r>
+        <w:rPr>
+          <w:rFonts w:ascii="Arial" w:hAnsi="Arial" w:cs="Arial"/>
         </w:rPr>
         <w:t>{{</w:t>
       </w:r>
       <w:r>
         <w:rPr>
-          <w:rFonts w:ascii="Arial" w:eastAsia="Times New Roman" w:hAnsi="Arial" w:cs="Arial"/>
+          <w:rFonts w:ascii="Arial" w:hAnsi="Arial" w:cs="Arial"/>
         </w:rPr>
         <w:t xml:space="preserve">CBRS </w:t>
       </w:r>
       <w:r>
         <w:rPr>
-          <w:rFonts w:ascii="Arial" w:eastAsia="Times New Roman" w:hAnsi="Arial" w:cs="Arial"/>
+          <w:rFonts w:ascii="Arial" w:hAnsi="Arial" w:cs="Arial"/>
         </w:rPr>
         <w:t xml:space="preserve">Teacher </w:t>
       </w:r>
       <w:r>
         <w:rPr>
-          <w:rFonts w:ascii="Arial" w:eastAsia="Times New Roman" w:hAnsi="Arial" w:cs="Arial"/>
-        </w:rPr>
-        <w:t>Additional Problems</w:t>
-      </w:r>
-      <w:r>
-        <w:rPr>
-          <w:rFonts w:ascii="Arial" w:eastAsia="Times New Roman" w:hAnsi="Arial" w:cs="Arial"/>
+          <w:rFonts w:ascii="Arial" w:hAnsi="Arial" w:cs="Arial"/>
+        </w:rPr>
+        <w:t>Strengths</w:t>
+      </w:r>
+      <w:r>
+        <w:rPr>
+          <w:rFonts w:ascii="Arial" w:hAnsi="Arial" w:cs="Arial"/>
         </w:rPr>
         <w:t>}}</w:t>
       </w:r>
-    </w:p>
-    <w:p>
-      <w:pPr>
-        <w:pStyle w:val="Textbody"/>
-        <w:spacing w:after="0"/>
-        <w:jc w:val="both"/>
-        <w:rPr>
-          <w:rFonts w:ascii="Arial" w:eastAsia="Times New Roman" w:hAnsi="Arial" w:cs="Arial"/>
-        </w:rPr>
-      </w:pPr>
-    </w:p>
-    <w:p>
-      <w:pPr>
-        <w:pStyle w:val="Textbody"/>
-        <w:spacing w:after="0"/>
-        <w:jc w:val="both"/>
-        <w:rPr>
-          <w:rFonts w:ascii="Arial" w:hAnsi="Arial" w:cs="Arial"/>
-        </w:rPr>
-      </w:pPr>
-      <w:r>
-        <w:rPr>
-          <w:rFonts w:ascii="Arial" w:hAnsi="Arial" w:cs="Arial"/>
-        </w:rPr>
-        <w:t xml:space="preserve">Under the section for </w:t>
-      </w:r>
-      <w:r>
-        <w:rPr>
-          <w:rFonts w:ascii="Arial" w:hAnsi="Arial" w:cs="Arial"/>
-          <w:b/>
-          <w:bCs/>
-          <w:u w:val="single"/>
-        </w:rPr>
-        <w:t>Additional concerns about student</w:t>
-      </w:r>
-      <w:r>
-        <w:rPr>
-          <w:rFonts w:ascii="Arial" w:hAnsi="Arial" w:cs="Arial"/>
-        </w:rPr>
-        <w:t xml:space="preserve"> </w:t>
-      </w:r>
-      <w:r>
-        <w:rPr>
-          <w:rFonts w:ascii="Arial" w:hAnsi="Arial" w:cs="Arial"/>
-        </w:rPr>
-        <w:t>Jane</w:t>
-      </w:r>
-      <w:r>
-        <w:rPr>
-          <w:rFonts w:ascii="Arial" w:hAnsi="Arial" w:cs="Arial"/>
-        </w:rPr>
-        <w:t>’s teacher added the following:</w:t>
-      </w:r>
-      <w:r>
-        <w:rPr>
-          <w:rFonts w:ascii="Arial" w:hAnsi="Arial" w:cs="Arial"/>
-        </w:rPr>
-        <w:t xml:space="preserve"> </w:t>
-      </w:r>
-      <w:r>
-        <w:rPr>
-          <w:rFonts w:ascii="Arial" w:hAnsi="Arial" w:cs="Arial"/>
-        </w:rPr>
-        <w:t xml:space="preserve">{{CBRS </w:t>
-      </w:r>
-      <w:r>
-        <w:rPr>
-          <w:rFonts w:ascii="Arial" w:hAnsi="Arial" w:cs="Arial"/>
-        </w:rPr>
-        <w:t xml:space="preserve">Teacher </w:t>
-      </w:r>
-      <w:r>
-        <w:rPr>
-          <w:rFonts w:ascii="Arial" w:hAnsi="Arial" w:cs="Arial"/>
-        </w:rPr>
-        <w:t>Additional Comments}}</w:t>
-      </w:r>
-    </w:p>
-    <w:p>
-      <w:pPr>
-        <w:pStyle w:val="Textbody"/>
-        <w:spacing w:after="0"/>
-        <w:jc w:val="both"/>
-        <w:rPr>
-          <w:rFonts w:ascii="Arial" w:hAnsi="Arial" w:cs="Arial"/>
-        </w:rPr>
-      </w:pPr>
-    </w:p>
-    <w:p>
-      <w:pPr>
-        <w:pStyle w:val="Textbody"/>
-        <w:spacing w:after="0"/>
-        <w:jc w:val="both"/>
-        <w:rPr>
-          <w:rFonts w:ascii="Arial" w:hAnsi="Arial" w:cs="Arial"/>
-        </w:rPr>
-      </w:pPr>
-      <w:r>
-        <w:rPr>
-          <w:rFonts w:ascii="Arial" w:hAnsi="Arial" w:cs="Arial"/>
-        </w:rPr>
-        <w:t>Under the section</w:t>
-      </w:r>
-      <w:r>
-        <w:rPr>
-          <w:rFonts w:ascii="Arial" w:hAnsi="Arial" w:cs="Arial"/>
-        </w:rPr>
-        <w:t xml:space="preserve"> for</w:t>
-      </w:r>
-      <w:r>
-        <w:rPr>
-          <w:rFonts w:ascii="Arial" w:hAnsi="Arial" w:cs="Arial"/>
-        </w:rPr>
-        <w:t xml:space="preserve"> </w:t>
-      </w:r>
-      <w:r>
-        <w:rPr>
-          <w:rFonts w:ascii="Arial" w:hAnsi="Arial" w:cs="Arial"/>
-          <w:b/>
-          <w:bCs/>
-          <w:u w:val="single"/>
-        </w:rPr>
-        <w:t>Student strengths or skills</w:t>
-      </w:r>
-      <w:r>
-        <w:rPr>
-          <w:rFonts w:ascii="Arial" w:hAnsi="Arial" w:cs="Arial"/>
-        </w:rPr>
-        <w:t xml:space="preserve"> </w:t>
-      </w:r>
-      <w:r>
-        <w:rPr>
-          <w:rFonts w:ascii="Arial" w:hAnsi="Arial" w:cs="Arial"/>
-        </w:rPr>
-        <w:t>Jane</w:t>
-      </w:r>
-      <w:r>
-        <w:rPr>
-          <w:rFonts w:ascii="Arial" w:hAnsi="Arial" w:cs="Arial"/>
-        </w:rPr>
-        <w:t xml:space="preserve">’s teacher included the following: </w:t>
-      </w:r>
-      <w:r>
-        <w:rPr>
-          <w:rFonts w:ascii="Arial" w:hAnsi="Arial" w:cs="Arial"/>
-        </w:rPr>
-        <w:t>{{</w:t>
-      </w:r>
-      <w:r>
-        <w:rPr>
-          <w:rFonts w:ascii="Arial" w:hAnsi="Arial" w:cs="Arial"/>
-        </w:rPr>
-        <w:t xml:space="preserve">CBRS </w:t>
-      </w:r>
-      <w:r>
-        <w:rPr>
-          <w:rFonts w:ascii="Arial" w:hAnsi="Arial" w:cs="Arial"/>
-        </w:rPr>
-        <w:t xml:space="preserve">Teacher </w:t>
-      </w:r>
-      <w:r>
-        <w:rPr>
-          <w:rFonts w:ascii="Arial" w:hAnsi="Arial" w:cs="Arial"/>
-        </w:rPr>
-        <w:t>Strengths</w:t>
-      </w:r>
-      <w:r>
-        <w:rPr>
-          <w:rFonts w:ascii="Arial" w:hAnsi="Arial" w:cs="Arial"/>
-        </w:rPr>
-        <w:t>}}.</w:t>
+      <w:r>
+        <w:rPr>
+          <w:rFonts w:ascii="Arial" w:hAnsi="Arial" w:cs="Arial"/>
+        </w:rPr>
+        <w:t>.”</w:t>
       </w:r>
     </w:p>
     <w:p>
@@ -31684,12 +30955,10 @@
       <w:r>
         <w:rPr>
           <w:rFonts w:ascii="Arial" w:hAnsi="Arial" w:cs="Arial"/>
-          <w:b/>
-          <w:bCs/>
           <w:sz w:val="24"/>
           <w:szCs w:val="24"/>
         </w:rPr>
-        <w:t>{{CBRS Self</w:t>
+        <w:t xml:space="preserve">difficulties with </w:t>
       </w:r>
       <w:r>
         <w:rPr>
@@ -31699,7 +30968,7 @@
           <w:sz w:val="24"/>
           <w:szCs w:val="24"/>
         </w:rPr>
-        <w:t>-</w:t>
+        <w:t>{{CBRS Self</w:t>
       </w:r>
       <w:r>
         <w:rPr>
@@ -31709,87 +30978,25 @@
           <w:sz w:val="24"/>
           <w:szCs w:val="24"/>
         </w:rPr>
-        <w:t>Report Behavior Scales}}</w:t>
-      </w:r>
-      <w:r>
-        <w:rPr>
-          <w:rFonts w:ascii="Arial" w:hAnsi="Arial" w:cs="Arial"/>
+        <w:t>-</w:t>
+      </w:r>
+      <w:r>
+        <w:rPr>
+          <w:rFonts w:ascii="Arial" w:hAnsi="Arial" w:cs="Arial"/>
+          <w:b/>
+          <w:bCs/>
           <w:sz w:val="24"/>
           <w:szCs w:val="24"/>
         </w:rPr>
-        <w:t>.</w:t>
-      </w:r>
-    </w:p>
-    <w:p>
-      <w:pPr>
-        <w:spacing w:after="0" w:line="240" w:lineRule="auto"/>
-        <w:contextualSpacing/>
-        <w:jc w:val="both"/>
-        <w:rPr>
-          <w:rFonts w:ascii="Arial" w:hAnsi="Arial" w:cs="Arial"/>
-          <w:b/>
-          <w:bCs/>
+        <w:t>Report Behavior Scales}}</w:t>
+      </w:r>
+      <w:r>
+        <w:rPr>
+          <w:rFonts w:ascii="Arial" w:hAnsi="Arial" w:cs="Arial"/>
           <w:sz w:val="24"/>
           <w:szCs w:val="24"/>
         </w:rPr>
-      </w:pPr>
-    </w:p>
-    <w:p>
-      <w:pPr>
-        <w:pStyle w:val="Textbody"/>
-        <w:spacing w:after="0"/>
-        <w:jc w:val="both"/>
-        <w:rPr>
-          <w:rFonts w:ascii="Arial" w:eastAsia="Times New Roman" w:hAnsi="Arial" w:cs="Arial"/>
-        </w:rPr>
-      </w:pPr>
-      <w:r>
-        <w:rPr>
-          <w:rFonts w:ascii="Arial" w:eastAsia="Times New Roman" w:hAnsi="Arial" w:cs="Arial"/>
-        </w:rPr>
-        <w:t xml:space="preserve">The self-report also suggested the following topics that parents may want to discuss with the assessor: </w:t>
-      </w:r>
-      <w:r>
-        <w:rPr>
-          <w:rFonts w:ascii="Arial" w:eastAsia="Times New Roman" w:hAnsi="Arial" w:cs="Arial"/>
-        </w:rPr>
-        <w:t>{{</w:t>
-      </w:r>
-      <w:r>
-        <w:rPr>
-          <w:rFonts w:ascii="Arial" w:eastAsia="Times New Roman" w:hAnsi="Arial" w:cs="Arial"/>
-        </w:rPr>
-        <w:t xml:space="preserve">CBRS </w:t>
-      </w:r>
-      <w:r>
-        <w:rPr>
-          <w:rFonts w:ascii="Arial" w:eastAsia="Times New Roman" w:hAnsi="Arial" w:cs="Arial"/>
-        </w:rPr>
-        <w:t>Self</w:t>
-      </w:r>
-      <w:r>
-        <w:rPr>
-          <w:rFonts w:ascii="Arial" w:eastAsia="Times New Roman" w:hAnsi="Arial" w:cs="Arial"/>
-        </w:rPr>
-        <w:t>-</w:t>
-      </w:r>
-      <w:r>
-        <w:rPr>
-          <w:rFonts w:ascii="Arial" w:eastAsia="Times New Roman" w:hAnsi="Arial" w:cs="Arial"/>
-        </w:rPr>
-        <w:t xml:space="preserve">Report </w:t>
-      </w:r>
-      <w:r>
-        <w:rPr>
-          <w:rFonts w:ascii="Arial" w:eastAsia="Times New Roman" w:hAnsi="Arial" w:cs="Arial"/>
-        </w:rPr>
-        <w:t>Additional Problems</w:t>
-      </w:r>
-      <w:r>
-        <w:rPr>
-          <w:rFonts w:ascii="Arial" w:eastAsia="Times New Roman" w:hAnsi="Arial" w:cs="Arial"/>
-        </w:rPr>
-        <w:t>}}.</w:t>
+        <w:t>.</w:t>
       </w:r>
     </w:p>
     <w:p>
@@ -31862,7 +31069,7 @@
           <w:sz w:val="24"/>
           <w:szCs w:val="24"/>
         </w:rPr>
-        <w:t xml:space="preserve">{{CBRS </w:t>
+        <w:t>“</w:t>
       </w:r>
       <w:r>
         <w:rPr>
@@ -31870,7 +31077,7 @@
           <w:sz w:val="24"/>
           <w:szCs w:val="24"/>
         </w:rPr>
-        <w:t>Self</w:t>
+        <w:t xml:space="preserve">{{CBRS </w:t>
       </w:r>
       <w:r>
         <w:rPr>
@@ -31878,7 +31085,7 @@
           <w:sz w:val="24"/>
           <w:szCs w:val="24"/>
         </w:rPr>
-        <w:t>-</w:t>
+        <w:t>Self</w:t>
       </w:r>
       <w:r>
         <w:rPr>
@@ -31886,7 +31093,7 @@
           <w:sz w:val="24"/>
           <w:szCs w:val="24"/>
         </w:rPr>
-        <w:t xml:space="preserve">Report </w:t>
+        <w:t>-</w:t>
       </w:r>
       <w:r>
         <w:rPr>
@@ -31894,7 +31101,31 @@
           <w:sz w:val="24"/>
           <w:szCs w:val="24"/>
         </w:rPr>
-        <w:t>Additional Comments}}.</w:t>
+        <w:t xml:space="preserve">Report </w:t>
+      </w:r>
+      <w:r>
+        <w:rPr>
+          <w:rFonts w:ascii="Arial" w:hAnsi="Arial" w:cs="Arial"/>
+          <w:sz w:val="24"/>
+          <w:szCs w:val="24"/>
+        </w:rPr>
+        <w:t>Additional Comments}}</w:t>
+      </w:r>
+      <w:r>
+        <w:rPr>
+          <w:rFonts w:ascii="Arial" w:hAnsi="Arial" w:cs="Arial"/>
+          <w:sz w:val="24"/>
+          <w:szCs w:val="24"/>
+        </w:rPr>
+        <w:t>.</w:t>
+      </w:r>
+      <w:r>
+        <w:rPr>
+          <w:rFonts w:ascii="Arial" w:hAnsi="Arial" w:cs="Arial"/>
+          <w:sz w:val="24"/>
+          <w:szCs w:val="24"/>
+        </w:rPr>
+        <w:t>”</w:t>
       </w:r>
     </w:p>
     <w:p>
@@ -31972,6 +31203,14 @@
       <w:r>
         <w:rPr>
           <w:rFonts w:ascii="Arial" w:hAnsi="Arial" w:cs="Arial"/>
+          <w:sz w:val="24"/>
+          <w:szCs w:val="24"/>
+        </w:rPr>
+        <w:t>“</w:t>
+      </w:r>
+      <w:r>
+        <w:rPr>
+          <w:rFonts w:ascii="Arial" w:hAnsi="Arial" w:cs="Arial"/>
         </w:rPr>
         <w:t>{{</w:t>
       </w:r>
@@ -32009,7 +31248,19 @@
         <w:rPr>
           <w:rFonts w:ascii="Arial" w:hAnsi="Arial" w:cs="Arial"/>
         </w:rPr>
-        <w:t>}}.</w:t>
+        <w:t>}}</w:t>
+      </w:r>
+      <w:r>
+        <w:rPr>
+          <w:rFonts w:ascii="Arial" w:hAnsi="Arial" w:cs="Arial"/>
+        </w:rPr>
+        <w:t>.</w:t>
+      </w:r>
+      <w:r>
+        <w:rPr>
+          <w:rFonts w:ascii="Arial" w:hAnsi="Arial" w:cs="Arial"/>
+        </w:rPr>
+        <w:t>”</w:t>
       </w:r>
     </w:p>
     <w:p>
@@ -32321,12 +31572,1122 @@
           <w:tab w:val="left" w:pos="4536"/>
         </w:tabs>
         <w:spacing w:after="0"/>
+        <w:rPr>
+          <w:rFonts w:ascii="Arial" w:hAnsi="Arial" w:cs="Arial"/>
+        </w:rPr>
+      </w:pPr>
+    </w:p>
+    <w:p>
+      <w:pPr>
+        <w:pStyle w:val="Textbody"/>
+        <w:tabs>
+          <w:tab w:val="left" w:pos="4536"/>
+        </w:tabs>
+        <w:spacing w:after="0"/>
+        <w:rPr>
+          <w:rFonts w:ascii="Arial" w:hAnsi="Arial" w:cs="Arial"/>
+        </w:rPr>
+      </w:pPr>
+    </w:p>
+    <w:p>
+      <w:pPr>
+        <w:pStyle w:val="Textbody"/>
+        <w:tabs>
+          <w:tab w:val="left" w:pos="4536"/>
+        </w:tabs>
+        <w:spacing w:after="0"/>
+        <w:rPr>
+          <w:rFonts w:ascii="Arial" w:hAnsi="Arial" w:cs="Arial"/>
+        </w:rPr>
+      </w:pPr>
+    </w:p>
+    <w:p>
+      <w:pPr>
+        <w:pStyle w:val="Textbody"/>
+        <w:tabs>
+          <w:tab w:val="left" w:pos="4536"/>
+        </w:tabs>
+        <w:spacing w:after="0"/>
+        <w:rPr>
+          <w:rFonts w:ascii="Arial" w:hAnsi="Arial" w:cs="Arial"/>
+        </w:rPr>
+      </w:pPr>
+    </w:p>
+    <w:p>
+      <w:pPr>
+        <w:pStyle w:val="Textbody"/>
+        <w:tabs>
+          <w:tab w:val="left" w:pos="4536"/>
+        </w:tabs>
+        <w:jc w:val="center"/>
+        <w:rPr>
+          <w:rFonts w:ascii="Arial" w:hAnsi="Arial" w:cs="Arial"/>
+          <w:b/>
+          <w:bCs/>
+          <w:color w:val="000000" w:themeColor="text1"/>
+        </w:rPr>
+      </w:pPr>
+      <w:r>
+        <w:rPr>
+          <w:rFonts w:ascii="Arial" w:hAnsi="Arial" w:cs="Arial"/>
+          <w:b/>
+          <w:bCs/>
+          <w:color w:val="000000" w:themeColor="text1"/>
+        </w:rPr>
+        <w:t>References</w:t>
+      </w:r>
+    </w:p>
+    <w:p>
+      <w:pPr>
+        <w:pStyle w:val="Textbody"/>
+        <w:tabs>
+          <w:tab w:val="left" w:pos="4536"/>
+        </w:tabs>
         <w:jc w:val="both"/>
         <w:rPr>
           <w:rFonts w:ascii="Arial" w:hAnsi="Arial" w:cs="Arial"/>
-          <w:bCs/>
-        </w:rPr>
-      </w:pPr>
+          <w:color w:val="000000" w:themeColor="text1"/>
+        </w:rPr>
+      </w:pPr>
+      <w:r>
+        <w:rPr>
+          <w:rFonts w:ascii="Arial" w:hAnsi="Arial" w:cs="Arial"/>
+          <w:color w:val="000000" w:themeColor="text1"/>
+          <w:shd w:val="clear" w:color="auto" w:fill="FFFFFF"/>
+        </w:rPr>
+        <w:t>American Psychiatric Association. (2013). Diagnostic and statistical manual of mental disorders (5th ed.)</w:t>
+      </w:r>
+    </w:p>
+    <w:p>
+      <w:pPr>
+        <w:pStyle w:val="Textbody"/>
+        <w:tabs>
+          <w:tab w:val="left" w:pos="4536"/>
+        </w:tabs>
+        <w:jc w:val="both"/>
+        <w:rPr>
+          <w:rFonts w:ascii="Arial" w:hAnsi="Arial" w:cs="Arial"/>
+          <w:color w:val="000000" w:themeColor="text1"/>
+        </w:rPr>
+      </w:pPr>
+      <w:r>
+        <w:rPr>
+          <w:rFonts w:ascii="Arial" w:hAnsi="Arial" w:cs="Arial"/>
+          <w:color w:val="000000" w:themeColor="text1"/>
+          <w:shd w:val="clear" w:color="auto" w:fill="FFFFFF"/>
+        </w:rPr>
+        <w:t xml:space="preserve">Flanagan, D.P., and Alfonso, V.C. (2017) Essentials of WISC-V Assessment. </w:t>
+      </w:r>
+      <w:r>
+        <w:rPr>
+          <w:rFonts w:ascii="Arial" w:hAnsi="Arial" w:cs="Arial"/>
+          <w:color w:val="000000" w:themeColor="text1"/>
+          <w:shd w:val="clear" w:color="auto" w:fill="FFFFFF"/>
+        </w:rPr>
+        <w:t>Jane</w:t>
+      </w:r>
+      <w:r>
+        <w:rPr>
+          <w:rFonts w:ascii="Arial" w:hAnsi="Arial" w:cs="Arial"/>
+          <w:color w:val="000000" w:themeColor="text1"/>
+          <w:shd w:val="clear" w:color="auto" w:fill="FFFFFF"/>
+        </w:rPr>
+        <w:t xml:space="preserve"> Wiley &amp; Sons, Hoboken</w:t>
+      </w:r>
+    </w:p>
+    <w:p>
+      <w:pPr>
+        <w:pStyle w:val="Textbody"/>
+        <w:tabs>
+          <w:tab w:val="left" w:pos="4536"/>
+        </w:tabs>
+        <w:spacing w:after="0"/>
+        <w:rPr>
+          <w:rFonts w:ascii="Arial" w:hAnsi="Arial" w:cs="Arial"/>
+        </w:rPr>
+      </w:pPr>
+    </w:p>
+    <w:p>
+      <w:pPr>
+        <w:pStyle w:val="Textbody"/>
+        <w:tabs>
+          <w:tab w:val="left" w:pos="4536"/>
+        </w:tabs>
+        <w:spacing w:after="0"/>
+        <w:rPr>
+          <w:rFonts w:ascii="Arial" w:hAnsi="Arial" w:cs="Arial"/>
+        </w:rPr>
+      </w:pPr>
+    </w:p>
+    <w:p>
+      <w:pPr>
+        <w:pStyle w:val="Textbody"/>
+        <w:tabs>
+          <w:tab w:val="left" w:pos="4536"/>
+        </w:tabs>
+        <w:spacing w:after="0"/>
+        <w:rPr>
+          <w:rFonts w:ascii="Arial" w:hAnsi="Arial" w:cs="Arial"/>
+        </w:rPr>
+      </w:pPr>
+    </w:p>
+    <w:p>
+      <w:pPr>
+        <w:pStyle w:val="Textbody"/>
+        <w:tabs>
+          <w:tab w:val="left" w:pos="4536"/>
+        </w:tabs>
+        <w:spacing w:after="0"/>
+        <w:rPr>
+          <w:rFonts w:ascii="Arial" w:hAnsi="Arial" w:cs="Arial"/>
+        </w:rPr>
+      </w:pPr>
+    </w:p>
+    <w:p>
+      <w:pPr>
+        <w:pStyle w:val="Textbody"/>
+        <w:tabs>
+          <w:tab w:val="left" w:pos="4536"/>
+        </w:tabs>
+        <w:spacing w:after="0"/>
+        <w:rPr>
+          <w:rFonts w:ascii="Arial" w:hAnsi="Arial" w:cs="Arial"/>
+        </w:rPr>
+      </w:pPr>
+    </w:p>
+    <w:p>
+      <w:pPr>
+        <w:pStyle w:val="Textbody"/>
+        <w:tabs>
+          <w:tab w:val="left" w:pos="4536"/>
+        </w:tabs>
+        <w:spacing w:after="0"/>
+        <w:rPr>
+          <w:rFonts w:ascii="Arial" w:hAnsi="Arial" w:cs="Arial"/>
+        </w:rPr>
+      </w:pPr>
+    </w:p>
+    <w:p>
+      <w:pPr>
+        <w:pStyle w:val="Textbody"/>
+        <w:tabs>
+          <w:tab w:val="left" w:pos="4536"/>
+        </w:tabs>
+        <w:spacing w:after="0"/>
+        <w:rPr>
+          <w:rFonts w:ascii="Arial" w:hAnsi="Arial" w:cs="Arial"/>
+        </w:rPr>
+      </w:pPr>
+    </w:p>
+    <w:p>
+      <w:pPr>
+        <w:pStyle w:val="Textbody"/>
+        <w:tabs>
+          <w:tab w:val="left" w:pos="4536"/>
+        </w:tabs>
+        <w:spacing w:after="0"/>
+        <w:rPr>
+          <w:rFonts w:ascii="Arial" w:hAnsi="Arial" w:cs="Arial"/>
+        </w:rPr>
+      </w:pPr>
+    </w:p>
+    <w:p>
+      <w:pPr>
+        <w:pStyle w:val="Textbody"/>
+        <w:tabs>
+          <w:tab w:val="left" w:pos="4536"/>
+        </w:tabs>
+        <w:spacing w:after="0"/>
+        <w:rPr>
+          <w:rFonts w:ascii="Arial" w:hAnsi="Arial" w:cs="Arial"/>
+        </w:rPr>
+      </w:pPr>
+    </w:p>
+    <w:p>
+      <w:pPr>
+        <w:pStyle w:val="Textbody"/>
+        <w:tabs>
+          <w:tab w:val="left" w:pos="4536"/>
+        </w:tabs>
+        <w:spacing w:after="0"/>
+        <w:rPr>
+          <w:rFonts w:ascii="Arial" w:hAnsi="Arial" w:cs="Arial"/>
+        </w:rPr>
+      </w:pPr>
+    </w:p>
+    <w:p>
+      <w:pPr>
+        <w:pStyle w:val="Textbody"/>
+        <w:tabs>
+          <w:tab w:val="left" w:pos="4536"/>
+        </w:tabs>
+        <w:spacing w:after="0"/>
+        <w:rPr>
+          <w:rFonts w:ascii="Arial" w:hAnsi="Arial" w:cs="Arial"/>
+        </w:rPr>
+      </w:pPr>
+    </w:p>
+    <w:p>
+      <w:pPr>
+        <w:pStyle w:val="Textbody"/>
+        <w:tabs>
+          <w:tab w:val="left" w:pos="4536"/>
+        </w:tabs>
+        <w:spacing w:after="0"/>
+        <w:rPr>
+          <w:rFonts w:ascii="Arial" w:hAnsi="Arial" w:cs="Arial"/>
+        </w:rPr>
+      </w:pPr>
+    </w:p>
+    <w:p>
+      <w:pPr>
+        <w:pStyle w:val="Textbody"/>
+        <w:tabs>
+          <w:tab w:val="left" w:pos="4536"/>
+        </w:tabs>
+        <w:spacing w:after="0"/>
+        <w:rPr>
+          <w:rFonts w:ascii="Arial" w:hAnsi="Arial" w:cs="Arial"/>
+        </w:rPr>
+      </w:pPr>
+    </w:p>
+    <w:p>
+      <w:pPr>
+        <w:pStyle w:val="Textbody"/>
+        <w:tabs>
+          <w:tab w:val="left" w:pos="4536"/>
+        </w:tabs>
+        <w:spacing w:after="0"/>
+        <w:rPr>
+          <w:rFonts w:ascii="Arial" w:hAnsi="Arial" w:cs="Arial"/>
+        </w:rPr>
+      </w:pPr>
+    </w:p>
+    <w:p>
+      <w:pPr>
+        <w:pStyle w:val="Textbody"/>
+        <w:tabs>
+          <w:tab w:val="left" w:pos="4536"/>
+        </w:tabs>
+        <w:spacing w:after="0"/>
+        <w:rPr>
+          <w:rFonts w:ascii="Arial" w:hAnsi="Arial" w:cs="Arial"/>
+        </w:rPr>
+      </w:pPr>
+    </w:p>
+    <w:p>
+      <w:pPr>
+        <w:pStyle w:val="Textbody"/>
+        <w:tabs>
+          <w:tab w:val="left" w:pos="4536"/>
+        </w:tabs>
+        <w:spacing w:after="0"/>
+        <w:rPr>
+          <w:rFonts w:ascii="Arial" w:hAnsi="Arial" w:cs="Arial"/>
+        </w:rPr>
+      </w:pPr>
+    </w:p>
+    <w:p>
+      <w:pPr>
+        <w:pStyle w:val="Textbody"/>
+        <w:tabs>
+          <w:tab w:val="left" w:pos="4536"/>
+        </w:tabs>
+        <w:spacing w:after="0"/>
+        <w:rPr>
+          <w:rFonts w:ascii="Arial" w:hAnsi="Arial" w:cs="Arial"/>
+        </w:rPr>
+      </w:pPr>
+    </w:p>
+    <w:p>
+      <w:pPr>
+        <w:pStyle w:val="Textbody"/>
+        <w:tabs>
+          <w:tab w:val="left" w:pos="4536"/>
+        </w:tabs>
+        <w:spacing w:after="0"/>
+        <w:rPr>
+          <w:rFonts w:ascii="Arial" w:hAnsi="Arial" w:cs="Arial"/>
+        </w:rPr>
+      </w:pPr>
+    </w:p>
+    <w:p>
+      <w:pPr>
+        <w:pStyle w:val="Textbody"/>
+        <w:tabs>
+          <w:tab w:val="left" w:pos="4536"/>
+        </w:tabs>
+        <w:spacing w:after="0"/>
+        <w:rPr>
+          <w:rFonts w:ascii="Arial" w:hAnsi="Arial" w:cs="Arial"/>
+        </w:rPr>
+      </w:pPr>
+    </w:p>
+    <w:p>
+      <w:pPr>
+        <w:pStyle w:val="Textbody"/>
+        <w:tabs>
+          <w:tab w:val="left" w:pos="4536"/>
+        </w:tabs>
+        <w:spacing w:after="0"/>
+        <w:rPr>
+          <w:rFonts w:ascii="Arial" w:hAnsi="Arial" w:cs="Arial"/>
+        </w:rPr>
+      </w:pPr>
+    </w:p>
+    <w:p>
+      <w:pPr>
+        <w:pStyle w:val="Textbody"/>
+        <w:tabs>
+          <w:tab w:val="left" w:pos="4536"/>
+        </w:tabs>
+        <w:spacing w:after="0"/>
+        <w:rPr>
+          <w:rFonts w:ascii="Arial" w:hAnsi="Arial" w:cs="Arial"/>
+        </w:rPr>
+      </w:pPr>
+    </w:p>
+    <w:p>
+      <w:pPr>
+        <w:pStyle w:val="Textbody"/>
+        <w:tabs>
+          <w:tab w:val="left" w:pos="4536"/>
+        </w:tabs>
+        <w:spacing w:after="0"/>
+        <w:rPr>
+          <w:rFonts w:ascii="Arial" w:hAnsi="Arial" w:cs="Arial"/>
+        </w:rPr>
+      </w:pPr>
+    </w:p>
+    <w:p>
+      <w:pPr>
+        <w:pStyle w:val="Textbody"/>
+        <w:tabs>
+          <w:tab w:val="left" w:pos="4536"/>
+        </w:tabs>
+        <w:spacing w:after="0"/>
+        <w:rPr>
+          <w:rFonts w:ascii="Arial" w:hAnsi="Arial" w:cs="Arial"/>
+        </w:rPr>
+      </w:pPr>
+    </w:p>
+    <w:p>
+      <w:pPr>
+        <w:pStyle w:val="Textbody"/>
+        <w:tabs>
+          <w:tab w:val="left" w:pos="4536"/>
+        </w:tabs>
+        <w:spacing w:after="0"/>
+        <w:rPr>
+          <w:rFonts w:ascii="Arial" w:hAnsi="Arial" w:cs="Arial"/>
+        </w:rPr>
+      </w:pPr>
+    </w:p>
+    <w:p>
+      <w:pPr>
+        <w:pStyle w:val="Textbody"/>
+        <w:tabs>
+          <w:tab w:val="left" w:pos="4536"/>
+        </w:tabs>
+        <w:spacing w:after="0"/>
+        <w:rPr>
+          <w:rFonts w:ascii="Arial" w:hAnsi="Arial" w:cs="Arial"/>
+        </w:rPr>
+      </w:pPr>
+    </w:p>
+    <w:p>
+      <w:pPr>
+        <w:pStyle w:val="Textbody"/>
+        <w:tabs>
+          <w:tab w:val="left" w:pos="4536"/>
+        </w:tabs>
+        <w:spacing w:after="0"/>
+        <w:rPr>
+          <w:rFonts w:ascii="Arial" w:hAnsi="Arial" w:cs="Arial"/>
+        </w:rPr>
+      </w:pPr>
+    </w:p>
+    <w:p>
+      <w:pPr>
+        <w:pStyle w:val="Textbody"/>
+        <w:tabs>
+          <w:tab w:val="left" w:pos="4536"/>
+        </w:tabs>
+        <w:spacing w:after="0"/>
+        <w:rPr>
+          <w:rFonts w:ascii="Arial" w:hAnsi="Arial" w:cs="Arial"/>
+        </w:rPr>
+      </w:pPr>
+    </w:p>
+    <w:p>
+      <w:pPr>
+        <w:pStyle w:val="Textbody"/>
+        <w:tabs>
+          <w:tab w:val="left" w:pos="4536"/>
+        </w:tabs>
+        <w:spacing w:after="0"/>
+        <w:rPr>
+          <w:rFonts w:ascii="Arial" w:hAnsi="Arial" w:cs="Arial"/>
+        </w:rPr>
+      </w:pPr>
+    </w:p>
+    <w:p>
+      <w:pPr>
+        <w:pStyle w:val="Textbody"/>
+        <w:tabs>
+          <w:tab w:val="left" w:pos="4536"/>
+        </w:tabs>
+        <w:spacing w:after="0"/>
+        <w:rPr>
+          <w:rFonts w:ascii="Arial" w:hAnsi="Arial" w:cs="Arial"/>
+        </w:rPr>
+      </w:pPr>
+    </w:p>
+    <w:p>
+      <w:pPr>
+        <w:pStyle w:val="Textbody"/>
+        <w:tabs>
+          <w:tab w:val="left" w:pos="4536"/>
+        </w:tabs>
+        <w:spacing w:after="0"/>
+        <w:rPr>
+          <w:rFonts w:ascii="Arial" w:hAnsi="Arial" w:cs="Arial"/>
+        </w:rPr>
+      </w:pPr>
+    </w:p>
+    <w:p>
+      <w:pPr>
+        <w:pStyle w:val="Textbody"/>
+        <w:tabs>
+          <w:tab w:val="left" w:pos="4536"/>
+        </w:tabs>
+        <w:spacing w:after="0"/>
+        <w:rPr>
+          <w:rFonts w:ascii="Arial" w:hAnsi="Arial" w:cs="Arial"/>
+        </w:rPr>
+      </w:pPr>
+    </w:p>
+    <w:p>
+      <w:pPr>
+        <w:pStyle w:val="Textbody"/>
+        <w:tabs>
+          <w:tab w:val="left" w:pos="4536"/>
+        </w:tabs>
+        <w:spacing w:after="0"/>
+        <w:rPr>
+          <w:rFonts w:ascii="Arial" w:hAnsi="Arial" w:cs="Arial"/>
+        </w:rPr>
+      </w:pPr>
+    </w:p>
+    <w:p>
+      <w:pPr>
+        <w:pStyle w:val="Textbody"/>
+        <w:tabs>
+          <w:tab w:val="left" w:pos="4536"/>
+        </w:tabs>
+        <w:spacing w:after="0"/>
+        <w:rPr>
+          <w:rFonts w:ascii="Arial" w:hAnsi="Arial" w:cs="Arial"/>
+        </w:rPr>
+      </w:pPr>
+    </w:p>
+    <w:p>
+      <w:pPr>
+        <w:pStyle w:val="Textbody"/>
+        <w:tabs>
+          <w:tab w:val="left" w:pos="4536"/>
+        </w:tabs>
+        <w:spacing w:after="0"/>
+        <w:rPr>
+          <w:rFonts w:ascii="Arial" w:hAnsi="Arial" w:cs="Arial"/>
+        </w:rPr>
+      </w:pPr>
+    </w:p>
+    <w:p>
+      <w:pPr>
+        <w:pStyle w:val="Textbody"/>
+        <w:tabs>
+          <w:tab w:val="left" w:pos="4536"/>
+        </w:tabs>
+        <w:spacing w:after="0"/>
+        <w:rPr>
+          <w:rFonts w:ascii="Arial" w:hAnsi="Arial" w:cs="Arial"/>
+        </w:rPr>
+      </w:pPr>
+    </w:p>
+    <w:p>
+      <w:pPr>
+        <w:pStyle w:val="Textbody"/>
+        <w:tabs>
+          <w:tab w:val="left" w:pos="4536"/>
+        </w:tabs>
+        <w:spacing w:after="0"/>
+        <w:rPr>
+          <w:rFonts w:ascii="Arial" w:hAnsi="Arial" w:cs="Arial"/>
+        </w:rPr>
+      </w:pPr>
+    </w:p>
+    <w:p>
+      <w:pPr>
+        <w:pStyle w:val="Textbody"/>
+        <w:tabs>
+          <w:tab w:val="left" w:pos="4536"/>
+        </w:tabs>
+        <w:spacing w:after="0"/>
+        <w:rPr>
+          <w:rFonts w:ascii="Arial" w:hAnsi="Arial" w:cs="Arial"/>
+        </w:rPr>
+      </w:pPr>
+    </w:p>
+    <w:p>
+      <w:pPr>
+        <w:pStyle w:val="Textbody"/>
+        <w:tabs>
+          <w:tab w:val="left" w:pos="4536"/>
+        </w:tabs>
+        <w:spacing w:after="0"/>
+        <w:rPr>
+          <w:rFonts w:ascii="Arial" w:hAnsi="Arial" w:cs="Arial"/>
+        </w:rPr>
+      </w:pPr>
+    </w:p>
+    <w:p>
+      <w:pPr>
+        <w:pStyle w:val="Default"/>
+        <w:tabs>
+          <w:tab w:val="left" w:pos="4536"/>
+        </w:tabs>
+        <w:jc w:val="center"/>
+        <w:rPr>
+          <w:rFonts w:ascii="Arial" w:eastAsia="Times New Roman" w:hAnsi="Arial" w:cs="Arial"/>
+          <w:b/>
+          <w:color w:val="000000" w:themeColor="text1"/>
+          <w:u w:val="single"/>
+        </w:rPr>
+      </w:pPr>
+      <w:r>
+        <w:rPr>
+          <w:rFonts w:ascii="Arial" w:eastAsia="Times New Roman" w:hAnsi="Arial" w:cs="Arial"/>
+          <w:b/>
+          <w:color w:val="000000" w:themeColor="text1"/>
+          <w:u w:val="single"/>
+        </w:rPr>
+        <w:t>Appendix A</w:t>
+      </w:r>
+    </w:p>
+    <w:p>
+      <w:pPr>
+        <w:pStyle w:val="Default"/>
+        <w:tabs>
+          <w:tab w:val="left" w:pos="4536"/>
+        </w:tabs>
+        <w:jc w:val="center"/>
+        <w:rPr>
+          <w:rFonts w:ascii="Arial" w:eastAsia="Times New Roman" w:hAnsi="Arial" w:cs="Arial"/>
+          <w:b/>
+          <w:color w:val="000000" w:themeColor="text1"/>
+        </w:rPr>
+      </w:pPr>
+    </w:p>
+    <w:p>
+      <w:pPr>
+        <w:tabs>
+          <w:tab w:val="left" w:pos="900"/>
+          <w:tab w:val="left" w:pos="1134"/>
+          <w:tab w:val="left" w:pos="4253"/>
+        </w:tabs>
+        <w:spacing w:after="0" w:line="240" w:lineRule="auto"/>
+        <w:jc w:val="both"/>
+        <w:rPr>
+          <w:rFonts w:ascii="Arial" w:eastAsia="Times New Roman" w:hAnsi="Arial" w:cs="Arial"/>
+          <w:b/>
+          <w:bCs/>
+          <w:sz w:val="28"/>
+          <w:szCs w:val="28"/>
+          <w:lang w:val="en-GB"/>
+        </w:rPr>
+      </w:pPr>
+      <w:r>
+        <w:rPr>
+          <w:rFonts w:ascii="Arial" w:eastAsia="Times New Roman" w:hAnsi="Arial" w:cs="Arial"/>
+          <w:b/>
+          <w:bCs/>
+          <w:sz w:val="28"/>
+          <w:szCs w:val="28"/>
+          <w:lang w:val="en-GB"/>
+        </w:rPr>
+        <w:t xml:space="preserve">**The following websites provide useful information for further resource and skill </w:t>
+      </w:r>
+      <w:proofErr w:type="gramStart"/>
+      <w:r>
+        <w:rPr>
+          <w:rFonts w:ascii="Arial" w:eastAsia="Times New Roman" w:hAnsi="Arial" w:cs="Arial"/>
+          <w:b/>
+          <w:bCs/>
+          <w:sz w:val="28"/>
+          <w:szCs w:val="28"/>
+          <w:lang w:val="en-GB"/>
+        </w:rPr>
+        <w:t>ideas:*</w:t>
+      </w:r>
+      <w:proofErr w:type="gramEnd"/>
+      <w:r>
+        <w:rPr>
+          <w:rFonts w:ascii="Arial" w:eastAsia="Times New Roman" w:hAnsi="Arial" w:cs="Arial"/>
+          <w:b/>
+          <w:bCs/>
+          <w:sz w:val="28"/>
+          <w:szCs w:val="28"/>
+          <w:lang w:val="en-GB"/>
+        </w:rPr>
+        <w:t>*</w:t>
+      </w:r>
+    </w:p>
+    <w:p>
+      <w:pPr>
+        <w:tabs>
+          <w:tab w:val="left" w:pos="900"/>
+          <w:tab w:val="left" w:pos="1134"/>
+          <w:tab w:val="left" w:pos="4253"/>
+        </w:tabs>
+        <w:spacing w:after="0" w:line="240" w:lineRule="auto"/>
+        <w:jc w:val="both"/>
+      </w:pPr>
+    </w:p>
+    <w:p>
+      <w:pPr>
+        <w:spacing w:after="0" w:line="240" w:lineRule="auto"/>
+        <w:jc w:val="both"/>
+        <w:rPr>
+          <w:rFonts w:ascii="Arial" w:hAnsi="Arial" w:cs="Arial"/>
+          <w:sz w:val="24"/>
+          <w:szCs w:val="24"/>
+        </w:rPr>
+      </w:pPr>
+    </w:p>
+    <w:p>
+      <w:pPr>
+        <w:spacing w:after="0" w:line="240" w:lineRule="auto"/>
+        <w:jc w:val="both"/>
+        <w:rPr>
+          <w:rFonts w:ascii="Arial" w:hAnsi="Arial" w:cs="Arial"/>
+          <w:b/>
+          <w:bCs/>
+          <w:i/>
+          <w:iCs/>
+          <w:sz w:val="24"/>
+          <w:szCs w:val="24"/>
+          <w:u w:val="single"/>
+        </w:rPr>
+      </w:pPr>
+      <w:r>
+        <w:rPr>
+          <w:rFonts w:ascii="Arial" w:hAnsi="Arial" w:cs="Arial"/>
+          <w:b/>
+          <w:bCs/>
+          <w:i/>
+          <w:iCs/>
+          <w:sz w:val="24"/>
+          <w:szCs w:val="24"/>
+          <w:u w:val="single"/>
+        </w:rPr>
+        <w:t>Copy and Paste Chrome Extensions into your browser:</w:t>
+      </w:r>
+    </w:p>
+    <w:p>
+      <w:pPr>
+        <w:pStyle w:val="Textbody"/>
+        <w:tabs>
+          <w:tab w:val="left" w:pos="4536"/>
+        </w:tabs>
+        <w:spacing w:after="0"/>
+        <w:jc w:val="both"/>
+        <w:rPr>
+          <w:rFonts w:ascii="Arial" w:hAnsi="Arial" w:cs="Arial"/>
+          <w:bCs/>
+        </w:rPr>
+      </w:pPr>
+    </w:p>
+    <w:p>
+      <w:pPr>
+        <w:pStyle w:val="Default"/>
+        <w:tabs>
+          <w:tab w:val="left" w:pos="4536"/>
+        </w:tabs>
+        <w:jc w:val="center"/>
+        <w:rPr>
+          <w:rFonts w:ascii="Arial" w:eastAsia="Times New Roman" w:hAnsi="Arial" w:cs="Arial"/>
+          <w:b/>
+          <w:color w:val="000000" w:themeColor="text1"/>
+          <w:u w:val="single"/>
+        </w:rPr>
+      </w:pPr>
+    </w:p>
+    <w:p>
+      <w:pPr>
+        <w:pStyle w:val="Default"/>
+        <w:tabs>
+          <w:tab w:val="left" w:pos="4536"/>
+        </w:tabs>
+        <w:jc w:val="center"/>
+        <w:rPr>
+          <w:rFonts w:ascii="Arial" w:eastAsia="Times New Roman" w:hAnsi="Arial" w:cs="Arial"/>
+          <w:b/>
+          <w:color w:val="000000" w:themeColor="text1"/>
+          <w:u w:val="single"/>
+        </w:rPr>
+      </w:pPr>
+    </w:p>
+    <w:p>
+      <w:pPr>
+        <w:pStyle w:val="Default"/>
+        <w:tabs>
+          <w:tab w:val="left" w:pos="4536"/>
+        </w:tabs>
+        <w:jc w:val="center"/>
+        <w:rPr>
+          <w:rFonts w:ascii="Arial" w:eastAsia="Times New Roman" w:hAnsi="Arial" w:cs="Arial"/>
+          <w:b/>
+          <w:color w:val="000000" w:themeColor="text1"/>
+          <w:u w:val="single"/>
+        </w:rPr>
+      </w:pPr>
+    </w:p>
+    <w:p>
+      <w:pPr>
+        <w:pStyle w:val="Default"/>
+        <w:tabs>
+          <w:tab w:val="left" w:pos="4536"/>
+        </w:tabs>
+        <w:jc w:val="center"/>
+        <w:rPr>
+          <w:rFonts w:ascii="Arial" w:eastAsia="Times New Roman" w:hAnsi="Arial" w:cs="Arial"/>
+          <w:b/>
+          <w:color w:val="000000" w:themeColor="text1"/>
+          <w:u w:val="single"/>
+        </w:rPr>
+      </w:pPr>
+    </w:p>
+    <w:p>
+      <w:pPr>
+        <w:pStyle w:val="Default"/>
+        <w:tabs>
+          <w:tab w:val="left" w:pos="4536"/>
+        </w:tabs>
+        <w:jc w:val="center"/>
+        <w:rPr>
+          <w:rFonts w:ascii="Arial" w:eastAsia="Times New Roman" w:hAnsi="Arial" w:cs="Arial"/>
+          <w:b/>
+          <w:color w:val="000000" w:themeColor="text1"/>
+          <w:u w:val="single"/>
+        </w:rPr>
+      </w:pPr>
+    </w:p>
+    <w:p>
+      <w:pPr>
+        <w:pStyle w:val="Default"/>
+        <w:tabs>
+          <w:tab w:val="left" w:pos="4536"/>
+        </w:tabs>
+        <w:rPr>
+          <w:rFonts w:ascii="Arial" w:eastAsia="Times New Roman" w:hAnsi="Arial" w:cs="Arial"/>
+          <w:b/>
+          <w:color w:val="000000" w:themeColor="text1"/>
+          <w:u w:val="single"/>
+        </w:rPr>
+      </w:pPr>
+    </w:p>
+    <w:p>
+      <w:pPr>
+        <w:pStyle w:val="Default"/>
+        <w:tabs>
+          <w:tab w:val="left" w:pos="4536"/>
+        </w:tabs>
+        <w:rPr>
+          <w:rFonts w:ascii="Arial" w:eastAsia="Times New Roman" w:hAnsi="Arial" w:cs="Arial"/>
+          <w:b/>
+          <w:color w:val="000000" w:themeColor="text1"/>
+        </w:rPr>
+      </w:pPr>
+    </w:p>
+    <w:p>
+      <w:pPr>
+        <w:pStyle w:val="Default"/>
+        <w:tabs>
+          <w:tab w:val="left" w:pos="4536"/>
+        </w:tabs>
+        <w:rPr>
+          <w:rFonts w:ascii="Arial" w:eastAsia="Times New Roman" w:hAnsi="Arial" w:cs="Arial"/>
+          <w:b/>
+          <w:color w:val="000000" w:themeColor="text1"/>
+        </w:rPr>
+      </w:pPr>
+    </w:p>
+    <w:p>
+      <w:pPr>
+        <w:pStyle w:val="Default"/>
+        <w:tabs>
+          <w:tab w:val="left" w:pos="4536"/>
+        </w:tabs>
+        <w:rPr>
+          <w:rFonts w:ascii="Arial" w:eastAsia="Times New Roman" w:hAnsi="Arial" w:cs="Arial"/>
+          <w:b/>
+          <w:color w:val="000000" w:themeColor="text1"/>
+        </w:rPr>
+      </w:pPr>
+    </w:p>
+    <w:p>
+      <w:pPr>
+        <w:pStyle w:val="Default"/>
+        <w:tabs>
+          <w:tab w:val="left" w:pos="4536"/>
+        </w:tabs>
+        <w:rPr>
+          <w:rFonts w:ascii="Arial" w:eastAsia="Times New Roman" w:hAnsi="Arial" w:cs="Arial"/>
+          <w:b/>
+          <w:color w:val="000000" w:themeColor="text1"/>
+        </w:rPr>
+      </w:pPr>
+    </w:p>
+    <w:p>
+      <w:pPr>
+        <w:pStyle w:val="Default"/>
+        <w:tabs>
+          <w:tab w:val="left" w:pos="4536"/>
+        </w:tabs>
+        <w:rPr>
+          <w:rFonts w:ascii="Arial" w:eastAsia="Times New Roman" w:hAnsi="Arial" w:cs="Arial"/>
+          <w:b/>
+          <w:color w:val="000000" w:themeColor="text1"/>
+        </w:rPr>
+      </w:pPr>
+    </w:p>
+    <w:p>
+      <w:pPr>
+        <w:pStyle w:val="Default"/>
+        <w:tabs>
+          <w:tab w:val="left" w:pos="4536"/>
+        </w:tabs>
+        <w:rPr>
+          <w:rFonts w:ascii="Arial" w:eastAsia="Times New Roman" w:hAnsi="Arial" w:cs="Arial"/>
+          <w:b/>
+          <w:color w:val="000000" w:themeColor="text1"/>
+        </w:rPr>
+      </w:pPr>
+    </w:p>
+    <w:p>
+      <w:pPr>
+        <w:pStyle w:val="Default"/>
+        <w:tabs>
+          <w:tab w:val="left" w:pos="4536"/>
+        </w:tabs>
+        <w:rPr>
+          <w:rFonts w:ascii="Arial" w:eastAsia="Times New Roman" w:hAnsi="Arial" w:cs="Arial"/>
+          <w:b/>
+          <w:color w:val="000000" w:themeColor="text1"/>
+        </w:rPr>
+      </w:pPr>
+    </w:p>
+    <w:p>
+      <w:pPr>
+        <w:pStyle w:val="Default"/>
+        <w:tabs>
+          <w:tab w:val="left" w:pos="4536"/>
+        </w:tabs>
+        <w:rPr>
+          <w:rFonts w:ascii="Arial" w:eastAsia="Times New Roman" w:hAnsi="Arial" w:cs="Arial"/>
+          <w:b/>
+          <w:color w:val="000000" w:themeColor="text1"/>
+        </w:rPr>
+      </w:pPr>
+    </w:p>
+    <w:p>
+      <w:pPr>
+        <w:pStyle w:val="Default"/>
+        <w:tabs>
+          <w:tab w:val="left" w:pos="4536"/>
+        </w:tabs>
+        <w:jc w:val="center"/>
+        <w:rPr>
+          <w:rFonts w:ascii="Arial" w:eastAsia="Times New Roman" w:hAnsi="Arial" w:cs="Arial"/>
+          <w:b/>
+          <w:color w:val="000000" w:themeColor="text1"/>
+          <w:u w:val="single"/>
+        </w:rPr>
+      </w:pPr>
+      <w:r>
+        <w:rPr>
+          <w:rFonts w:ascii="Arial" w:eastAsia="Times New Roman" w:hAnsi="Arial" w:cs="Arial"/>
+          <w:b/>
+          <w:color w:val="000000" w:themeColor="text1"/>
+          <w:u w:val="single"/>
+        </w:rPr>
+        <w:t>Appendix B</w:t>
+      </w:r>
+    </w:p>
+    <w:p>
+      <w:pPr>
+        <w:rPr>
+          <w:rFonts w:ascii="Arial" w:hAnsi="Arial" w:cs="Arial"/>
+          <w:b/>
+          <w:bCs/>
+          <w:sz w:val="24"/>
+          <w:szCs w:val="24"/>
+          <w:lang w:val="en-US"/>
+        </w:rPr>
+      </w:pPr>
+    </w:p>
+    <w:p>
+      <w:pPr>
+        <w:spacing w:after="0" w:line="240" w:lineRule="auto"/>
+        <w:jc w:val="both"/>
+        <w:rPr>
+          <w:rFonts w:ascii="Arial" w:hAnsi="Arial" w:cs="Arial"/>
+          <w:b/>
+          <w:bCs/>
+          <w:sz w:val="24"/>
+          <w:szCs w:val="24"/>
+          <w:u w:val="single"/>
+          <w:lang w:val="en-US"/>
+        </w:rPr>
+      </w:pPr>
+      <w:r>
+        <w:rPr>
+          <w:rFonts w:ascii="Arial" w:hAnsi="Arial" w:cs="Arial"/>
+          <w:b/>
+          <w:bCs/>
+          <w:sz w:val="24"/>
+          <w:szCs w:val="24"/>
+          <w:u w:val="single"/>
+          <w:lang w:val="en-US"/>
+        </w:rPr>
+        <w:t>Suggested Accommodations for ADHD</w:t>
+      </w:r>
+    </w:p>
+    <w:p>
+      <w:pPr>
+        <w:spacing w:after="0" w:line="240" w:lineRule="auto"/>
+        <w:jc w:val="both"/>
+        <w:rPr>
+          <w:rFonts w:ascii="Arial" w:hAnsi="Arial" w:cs="Arial"/>
+          <w:b/>
+          <w:bCs/>
+          <w:sz w:val="24"/>
+          <w:szCs w:val="24"/>
+          <w:lang w:val="en-US"/>
+        </w:rPr>
+      </w:pPr>
+    </w:p>
+    <w:p>
+      <w:pPr>
+        <w:spacing w:after="0" w:line="240" w:lineRule="auto"/>
+        <w:jc w:val="both"/>
+        <w:rPr>
+          <w:rFonts w:ascii="Arial" w:hAnsi="Arial" w:cs="Arial"/>
+          <w:b/>
+          <w:bCs/>
+          <w:sz w:val="24"/>
+          <w:szCs w:val="24"/>
+          <w:u w:val="single"/>
+          <w:lang w:val="en-US"/>
+        </w:rPr>
+      </w:pPr>
+      <w:r>
+        <w:rPr>
+          <w:rFonts w:ascii="Arial" w:hAnsi="Arial" w:cs="Arial"/>
+          <w:b/>
+          <w:bCs/>
+          <w:sz w:val="24"/>
+          <w:szCs w:val="24"/>
+          <w:u w:val="single"/>
+          <w:lang w:val="en-US"/>
+        </w:rPr>
+        <w:t>Environmental and seating accommodations</w:t>
+      </w:r>
+    </w:p>
+    <w:p>
+      <w:pPr>
+        <w:spacing w:after="0" w:line="240" w:lineRule="auto"/>
+        <w:jc w:val="both"/>
+        <w:rPr>
+          <w:rFonts w:ascii="Arial" w:hAnsi="Arial" w:cs="Arial"/>
+          <w:b/>
+          <w:bCs/>
+          <w:sz w:val="24"/>
+          <w:szCs w:val="24"/>
+          <w:u w:val="single"/>
+          <w:lang w:val="en-US"/>
+        </w:rPr>
+      </w:pPr>
+    </w:p>
+    <w:p>
+      <w:pPr>
+        <w:spacing w:after="0" w:line="240" w:lineRule="auto"/>
+        <w:jc w:val="both"/>
+        <w:rPr>
+          <w:rFonts w:ascii="Arial" w:hAnsi="Arial" w:cs="Arial"/>
+          <w:b/>
+          <w:bCs/>
+          <w:sz w:val="24"/>
+          <w:szCs w:val="24"/>
+          <w:u w:val="single"/>
+          <w:lang w:val="en-US"/>
+        </w:rPr>
+      </w:pPr>
+      <w:r>
+        <w:rPr>
+          <w:rFonts w:ascii="Arial" w:hAnsi="Arial" w:cs="Arial"/>
+          <w:b/>
+          <w:bCs/>
+          <w:sz w:val="24"/>
+          <w:szCs w:val="24"/>
+          <w:u w:val="single"/>
+          <w:lang w:val="en-US"/>
+        </w:rPr>
+        <w:t>Behavioral and support accommodations</w:t>
+      </w:r>
+    </w:p>
+    <w:p>
+      <w:pPr>
+        <w:spacing w:after="0" w:line="240" w:lineRule="auto"/>
+        <w:ind w:left="567"/>
+        <w:jc w:val="both"/>
+        <w:rPr>
+          <w:rFonts w:ascii="Arial" w:hAnsi="Arial" w:cs="Arial"/>
+          <w:b/>
+          <w:bCs/>
+          <w:sz w:val="24"/>
+          <w:szCs w:val="24"/>
+          <w:lang w:val="en-US"/>
+        </w:rPr>
+      </w:pPr>
+    </w:p>
+    <w:p>
+      <w:pPr>
+        <w:spacing w:after="0" w:line="240" w:lineRule="auto"/>
+        <w:jc w:val="both"/>
+        <w:rPr>
+          <w:rFonts w:ascii="Arial" w:hAnsi="Arial" w:cs="Arial"/>
+          <w:b/>
+          <w:bCs/>
+          <w:sz w:val="24"/>
+          <w:szCs w:val="24"/>
+          <w:u w:val="single"/>
+          <w:lang w:val="en-US"/>
+        </w:rPr>
+      </w:pPr>
+      <w:r>
+        <w:rPr>
+          <w:rFonts w:ascii="Arial" w:hAnsi="Arial" w:cs="Arial"/>
+          <w:b/>
+          <w:bCs/>
+          <w:sz w:val="24"/>
+          <w:szCs w:val="24"/>
+          <w:u w:val="single"/>
+          <w:lang w:val="en-US"/>
+        </w:rPr>
+        <w:t>Testing and assessment accommodations</w:t>
+      </w:r>
     </w:p>
     <w:sectPr>
       <w:headerReference w:type="default" r:id="rId10"/>
@@ -33181,6 +33542,155 @@
     </w:lvl>
   </w:abstractNum>
   <w:abstractNum w:abstractNumId="3" w15:restartNumberingAfterBreak="0">
+    <w:nsid w:val="16277D32"/>
+    <w:multiLevelType w:val="multilevel"/>
+    <w:tmpl w:val="970A06BC"/>
+    <w:lvl w:ilvl="0">
+      <w:start w:val="1"/>
+      <w:numFmt w:val="bullet"/>
+      <w:lvlText w:val=""/>
+      <w:lvlJc w:val="left"/>
+      <w:pPr>
+        <w:tabs>
+          <w:tab w:val="num" w:pos="720"/>
+        </w:tabs>
+        <w:ind w:left="720" w:hanging="360"/>
+      </w:pPr>
+      <w:rPr>
+        <w:rFonts w:ascii="Symbol" w:hAnsi="Symbol" w:hint="default"/>
+        <w:sz w:val="20"/>
+      </w:rPr>
+    </w:lvl>
+    <w:lvl w:ilvl="1">
+      <w:start w:val="1"/>
+      <w:numFmt w:val="bullet"/>
+      <w:lvlText w:val="o"/>
+      <w:lvlJc w:val="left"/>
+      <w:pPr>
+        <w:tabs>
+          <w:tab w:val="num" w:pos="1440"/>
+        </w:tabs>
+        <w:ind w:left="1440" w:hanging="360"/>
+      </w:pPr>
+      <w:rPr>
+        <w:rFonts w:ascii="Courier New" w:hAnsi="Courier New" w:cs="Times New Roman" w:hint="default"/>
+        <w:sz w:val="20"/>
+      </w:rPr>
+    </w:lvl>
+    <w:lvl w:ilvl="2">
+      <w:start w:val="1"/>
+      <w:numFmt w:val="bullet"/>
+      <w:lvlText w:val=""/>
+      <w:lvlJc w:val="left"/>
+      <w:pPr>
+        <w:tabs>
+          <w:tab w:val="num" w:pos="2160"/>
+        </w:tabs>
+        <w:ind w:left="2160" w:hanging="360"/>
+      </w:pPr>
+      <w:rPr>
+        <w:rFonts w:ascii="Wingdings" w:hAnsi="Wingdings" w:hint="default"/>
+        <w:sz w:val="20"/>
+      </w:rPr>
+    </w:lvl>
+    <w:lvl w:ilvl="3">
+      <w:start w:val="1"/>
+      <w:numFmt w:val="bullet"/>
+      <w:lvlText w:val=""/>
+      <w:lvlJc w:val="left"/>
+      <w:pPr>
+        <w:tabs>
+          <w:tab w:val="num" w:pos="2880"/>
+        </w:tabs>
+        <w:ind w:left="2880" w:hanging="360"/>
+      </w:pPr>
+      <w:rPr>
+        <w:rFonts w:ascii="Wingdings" w:hAnsi="Wingdings" w:hint="default"/>
+        <w:sz w:val="20"/>
+      </w:rPr>
+    </w:lvl>
+    <w:lvl w:ilvl="4">
+      <w:start w:val="1"/>
+      <w:numFmt w:val="bullet"/>
+      <w:lvlText w:val=""/>
+      <w:lvlJc w:val="left"/>
+      <w:pPr>
+        <w:tabs>
+          <w:tab w:val="num" w:pos="3600"/>
+        </w:tabs>
+        <w:ind w:left="3600" w:hanging="360"/>
+      </w:pPr>
+      <w:rPr>
+        <w:rFonts w:ascii="Wingdings" w:hAnsi="Wingdings" w:hint="default"/>
+        <w:sz w:val="20"/>
+      </w:rPr>
+    </w:lvl>
+    <w:lvl w:ilvl="5">
+      <w:start w:val="1"/>
+      <w:numFmt w:val="bullet"/>
+      <w:lvlText w:val=""/>
+      <w:lvlJc w:val="left"/>
+      <w:pPr>
+        <w:tabs>
+          <w:tab w:val="num" w:pos="4320"/>
+        </w:tabs>
+        <w:ind w:left="4320" w:hanging="360"/>
+      </w:pPr>
+      <w:rPr>
+        <w:rFonts w:ascii="Wingdings" w:hAnsi="Wingdings" w:hint="default"/>
+        <w:sz w:val="20"/>
+      </w:rPr>
+    </w:lvl>
+    <w:lvl w:ilvl="6">
+      <w:start w:val="1"/>
+      <w:numFmt w:val="bullet"/>
+      <w:lvlText w:val=""/>
+      <w:lvlJc w:val="left"/>
+      <w:pPr>
+        <w:tabs>
+          <w:tab w:val="num" w:pos="5040"/>
+        </w:tabs>
+        <w:ind w:left="5040" w:hanging="360"/>
+      </w:pPr>
+      <w:rPr>
+        <w:rFonts w:ascii="Wingdings" w:hAnsi="Wingdings" w:hint="default"/>
+        <w:sz w:val="20"/>
+      </w:rPr>
+    </w:lvl>
+    <w:lvl w:ilvl="7">
+      <w:start w:val="1"/>
+      <w:numFmt w:val="bullet"/>
+      <w:lvlText w:val=""/>
+      <w:lvlJc w:val="left"/>
+      <w:pPr>
+        <w:tabs>
+          <w:tab w:val="num" w:pos="5760"/>
+        </w:tabs>
+        <w:ind w:left="5760" w:hanging="360"/>
+      </w:pPr>
+      <w:rPr>
+        <w:rFonts w:ascii="Wingdings" w:hAnsi="Wingdings" w:hint="default"/>
+        <w:sz w:val="20"/>
+      </w:rPr>
+    </w:lvl>
+    <w:lvl w:ilvl="8">
+      <w:start w:val="1"/>
+      <w:numFmt w:val="bullet"/>
+      <w:lvlText w:val=""/>
+      <w:lvlJc w:val="left"/>
+      <w:pPr>
+        <w:tabs>
+          <w:tab w:val="num" w:pos="6480"/>
+        </w:tabs>
+        <w:ind w:left="6480" w:hanging="360"/>
+      </w:pPr>
+      <w:rPr>
+        <w:rFonts w:ascii="Wingdings" w:hAnsi="Wingdings" w:hint="default"/>
+        <w:sz w:val="20"/>
+      </w:rPr>
+    </w:lvl>
+  </w:abstractNum>
+  <w:abstractNum w:abstractNumId="4" w15:restartNumberingAfterBreak="0">
     <w:nsid w:val="1DCC6049"/>
     <w:multiLevelType w:val="hybridMultilevel"/>
     <w:tmpl w:val="9F306BDE"/>
@@ -33292,7 +33802,7 @@
       </w:rPr>
     </w:lvl>
   </w:abstractNum>
-  <w:abstractNum w:abstractNumId="4" w15:restartNumberingAfterBreak="0">
+  <w:abstractNum w:abstractNumId="5" w15:restartNumberingAfterBreak="0">
     <w:nsid w:val="202B4E12"/>
     <w:multiLevelType w:val="hybridMultilevel"/>
     <w:tmpl w:val="48E61724"/>
@@ -33405,7 +33915,7 @@
       </w:rPr>
     </w:lvl>
   </w:abstractNum>
-  <w:abstractNum w:abstractNumId="5" w15:restartNumberingAfterBreak="0">
+  <w:abstractNum w:abstractNumId="6" w15:restartNumberingAfterBreak="0">
     <w:nsid w:val="22583A90"/>
     <w:multiLevelType w:val="hybridMultilevel"/>
     <w:tmpl w:val="B7420D48"/>
@@ -33491,7 +34001,7 @@
       </w:pPr>
     </w:lvl>
   </w:abstractNum>
-  <w:abstractNum w:abstractNumId="6" w15:restartNumberingAfterBreak="0">
+  <w:abstractNum w:abstractNumId="7" w15:restartNumberingAfterBreak="0">
     <w:nsid w:val="29611CBF"/>
     <w:multiLevelType w:val="hybridMultilevel"/>
     <w:tmpl w:val="B67A1F22"/>
@@ -33577,7 +34087,7 @@
       </w:pPr>
     </w:lvl>
   </w:abstractNum>
-  <w:abstractNum w:abstractNumId="7" w15:restartNumberingAfterBreak="0">
+  <w:abstractNum w:abstractNumId="8" w15:restartNumberingAfterBreak="0">
     <w:nsid w:val="2B9C35B0"/>
     <w:multiLevelType w:val="hybridMultilevel"/>
     <w:tmpl w:val="8D36CF8A"/>
@@ -33690,7 +34200,7 @@
       </w:rPr>
     </w:lvl>
   </w:abstractNum>
-  <w:abstractNum w:abstractNumId="8" w15:restartNumberingAfterBreak="0">
+  <w:abstractNum w:abstractNumId="9" w15:restartNumberingAfterBreak="0">
     <w:nsid w:val="3EE924CC"/>
     <w:multiLevelType w:val="hybridMultilevel"/>
     <w:tmpl w:val="D2522FAE"/>
@@ -33776,7 +34286,7 @@
       </w:pPr>
     </w:lvl>
   </w:abstractNum>
-  <w:abstractNum w:abstractNumId="9" w15:restartNumberingAfterBreak="0">
+  <w:abstractNum w:abstractNumId="10" w15:restartNumberingAfterBreak="0">
     <w:nsid w:val="41190C83"/>
     <w:multiLevelType w:val="hybridMultilevel"/>
     <w:tmpl w:val="1FF091D4"/>
@@ -33865,7 +34375,7 @@
       </w:pPr>
     </w:lvl>
   </w:abstractNum>
-  <w:abstractNum w:abstractNumId="10" w15:restartNumberingAfterBreak="0">
+  <w:abstractNum w:abstractNumId="11" w15:restartNumberingAfterBreak="0">
     <w:nsid w:val="44967EBD"/>
     <w:multiLevelType w:val="hybridMultilevel"/>
     <w:tmpl w:val="F49A4428"/>
@@ -33955,7 +34465,7 @@
       </w:pPr>
     </w:lvl>
   </w:abstractNum>
-  <w:abstractNum w:abstractNumId="11" w15:restartNumberingAfterBreak="0">
+  <w:abstractNum w:abstractNumId="12" w15:restartNumberingAfterBreak="0">
     <w:nsid w:val="4C6C094E"/>
     <w:multiLevelType w:val="hybridMultilevel"/>
     <w:tmpl w:val="573C2C14"/>
@@ -34041,7 +34551,7 @@
       </w:pPr>
     </w:lvl>
   </w:abstractNum>
-  <w:abstractNum w:abstractNumId="12" w15:restartNumberingAfterBreak="0">
+  <w:abstractNum w:abstractNumId="13" w15:restartNumberingAfterBreak="0">
     <w:nsid w:val="4D130BFD"/>
     <w:multiLevelType w:val="multilevel"/>
     <w:tmpl w:val="F18C4252"/>
@@ -34186,7 +34696,7 @@
       </w:rPr>
     </w:lvl>
   </w:abstractNum>
-  <w:abstractNum w:abstractNumId="13" w15:restartNumberingAfterBreak="0">
+  <w:abstractNum w:abstractNumId="14" w15:restartNumberingAfterBreak="0">
     <w:nsid w:val="4DB90777"/>
     <w:multiLevelType w:val="hybridMultilevel"/>
     <w:tmpl w:val="0E065ADA"/>
@@ -34299,7 +34809,7 @@
       </w:rPr>
     </w:lvl>
   </w:abstractNum>
-  <w:abstractNum w:abstractNumId="14" w15:restartNumberingAfterBreak="0">
+  <w:abstractNum w:abstractNumId="15" w15:restartNumberingAfterBreak="0">
     <w:nsid w:val="57FF0930"/>
     <w:multiLevelType w:val="multilevel"/>
     <w:tmpl w:val="3D02FBA2"/>
@@ -34448,7 +34958,7 @@
       </w:rPr>
     </w:lvl>
   </w:abstractNum>
-  <w:abstractNum w:abstractNumId="15" w15:restartNumberingAfterBreak="0">
+  <w:abstractNum w:abstractNumId="16" w15:restartNumberingAfterBreak="0">
     <w:nsid w:val="5CCB24E6"/>
     <w:multiLevelType w:val="hybridMultilevel"/>
     <w:tmpl w:val="E3FCD5E0"/>
@@ -34534,7 +35044,7 @@
       </w:pPr>
     </w:lvl>
   </w:abstractNum>
-  <w:abstractNum w:abstractNumId="16" w15:restartNumberingAfterBreak="0">
+  <w:abstractNum w:abstractNumId="17" w15:restartNumberingAfterBreak="0">
     <w:nsid w:val="65967260"/>
     <w:multiLevelType w:val="hybridMultilevel"/>
     <w:tmpl w:val="553EABF0"/>
@@ -34620,7 +35130,7 @@
       </w:pPr>
     </w:lvl>
   </w:abstractNum>
-  <w:abstractNum w:abstractNumId="17" w15:restartNumberingAfterBreak="0">
+  <w:abstractNum w:abstractNumId="18" w15:restartNumberingAfterBreak="0">
     <w:nsid w:val="79CB467E"/>
     <w:multiLevelType w:val="hybridMultilevel"/>
     <w:tmpl w:val="EE7EE196"/>
@@ -34733,7 +35243,120 @@
       </w:rPr>
     </w:lvl>
   </w:abstractNum>
-  <w:abstractNum w:abstractNumId="18" w15:restartNumberingAfterBreak="0">
+  <w:abstractNum w:abstractNumId="19" w15:restartNumberingAfterBreak="0">
+    <w:nsid w:val="7B9A1B7E"/>
+    <w:multiLevelType w:val="hybridMultilevel"/>
+    <w:tmpl w:val="B3346022"/>
+    <w:lvl w:ilvl="0" w:tplc="10090001">
+      <w:start w:val="1"/>
+      <w:numFmt w:val="bullet"/>
+      <w:lvlText w:val=""/>
+      <w:lvlJc w:val="left"/>
+      <w:pPr>
+        <w:ind w:left="720" w:hanging="360"/>
+      </w:pPr>
+      <w:rPr>
+        <w:rFonts w:ascii="Symbol" w:hAnsi="Symbol" w:hint="default"/>
+      </w:rPr>
+    </w:lvl>
+    <w:lvl w:ilvl="1" w:tplc="10090003">
+      <w:start w:val="1"/>
+      <w:numFmt w:val="bullet"/>
+      <w:lvlText w:val="o"/>
+      <w:lvlJc w:val="left"/>
+      <w:pPr>
+        <w:ind w:left="1440" w:hanging="360"/>
+      </w:pPr>
+      <w:rPr>
+        <w:rFonts w:ascii="Courier New" w:hAnsi="Courier New" w:cs="Courier New" w:hint="default"/>
+      </w:rPr>
+    </w:lvl>
+    <w:lvl w:ilvl="2" w:tplc="10090005">
+      <w:start w:val="1"/>
+      <w:numFmt w:val="bullet"/>
+      <w:lvlText w:val=""/>
+      <w:lvlJc w:val="left"/>
+      <w:pPr>
+        <w:ind w:left="2160" w:hanging="360"/>
+      </w:pPr>
+      <w:rPr>
+        <w:rFonts w:ascii="Wingdings" w:hAnsi="Wingdings" w:hint="default"/>
+      </w:rPr>
+    </w:lvl>
+    <w:lvl w:ilvl="3" w:tplc="10090001">
+      <w:start w:val="1"/>
+      <w:numFmt w:val="bullet"/>
+      <w:lvlText w:val=""/>
+      <w:lvlJc w:val="left"/>
+      <w:pPr>
+        <w:ind w:left="2880" w:hanging="360"/>
+      </w:pPr>
+      <w:rPr>
+        <w:rFonts w:ascii="Symbol" w:hAnsi="Symbol" w:hint="default"/>
+      </w:rPr>
+    </w:lvl>
+    <w:lvl w:ilvl="4" w:tplc="10090003">
+      <w:start w:val="1"/>
+      <w:numFmt w:val="bullet"/>
+      <w:lvlText w:val="o"/>
+      <w:lvlJc w:val="left"/>
+      <w:pPr>
+        <w:ind w:left="3600" w:hanging="360"/>
+      </w:pPr>
+      <w:rPr>
+        <w:rFonts w:ascii="Courier New" w:hAnsi="Courier New" w:cs="Courier New" w:hint="default"/>
+      </w:rPr>
+    </w:lvl>
+    <w:lvl w:ilvl="5" w:tplc="10090005">
+      <w:start w:val="1"/>
+      <w:numFmt w:val="bullet"/>
+      <w:lvlText w:val=""/>
+      <w:lvlJc w:val="left"/>
+      <w:pPr>
+        <w:ind w:left="4320" w:hanging="360"/>
+      </w:pPr>
+      <w:rPr>
+        <w:rFonts w:ascii="Wingdings" w:hAnsi="Wingdings" w:hint="default"/>
+      </w:rPr>
+    </w:lvl>
+    <w:lvl w:ilvl="6" w:tplc="10090001">
+      <w:start w:val="1"/>
+      <w:numFmt w:val="bullet"/>
+      <w:lvlText w:val=""/>
+      <w:lvlJc w:val="left"/>
+      <w:pPr>
+        <w:ind w:left="5040" w:hanging="360"/>
+      </w:pPr>
+      <w:rPr>
+        <w:rFonts w:ascii="Symbol" w:hAnsi="Symbol" w:hint="default"/>
+      </w:rPr>
+    </w:lvl>
+    <w:lvl w:ilvl="7" w:tplc="10090003">
+      <w:start w:val="1"/>
+      <w:numFmt w:val="bullet"/>
+      <w:lvlText w:val="o"/>
+      <w:lvlJc w:val="left"/>
+      <w:pPr>
+        <w:ind w:left="5760" w:hanging="360"/>
+      </w:pPr>
+      <w:rPr>
+        <w:rFonts w:ascii="Courier New" w:hAnsi="Courier New" w:cs="Courier New" w:hint="default"/>
+      </w:rPr>
+    </w:lvl>
+    <w:lvl w:ilvl="8" w:tplc="10090005">
+      <w:start w:val="1"/>
+      <w:numFmt w:val="bullet"/>
+      <w:lvlText w:val=""/>
+      <w:lvlJc w:val="left"/>
+      <w:pPr>
+        <w:ind w:left="6480" w:hanging="360"/>
+      </w:pPr>
+      <w:rPr>
+        <w:rFonts w:ascii="Wingdings" w:hAnsi="Wingdings" w:hint="default"/>
+      </w:rPr>
+    </w:lvl>
+  </w:abstractNum>
+  <w:abstractNum w:abstractNumId="20" w15:restartNumberingAfterBreak="0">
     <w:nsid w:val="7BB056A0"/>
     <w:multiLevelType w:val="hybridMultilevel"/>
     <w:tmpl w:val="05388542"/>
@@ -34822,7 +35445,7 @@
       </w:pPr>
     </w:lvl>
   </w:abstractNum>
-  <w:abstractNum w:abstractNumId="19" w15:restartNumberingAfterBreak="0">
+  <w:abstractNum w:abstractNumId="21" w15:restartNumberingAfterBreak="0">
     <w:nsid w:val="7ED86FAF"/>
     <w:multiLevelType w:val="hybridMultilevel"/>
     <w:tmpl w:val="35FC7780"/>
@@ -34936,67 +35559,73 @@
     </w:lvl>
   </w:abstractNum>
   <w:num w:numId="1" w16cid:durableId="735395336">
-    <w:abstractNumId w:val="7"/>
+    <w:abstractNumId w:val="8"/>
   </w:num>
   <w:num w:numId="2" w16cid:durableId="443577612">
     <w:abstractNumId w:val="1"/>
   </w:num>
   <w:num w:numId="3" w16cid:durableId="1091971653">
+    <w:abstractNumId w:val="20"/>
+  </w:num>
+  <w:num w:numId="4" w16cid:durableId="1093666921">
+    <w:abstractNumId w:val="10"/>
+  </w:num>
+  <w:num w:numId="5" w16cid:durableId="1732342298">
+    <w:abstractNumId w:val="8"/>
+  </w:num>
+  <w:num w:numId="6" w16cid:durableId="917441401">
     <w:abstractNumId w:val="18"/>
   </w:num>
-  <w:num w:numId="4" w16cid:durableId="1093666921">
-    <w:abstractNumId w:val="9"/>
-  </w:num>
-  <w:num w:numId="5" w16cid:durableId="1732342298">
-    <w:abstractNumId w:val="7"/>
-  </w:num>
-  <w:num w:numId="6" w16cid:durableId="917441401">
-    <w:abstractNumId w:val="17"/>
-  </w:num>
   <w:num w:numId="7" w16cid:durableId="2132746877">
-    <w:abstractNumId w:val="10"/>
+    <w:abstractNumId w:val="11"/>
   </w:num>
   <w:num w:numId="8" w16cid:durableId="1749879990">
     <w:abstractNumId w:val="2"/>
   </w:num>
   <w:num w:numId="9" w16cid:durableId="45106256">
-    <w:abstractNumId w:val="3"/>
+    <w:abstractNumId w:val="4"/>
   </w:num>
   <w:num w:numId="10" w16cid:durableId="1616516859">
-    <w:abstractNumId w:val="19"/>
+    <w:abstractNumId w:val="21"/>
   </w:num>
   <w:num w:numId="11" w16cid:durableId="705641018">
+    <w:abstractNumId w:val="17"/>
+  </w:num>
+  <w:num w:numId="12" w16cid:durableId="1731609970">
+    <w:abstractNumId w:val="7"/>
+  </w:num>
+  <w:num w:numId="13" w16cid:durableId="1806775831">
     <w:abstractNumId w:val="16"/>
   </w:num>
-  <w:num w:numId="12" w16cid:durableId="1731609970">
+  <w:num w:numId="14" w16cid:durableId="1390300662">
+    <w:abstractNumId w:val="12"/>
+  </w:num>
+  <w:num w:numId="15" w16cid:durableId="540672112">
+    <w:abstractNumId w:val="9"/>
+  </w:num>
+  <w:num w:numId="16" w16cid:durableId="12150241">
+    <w:abstractNumId w:val="14"/>
+  </w:num>
+  <w:num w:numId="17" w16cid:durableId="1076168055">
     <w:abstractNumId w:val="6"/>
   </w:num>
-  <w:num w:numId="13" w16cid:durableId="1806775831">
+  <w:num w:numId="18" w16cid:durableId="882912599">
+    <w:abstractNumId w:val="13"/>
+  </w:num>
+  <w:num w:numId="19" w16cid:durableId="537283674">
     <w:abstractNumId w:val="15"/>
   </w:num>
-  <w:num w:numId="14" w16cid:durableId="1390300662">
-    <w:abstractNumId w:val="11"/>
-  </w:num>
-  <w:num w:numId="15" w16cid:durableId="540672112">
-    <w:abstractNumId w:val="8"/>
-  </w:num>
-  <w:num w:numId="16" w16cid:durableId="12150241">
-    <w:abstractNumId w:val="13"/>
-  </w:num>
-  <w:num w:numId="17" w16cid:durableId="1076168055">
+  <w:num w:numId="20" w16cid:durableId="749961179">
     <w:abstractNumId w:val="5"/>
-  </w:num>
-  <w:num w:numId="18" w16cid:durableId="882912599">
-    <w:abstractNumId w:val="12"/>
-  </w:num>
-  <w:num w:numId="19" w16cid:durableId="537283674">
-    <w:abstractNumId w:val="14"/>
-  </w:num>
-  <w:num w:numId="20" w16cid:durableId="749961179">
-    <w:abstractNumId w:val="4"/>
   </w:num>
   <w:num w:numId="21" w16cid:durableId="399713312">
     <w:abstractNumId w:val="0"/>
+  </w:num>
+  <w:num w:numId="22" w16cid:durableId="1956404471">
+    <w:abstractNumId w:val="19"/>
+  </w:num>
+  <w:num w:numId="23" w16cid:durableId="1207370629">
+    <w:abstractNumId w:val="3"/>
   </w:num>
 </w:numbering>
 </file>
